--- a/docs/PAW.docx
+++ b/docs/PAW.docx
@@ -55,10 +55,30 @@
           <w:sz w:val="28"/>
           <w:szCs w:val="28"/>
         </w:rPr>
-        <w:t xml:space="preserve">1. </w:t>
-      </w:r>
-      <w:proofErr w:type="spellStart"/>
-      <w:r>
+        <w:t>1. Descrierea Proiectului</w:t>
+      </w:r>
+    </w:p>
+    <w:p>
+      <w:pPr>
+        <w:jc w:val="both"/>
+        <w:rPr>
+          <w:rFonts w:ascii="Arial" w:hAnsi="Arial" w:cs="Arial"/>
+          <w:sz w:val="28"/>
+          <w:szCs w:val="28"/>
+        </w:rPr>
+      </w:pPr>
+      <w:r>
+        <w:rPr>
+          <w:rFonts w:ascii="Arial" w:hAnsi="Arial" w:cs="Arial"/>
+          <w:sz w:val="28"/>
+          <w:szCs w:val="28"/>
+        </w:rPr>
+        <w:t>Media Vault este o aplicație web centralizată care permite utilizatorilor să descopere, să filtreze și să își salveze filmele, serialele, jocurile video, muzica și cărțile preferate într-o colecție digitală personalizată (Vault). Aplicația oferă o interfață modernă, bazată pe o temă întunecată (Dark Mode), optimizată pentru orice tip de dispozitiv (Responsive Design).</w:t>
+      </w:r>
+    </w:p>
+    <w:p>
+      <w:pPr>
+        <w:jc w:val="both"/>
         <w:rPr>
           <w:rFonts w:ascii="Arial" w:hAnsi="Arial" w:cs="Arial"/>
           <w:b/>
@@ -66,9 +86,7 @@
           <w:sz w:val="28"/>
           <w:szCs w:val="28"/>
         </w:rPr>
-        <w:t>Descrierea</w:t>
-      </w:r>
-      <w:proofErr w:type="spellEnd"/>
+      </w:pPr>
       <w:r>
         <w:rPr>
           <w:rFonts w:ascii="Arial" w:hAnsi="Arial" w:cs="Arial"/>
@@ -77,20 +95,8 @@
           <w:sz w:val="28"/>
           <w:szCs w:val="28"/>
         </w:rPr>
-        <w:t xml:space="preserve"> </w:t>
-      </w:r>
-      <w:proofErr w:type="spellStart"/>
-      <w:r>
-        <w:rPr>
-          <w:rFonts w:ascii="Arial" w:hAnsi="Arial" w:cs="Arial"/>
-          <w:b/>
-          <w:bCs/>
-          <w:sz w:val="28"/>
-          <w:szCs w:val="28"/>
-        </w:rPr>
-        <w:t>Proiectului</w:t>
-      </w:r>
-      <w:proofErr w:type="spellEnd"/>
+        <w:t>2. Arhitectura Sistemului</w:t>
+      </w:r>
     </w:p>
     <w:p>
       <w:pPr>
@@ -107,775 +113,7 @@
           <w:sz w:val="28"/>
           <w:szCs w:val="28"/>
         </w:rPr>
-        <w:t xml:space="preserve">Media Vault </w:t>
-      </w:r>
-      <w:proofErr w:type="spellStart"/>
-      <w:r>
-        <w:rPr>
-          <w:rFonts w:ascii="Arial" w:hAnsi="Arial" w:cs="Arial"/>
-          <w:sz w:val="28"/>
-          <w:szCs w:val="28"/>
-        </w:rPr>
-        <w:t>este</w:t>
-      </w:r>
-      <w:proofErr w:type="spellEnd"/>
-      <w:r>
-        <w:rPr>
-          <w:rFonts w:ascii="Arial" w:hAnsi="Arial" w:cs="Arial"/>
-          <w:sz w:val="28"/>
-          <w:szCs w:val="28"/>
-        </w:rPr>
-        <w:t xml:space="preserve"> o </w:t>
-      </w:r>
-      <w:proofErr w:type="spellStart"/>
-      <w:r>
-        <w:rPr>
-          <w:rFonts w:ascii="Arial" w:hAnsi="Arial" w:cs="Arial"/>
-          <w:sz w:val="28"/>
-          <w:szCs w:val="28"/>
-        </w:rPr>
-        <w:t>aplicație</w:t>
-      </w:r>
-      <w:proofErr w:type="spellEnd"/>
-      <w:r>
-        <w:rPr>
-          <w:rFonts w:ascii="Arial" w:hAnsi="Arial" w:cs="Arial"/>
-          <w:sz w:val="28"/>
-          <w:szCs w:val="28"/>
-        </w:rPr>
-        <w:t xml:space="preserve"> web </w:t>
-      </w:r>
-      <w:proofErr w:type="spellStart"/>
-      <w:r>
-        <w:rPr>
-          <w:rFonts w:ascii="Arial" w:hAnsi="Arial" w:cs="Arial"/>
-          <w:sz w:val="28"/>
-          <w:szCs w:val="28"/>
-        </w:rPr>
-        <w:t>centralizată</w:t>
-      </w:r>
-      <w:proofErr w:type="spellEnd"/>
-      <w:r>
-        <w:rPr>
-          <w:rFonts w:ascii="Arial" w:hAnsi="Arial" w:cs="Arial"/>
-          <w:sz w:val="28"/>
-          <w:szCs w:val="28"/>
-        </w:rPr>
-        <w:t xml:space="preserve"> care </w:t>
-      </w:r>
-      <w:proofErr w:type="spellStart"/>
-      <w:r>
-        <w:rPr>
-          <w:rFonts w:ascii="Arial" w:hAnsi="Arial" w:cs="Arial"/>
-          <w:sz w:val="28"/>
-          <w:szCs w:val="28"/>
-        </w:rPr>
-        <w:t>permite</w:t>
-      </w:r>
-      <w:proofErr w:type="spellEnd"/>
-      <w:r>
-        <w:rPr>
-          <w:rFonts w:ascii="Arial" w:hAnsi="Arial" w:cs="Arial"/>
-          <w:sz w:val="28"/>
-          <w:szCs w:val="28"/>
-        </w:rPr>
-        <w:t xml:space="preserve"> </w:t>
-      </w:r>
-      <w:proofErr w:type="spellStart"/>
-      <w:r>
-        <w:rPr>
-          <w:rFonts w:ascii="Arial" w:hAnsi="Arial" w:cs="Arial"/>
-          <w:sz w:val="28"/>
-          <w:szCs w:val="28"/>
-        </w:rPr>
-        <w:t>utilizatorilor</w:t>
-      </w:r>
-      <w:proofErr w:type="spellEnd"/>
-      <w:r>
-        <w:rPr>
-          <w:rFonts w:ascii="Arial" w:hAnsi="Arial" w:cs="Arial"/>
-          <w:sz w:val="28"/>
-          <w:szCs w:val="28"/>
-        </w:rPr>
-        <w:t xml:space="preserve"> </w:t>
-      </w:r>
-      <w:proofErr w:type="spellStart"/>
-      <w:r>
-        <w:rPr>
-          <w:rFonts w:ascii="Arial" w:hAnsi="Arial" w:cs="Arial"/>
-          <w:sz w:val="28"/>
-          <w:szCs w:val="28"/>
-        </w:rPr>
-        <w:t>să</w:t>
-      </w:r>
-      <w:proofErr w:type="spellEnd"/>
-      <w:r>
-        <w:rPr>
-          <w:rFonts w:ascii="Arial" w:hAnsi="Arial" w:cs="Arial"/>
-          <w:sz w:val="28"/>
-          <w:szCs w:val="28"/>
-        </w:rPr>
-        <w:t xml:space="preserve"> </w:t>
-      </w:r>
-      <w:proofErr w:type="spellStart"/>
-      <w:r>
-        <w:rPr>
-          <w:rFonts w:ascii="Arial" w:hAnsi="Arial" w:cs="Arial"/>
-          <w:sz w:val="28"/>
-          <w:szCs w:val="28"/>
-        </w:rPr>
-        <w:t>descopere</w:t>
-      </w:r>
-      <w:proofErr w:type="spellEnd"/>
-      <w:r>
-        <w:rPr>
-          <w:rFonts w:ascii="Arial" w:hAnsi="Arial" w:cs="Arial"/>
-          <w:sz w:val="28"/>
-          <w:szCs w:val="28"/>
-        </w:rPr>
-        <w:t xml:space="preserve">, </w:t>
-      </w:r>
-      <w:proofErr w:type="spellStart"/>
-      <w:r>
-        <w:rPr>
-          <w:rFonts w:ascii="Arial" w:hAnsi="Arial" w:cs="Arial"/>
-          <w:sz w:val="28"/>
-          <w:szCs w:val="28"/>
-        </w:rPr>
-        <w:t>să</w:t>
-      </w:r>
-      <w:proofErr w:type="spellEnd"/>
-      <w:r>
-        <w:rPr>
-          <w:rFonts w:ascii="Arial" w:hAnsi="Arial" w:cs="Arial"/>
-          <w:sz w:val="28"/>
-          <w:szCs w:val="28"/>
-        </w:rPr>
-        <w:t xml:space="preserve"> </w:t>
-      </w:r>
-      <w:proofErr w:type="spellStart"/>
-      <w:r>
-        <w:rPr>
-          <w:rFonts w:ascii="Arial" w:hAnsi="Arial" w:cs="Arial"/>
-          <w:sz w:val="28"/>
-          <w:szCs w:val="28"/>
-        </w:rPr>
-        <w:t>filtreze</w:t>
-      </w:r>
-      <w:proofErr w:type="spellEnd"/>
-      <w:r>
-        <w:rPr>
-          <w:rFonts w:ascii="Arial" w:hAnsi="Arial" w:cs="Arial"/>
-          <w:sz w:val="28"/>
-          <w:szCs w:val="28"/>
-        </w:rPr>
-        <w:t xml:space="preserve"> </w:t>
-      </w:r>
-      <w:proofErr w:type="spellStart"/>
-      <w:r>
-        <w:rPr>
-          <w:rFonts w:ascii="Arial" w:hAnsi="Arial" w:cs="Arial"/>
-          <w:sz w:val="28"/>
-          <w:szCs w:val="28"/>
-        </w:rPr>
-        <w:t>și</w:t>
-      </w:r>
-      <w:proofErr w:type="spellEnd"/>
-      <w:r>
-        <w:rPr>
-          <w:rFonts w:ascii="Arial" w:hAnsi="Arial" w:cs="Arial"/>
-          <w:sz w:val="28"/>
-          <w:szCs w:val="28"/>
-        </w:rPr>
-        <w:t xml:space="preserve"> </w:t>
-      </w:r>
-      <w:proofErr w:type="spellStart"/>
-      <w:r>
-        <w:rPr>
-          <w:rFonts w:ascii="Arial" w:hAnsi="Arial" w:cs="Arial"/>
-          <w:sz w:val="28"/>
-          <w:szCs w:val="28"/>
-        </w:rPr>
-        <w:t>să</w:t>
-      </w:r>
-      <w:proofErr w:type="spellEnd"/>
-      <w:r>
-        <w:rPr>
-          <w:rFonts w:ascii="Arial" w:hAnsi="Arial" w:cs="Arial"/>
-          <w:sz w:val="28"/>
-          <w:szCs w:val="28"/>
-        </w:rPr>
-        <w:t xml:space="preserve"> </w:t>
-      </w:r>
-      <w:proofErr w:type="spellStart"/>
-      <w:r>
-        <w:rPr>
-          <w:rFonts w:ascii="Arial" w:hAnsi="Arial" w:cs="Arial"/>
-          <w:sz w:val="28"/>
-          <w:szCs w:val="28"/>
-        </w:rPr>
-        <w:t>își</w:t>
-      </w:r>
-      <w:proofErr w:type="spellEnd"/>
-      <w:r>
-        <w:rPr>
-          <w:rFonts w:ascii="Arial" w:hAnsi="Arial" w:cs="Arial"/>
-          <w:sz w:val="28"/>
-          <w:szCs w:val="28"/>
-        </w:rPr>
-        <w:t xml:space="preserve"> </w:t>
-      </w:r>
-      <w:proofErr w:type="spellStart"/>
-      <w:r>
-        <w:rPr>
-          <w:rFonts w:ascii="Arial" w:hAnsi="Arial" w:cs="Arial"/>
-          <w:sz w:val="28"/>
-          <w:szCs w:val="28"/>
-        </w:rPr>
-        <w:t>salveze</w:t>
-      </w:r>
-      <w:proofErr w:type="spellEnd"/>
-      <w:r>
-        <w:rPr>
-          <w:rFonts w:ascii="Arial" w:hAnsi="Arial" w:cs="Arial"/>
-          <w:sz w:val="28"/>
-          <w:szCs w:val="28"/>
-        </w:rPr>
-        <w:t xml:space="preserve"> </w:t>
-      </w:r>
-      <w:proofErr w:type="spellStart"/>
-      <w:r>
-        <w:rPr>
-          <w:rFonts w:ascii="Arial" w:hAnsi="Arial" w:cs="Arial"/>
-          <w:sz w:val="28"/>
-          <w:szCs w:val="28"/>
-        </w:rPr>
-        <w:t>filmele</w:t>
-      </w:r>
-      <w:proofErr w:type="spellEnd"/>
-      <w:r>
-        <w:rPr>
-          <w:rFonts w:ascii="Arial" w:hAnsi="Arial" w:cs="Arial"/>
-          <w:sz w:val="28"/>
-          <w:szCs w:val="28"/>
-        </w:rPr>
-        <w:t xml:space="preserve">, </w:t>
-      </w:r>
-      <w:proofErr w:type="spellStart"/>
-      <w:r>
-        <w:rPr>
-          <w:rFonts w:ascii="Arial" w:hAnsi="Arial" w:cs="Arial"/>
-          <w:sz w:val="28"/>
-          <w:szCs w:val="28"/>
-        </w:rPr>
-        <w:t>serialele</w:t>
-      </w:r>
-      <w:proofErr w:type="spellEnd"/>
-      <w:r>
-        <w:rPr>
-          <w:rFonts w:ascii="Arial" w:hAnsi="Arial" w:cs="Arial"/>
-          <w:sz w:val="28"/>
-          <w:szCs w:val="28"/>
-        </w:rPr>
-        <w:t xml:space="preserve">, </w:t>
-      </w:r>
-      <w:proofErr w:type="spellStart"/>
-      <w:r>
-        <w:rPr>
-          <w:rFonts w:ascii="Arial" w:hAnsi="Arial" w:cs="Arial"/>
-          <w:sz w:val="28"/>
-          <w:szCs w:val="28"/>
-        </w:rPr>
-        <w:t>jocurile</w:t>
-      </w:r>
-      <w:proofErr w:type="spellEnd"/>
-      <w:r>
-        <w:rPr>
-          <w:rFonts w:ascii="Arial" w:hAnsi="Arial" w:cs="Arial"/>
-          <w:sz w:val="28"/>
-          <w:szCs w:val="28"/>
-        </w:rPr>
-        <w:t xml:space="preserve"> video, </w:t>
-      </w:r>
-      <w:proofErr w:type="spellStart"/>
-      <w:r>
-        <w:rPr>
-          <w:rFonts w:ascii="Arial" w:hAnsi="Arial" w:cs="Arial"/>
-          <w:sz w:val="28"/>
-          <w:szCs w:val="28"/>
-        </w:rPr>
-        <w:t>muzica</w:t>
-      </w:r>
-      <w:proofErr w:type="spellEnd"/>
-      <w:r>
-        <w:rPr>
-          <w:rFonts w:ascii="Arial" w:hAnsi="Arial" w:cs="Arial"/>
-          <w:sz w:val="28"/>
-          <w:szCs w:val="28"/>
-        </w:rPr>
-        <w:t xml:space="preserve"> </w:t>
-      </w:r>
-      <w:proofErr w:type="spellStart"/>
-      <w:r>
-        <w:rPr>
-          <w:rFonts w:ascii="Arial" w:hAnsi="Arial" w:cs="Arial"/>
-          <w:sz w:val="28"/>
-          <w:szCs w:val="28"/>
-        </w:rPr>
-        <w:t>și</w:t>
-      </w:r>
-      <w:proofErr w:type="spellEnd"/>
-      <w:r>
-        <w:rPr>
-          <w:rFonts w:ascii="Arial" w:hAnsi="Arial" w:cs="Arial"/>
-          <w:sz w:val="28"/>
-          <w:szCs w:val="28"/>
-        </w:rPr>
-        <w:t xml:space="preserve"> </w:t>
-      </w:r>
-      <w:proofErr w:type="spellStart"/>
-      <w:r>
-        <w:rPr>
-          <w:rFonts w:ascii="Arial" w:hAnsi="Arial" w:cs="Arial"/>
-          <w:sz w:val="28"/>
-          <w:szCs w:val="28"/>
-        </w:rPr>
-        <w:t>cărțile</w:t>
-      </w:r>
-      <w:proofErr w:type="spellEnd"/>
-      <w:r>
-        <w:rPr>
-          <w:rFonts w:ascii="Arial" w:hAnsi="Arial" w:cs="Arial"/>
-          <w:sz w:val="28"/>
-          <w:szCs w:val="28"/>
-        </w:rPr>
-        <w:t xml:space="preserve"> </w:t>
-      </w:r>
-      <w:proofErr w:type="spellStart"/>
-      <w:r>
-        <w:rPr>
-          <w:rFonts w:ascii="Arial" w:hAnsi="Arial" w:cs="Arial"/>
-          <w:sz w:val="28"/>
-          <w:szCs w:val="28"/>
-        </w:rPr>
-        <w:t>preferate</w:t>
-      </w:r>
-      <w:proofErr w:type="spellEnd"/>
-      <w:r>
-        <w:rPr>
-          <w:rFonts w:ascii="Arial" w:hAnsi="Arial" w:cs="Arial"/>
-          <w:sz w:val="28"/>
-          <w:szCs w:val="28"/>
-        </w:rPr>
-        <w:t xml:space="preserve"> </w:t>
-      </w:r>
-      <w:proofErr w:type="spellStart"/>
-      <w:r>
-        <w:rPr>
-          <w:rFonts w:ascii="Arial" w:hAnsi="Arial" w:cs="Arial"/>
-          <w:sz w:val="28"/>
-          <w:szCs w:val="28"/>
-        </w:rPr>
-        <w:t>într</w:t>
-      </w:r>
-      <w:proofErr w:type="spellEnd"/>
-      <w:r>
-        <w:rPr>
-          <w:rFonts w:ascii="Arial" w:hAnsi="Arial" w:cs="Arial"/>
-          <w:sz w:val="28"/>
-          <w:szCs w:val="28"/>
-        </w:rPr>
-        <w:t xml:space="preserve">-o </w:t>
-      </w:r>
-      <w:proofErr w:type="spellStart"/>
-      <w:r>
-        <w:rPr>
-          <w:rFonts w:ascii="Arial" w:hAnsi="Arial" w:cs="Arial"/>
-          <w:sz w:val="28"/>
-          <w:szCs w:val="28"/>
-        </w:rPr>
-        <w:t>colecție</w:t>
-      </w:r>
-      <w:proofErr w:type="spellEnd"/>
-      <w:r>
-        <w:rPr>
-          <w:rFonts w:ascii="Arial" w:hAnsi="Arial" w:cs="Arial"/>
-          <w:sz w:val="28"/>
-          <w:szCs w:val="28"/>
-        </w:rPr>
-        <w:t xml:space="preserve"> </w:t>
-      </w:r>
-      <w:proofErr w:type="spellStart"/>
-      <w:r>
-        <w:rPr>
-          <w:rFonts w:ascii="Arial" w:hAnsi="Arial" w:cs="Arial"/>
-          <w:sz w:val="28"/>
-          <w:szCs w:val="28"/>
-        </w:rPr>
-        <w:t>digitală</w:t>
-      </w:r>
-      <w:proofErr w:type="spellEnd"/>
-      <w:r>
-        <w:rPr>
-          <w:rFonts w:ascii="Arial" w:hAnsi="Arial" w:cs="Arial"/>
-          <w:sz w:val="28"/>
-          <w:szCs w:val="28"/>
-        </w:rPr>
-        <w:t xml:space="preserve"> </w:t>
-      </w:r>
-      <w:proofErr w:type="spellStart"/>
-      <w:r>
-        <w:rPr>
-          <w:rFonts w:ascii="Arial" w:hAnsi="Arial" w:cs="Arial"/>
-          <w:sz w:val="28"/>
-          <w:szCs w:val="28"/>
-        </w:rPr>
-        <w:t>personalizată</w:t>
-      </w:r>
-      <w:proofErr w:type="spellEnd"/>
-      <w:r>
-        <w:rPr>
-          <w:rFonts w:ascii="Arial" w:hAnsi="Arial" w:cs="Arial"/>
-          <w:sz w:val="28"/>
-          <w:szCs w:val="28"/>
-        </w:rPr>
-        <w:t xml:space="preserve"> (Vault). </w:t>
-      </w:r>
-      <w:proofErr w:type="spellStart"/>
-      <w:r>
-        <w:rPr>
-          <w:rFonts w:ascii="Arial" w:hAnsi="Arial" w:cs="Arial"/>
-          <w:sz w:val="28"/>
-          <w:szCs w:val="28"/>
-        </w:rPr>
-        <w:t>Aplicația</w:t>
-      </w:r>
-      <w:proofErr w:type="spellEnd"/>
-      <w:r>
-        <w:rPr>
-          <w:rFonts w:ascii="Arial" w:hAnsi="Arial" w:cs="Arial"/>
-          <w:sz w:val="28"/>
-          <w:szCs w:val="28"/>
-        </w:rPr>
-        <w:t xml:space="preserve"> </w:t>
-      </w:r>
-      <w:proofErr w:type="spellStart"/>
-      <w:r>
-        <w:rPr>
-          <w:rFonts w:ascii="Arial" w:hAnsi="Arial" w:cs="Arial"/>
-          <w:sz w:val="28"/>
-          <w:szCs w:val="28"/>
-        </w:rPr>
-        <w:t>oferă</w:t>
-      </w:r>
-      <w:proofErr w:type="spellEnd"/>
-      <w:r>
-        <w:rPr>
-          <w:rFonts w:ascii="Arial" w:hAnsi="Arial" w:cs="Arial"/>
-          <w:sz w:val="28"/>
-          <w:szCs w:val="28"/>
-        </w:rPr>
-        <w:t xml:space="preserve"> o </w:t>
-      </w:r>
-      <w:proofErr w:type="spellStart"/>
-      <w:r>
-        <w:rPr>
-          <w:rFonts w:ascii="Arial" w:hAnsi="Arial" w:cs="Arial"/>
-          <w:sz w:val="28"/>
-          <w:szCs w:val="28"/>
-        </w:rPr>
-        <w:t>interfață</w:t>
-      </w:r>
-      <w:proofErr w:type="spellEnd"/>
-      <w:r>
-        <w:rPr>
-          <w:rFonts w:ascii="Arial" w:hAnsi="Arial" w:cs="Arial"/>
-          <w:sz w:val="28"/>
-          <w:szCs w:val="28"/>
-        </w:rPr>
-        <w:t xml:space="preserve"> </w:t>
-      </w:r>
-      <w:proofErr w:type="spellStart"/>
-      <w:r>
-        <w:rPr>
-          <w:rFonts w:ascii="Arial" w:hAnsi="Arial" w:cs="Arial"/>
-          <w:sz w:val="28"/>
-          <w:szCs w:val="28"/>
-        </w:rPr>
-        <w:t>modernă</w:t>
-      </w:r>
-      <w:proofErr w:type="spellEnd"/>
-      <w:r>
-        <w:rPr>
-          <w:rFonts w:ascii="Arial" w:hAnsi="Arial" w:cs="Arial"/>
-          <w:sz w:val="28"/>
-          <w:szCs w:val="28"/>
-        </w:rPr>
-        <w:t xml:space="preserve">, </w:t>
-      </w:r>
-      <w:proofErr w:type="spellStart"/>
-      <w:r>
-        <w:rPr>
-          <w:rFonts w:ascii="Arial" w:hAnsi="Arial" w:cs="Arial"/>
-          <w:sz w:val="28"/>
-          <w:szCs w:val="28"/>
-        </w:rPr>
-        <w:t>bazată</w:t>
-      </w:r>
-      <w:proofErr w:type="spellEnd"/>
-      <w:r>
-        <w:rPr>
-          <w:rFonts w:ascii="Arial" w:hAnsi="Arial" w:cs="Arial"/>
-          <w:sz w:val="28"/>
-          <w:szCs w:val="28"/>
-        </w:rPr>
-        <w:t xml:space="preserve"> pe o </w:t>
-      </w:r>
-      <w:proofErr w:type="spellStart"/>
-      <w:r>
-        <w:rPr>
-          <w:rFonts w:ascii="Arial" w:hAnsi="Arial" w:cs="Arial"/>
-          <w:sz w:val="28"/>
-          <w:szCs w:val="28"/>
-        </w:rPr>
-        <w:t>temă</w:t>
-      </w:r>
-      <w:proofErr w:type="spellEnd"/>
-      <w:r>
-        <w:rPr>
-          <w:rFonts w:ascii="Arial" w:hAnsi="Arial" w:cs="Arial"/>
-          <w:sz w:val="28"/>
-          <w:szCs w:val="28"/>
-        </w:rPr>
-        <w:t xml:space="preserve"> </w:t>
-      </w:r>
-      <w:proofErr w:type="spellStart"/>
-      <w:r>
-        <w:rPr>
-          <w:rFonts w:ascii="Arial" w:hAnsi="Arial" w:cs="Arial"/>
-          <w:sz w:val="28"/>
-          <w:szCs w:val="28"/>
-        </w:rPr>
-        <w:t>întunecată</w:t>
-      </w:r>
-      <w:proofErr w:type="spellEnd"/>
-      <w:r>
-        <w:rPr>
-          <w:rFonts w:ascii="Arial" w:hAnsi="Arial" w:cs="Arial"/>
-          <w:sz w:val="28"/>
-          <w:szCs w:val="28"/>
-        </w:rPr>
-        <w:t xml:space="preserve"> (Dark Mode), </w:t>
-      </w:r>
-      <w:proofErr w:type="spellStart"/>
-      <w:r>
-        <w:rPr>
-          <w:rFonts w:ascii="Arial" w:hAnsi="Arial" w:cs="Arial"/>
-          <w:sz w:val="28"/>
-          <w:szCs w:val="28"/>
-        </w:rPr>
-        <w:t>optimizată</w:t>
-      </w:r>
-      <w:proofErr w:type="spellEnd"/>
-      <w:r>
-        <w:rPr>
-          <w:rFonts w:ascii="Arial" w:hAnsi="Arial" w:cs="Arial"/>
-          <w:sz w:val="28"/>
-          <w:szCs w:val="28"/>
-        </w:rPr>
-        <w:t xml:space="preserve"> </w:t>
-      </w:r>
-      <w:proofErr w:type="spellStart"/>
-      <w:r>
-        <w:rPr>
-          <w:rFonts w:ascii="Arial" w:hAnsi="Arial" w:cs="Arial"/>
-          <w:sz w:val="28"/>
-          <w:szCs w:val="28"/>
-        </w:rPr>
-        <w:t>pentru</w:t>
-      </w:r>
-      <w:proofErr w:type="spellEnd"/>
-      <w:r>
-        <w:rPr>
-          <w:rFonts w:ascii="Arial" w:hAnsi="Arial" w:cs="Arial"/>
-          <w:sz w:val="28"/>
-          <w:szCs w:val="28"/>
-        </w:rPr>
-        <w:t xml:space="preserve"> </w:t>
-      </w:r>
-      <w:proofErr w:type="spellStart"/>
-      <w:r>
-        <w:rPr>
-          <w:rFonts w:ascii="Arial" w:hAnsi="Arial" w:cs="Arial"/>
-          <w:sz w:val="28"/>
-          <w:szCs w:val="28"/>
-        </w:rPr>
-        <w:t>orice</w:t>
-      </w:r>
-      <w:proofErr w:type="spellEnd"/>
-      <w:r>
-        <w:rPr>
-          <w:rFonts w:ascii="Arial" w:hAnsi="Arial" w:cs="Arial"/>
-          <w:sz w:val="28"/>
-          <w:szCs w:val="28"/>
-        </w:rPr>
-        <w:t xml:space="preserve"> tip de </w:t>
-      </w:r>
-      <w:proofErr w:type="spellStart"/>
-      <w:r>
-        <w:rPr>
-          <w:rFonts w:ascii="Arial" w:hAnsi="Arial" w:cs="Arial"/>
-          <w:sz w:val="28"/>
-          <w:szCs w:val="28"/>
-        </w:rPr>
-        <w:t>dispozitiv</w:t>
-      </w:r>
-      <w:proofErr w:type="spellEnd"/>
-      <w:r>
-        <w:rPr>
-          <w:rFonts w:ascii="Arial" w:hAnsi="Arial" w:cs="Arial"/>
-          <w:sz w:val="28"/>
-          <w:szCs w:val="28"/>
-        </w:rPr>
-        <w:t xml:space="preserve"> (Responsive Design).</w:t>
-      </w:r>
-    </w:p>
-    <w:p>
-      <w:pPr>
-        <w:jc w:val="both"/>
-        <w:rPr>
-          <w:rFonts w:ascii="Arial" w:hAnsi="Arial" w:cs="Arial"/>
-          <w:b/>
-          <w:bCs/>
-          <w:sz w:val="28"/>
-          <w:szCs w:val="28"/>
-        </w:rPr>
-      </w:pPr>
-      <w:r>
-        <w:rPr>
-          <w:rFonts w:ascii="Arial" w:hAnsi="Arial" w:cs="Arial"/>
-          <w:b/>
-          <w:bCs/>
-          <w:sz w:val="28"/>
-          <w:szCs w:val="28"/>
-        </w:rPr>
-        <w:t xml:space="preserve">2. </w:t>
-      </w:r>
-      <w:proofErr w:type="spellStart"/>
-      <w:r>
-        <w:rPr>
-          <w:rFonts w:ascii="Arial" w:hAnsi="Arial" w:cs="Arial"/>
-          <w:b/>
-          <w:bCs/>
-          <w:sz w:val="28"/>
-          <w:szCs w:val="28"/>
-        </w:rPr>
-        <w:t>Arhitectura</w:t>
-      </w:r>
-      <w:proofErr w:type="spellEnd"/>
-      <w:r>
-        <w:rPr>
-          <w:rFonts w:ascii="Arial" w:hAnsi="Arial" w:cs="Arial"/>
-          <w:b/>
-          <w:bCs/>
-          <w:sz w:val="28"/>
-          <w:szCs w:val="28"/>
-        </w:rPr>
-        <w:t xml:space="preserve"> </w:t>
-      </w:r>
-      <w:proofErr w:type="spellStart"/>
-      <w:r>
-        <w:rPr>
-          <w:rFonts w:ascii="Arial" w:hAnsi="Arial" w:cs="Arial"/>
-          <w:b/>
-          <w:bCs/>
-          <w:sz w:val="28"/>
-          <w:szCs w:val="28"/>
-        </w:rPr>
-        <w:t>Sistemului</w:t>
-      </w:r>
-      <w:proofErr w:type="spellEnd"/>
-    </w:p>
-    <w:p>
-      <w:pPr>
-        <w:jc w:val="both"/>
-        <w:rPr>
-          <w:rFonts w:ascii="Arial" w:hAnsi="Arial" w:cs="Arial"/>
-          <w:sz w:val="28"/>
-          <w:szCs w:val="28"/>
-        </w:rPr>
-      </w:pPr>
-      <w:proofErr w:type="spellStart"/>
-      <w:r>
-        <w:rPr>
-          <w:rFonts w:ascii="Arial" w:hAnsi="Arial" w:cs="Arial"/>
-          <w:sz w:val="28"/>
-          <w:szCs w:val="28"/>
-        </w:rPr>
-        <w:t>Aplicația</w:t>
-      </w:r>
-      <w:proofErr w:type="spellEnd"/>
-      <w:r>
-        <w:rPr>
-          <w:rFonts w:ascii="Arial" w:hAnsi="Arial" w:cs="Arial"/>
-          <w:sz w:val="28"/>
-          <w:szCs w:val="28"/>
-        </w:rPr>
-        <w:t xml:space="preserve"> </w:t>
-      </w:r>
-      <w:proofErr w:type="spellStart"/>
-      <w:r>
-        <w:rPr>
-          <w:rFonts w:ascii="Arial" w:hAnsi="Arial" w:cs="Arial"/>
-          <w:sz w:val="28"/>
-          <w:szCs w:val="28"/>
-        </w:rPr>
-        <w:t>va</w:t>
-      </w:r>
-      <w:proofErr w:type="spellEnd"/>
-      <w:r>
-        <w:rPr>
-          <w:rFonts w:ascii="Arial" w:hAnsi="Arial" w:cs="Arial"/>
-          <w:sz w:val="28"/>
-          <w:szCs w:val="28"/>
-        </w:rPr>
-        <w:t xml:space="preserve"> </w:t>
-      </w:r>
-      <w:proofErr w:type="spellStart"/>
-      <w:r>
-        <w:rPr>
-          <w:rFonts w:ascii="Arial" w:hAnsi="Arial" w:cs="Arial"/>
-          <w:sz w:val="28"/>
-          <w:szCs w:val="28"/>
-        </w:rPr>
-        <w:t>urma</w:t>
-      </w:r>
-      <w:proofErr w:type="spellEnd"/>
-      <w:r>
-        <w:rPr>
-          <w:rFonts w:ascii="Arial" w:hAnsi="Arial" w:cs="Arial"/>
-          <w:sz w:val="28"/>
-          <w:szCs w:val="28"/>
-        </w:rPr>
-        <w:t xml:space="preserve"> o </w:t>
-      </w:r>
-      <w:proofErr w:type="spellStart"/>
-      <w:r>
-        <w:rPr>
-          <w:rFonts w:ascii="Arial" w:hAnsi="Arial" w:cs="Arial"/>
-          <w:sz w:val="28"/>
-          <w:szCs w:val="28"/>
-        </w:rPr>
-        <w:t>arhitectură</w:t>
-      </w:r>
-      <w:proofErr w:type="spellEnd"/>
-      <w:r>
-        <w:rPr>
-          <w:rFonts w:ascii="Arial" w:hAnsi="Arial" w:cs="Arial"/>
-          <w:sz w:val="28"/>
-          <w:szCs w:val="28"/>
-        </w:rPr>
-        <w:t xml:space="preserve"> standard de tip Client-Server:</w:t>
+        <w:t>Aplicația va urma o arhitectură standard de tip Client-Server:</w:t>
       </w:r>
     </w:p>
     <w:p>
@@ -907,72 +145,8 @@
           <w:sz w:val="28"/>
           <w:szCs w:val="28"/>
         </w:rPr>
-        <w:t xml:space="preserve"> </w:t>
-      </w:r>
-      <w:proofErr w:type="spellStart"/>
-      <w:r>
-        <w:rPr>
-          <w:rFonts w:ascii="Arial" w:hAnsi="Arial" w:cs="Arial"/>
-          <w:sz w:val="28"/>
-          <w:szCs w:val="28"/>
-        </w:rPr>
-        <w:t>Interfața</w:t>
-      </w:r>
-      <w:proofErr w:type="spellEnd"/>
-      <w:r>
-        <w:rPr>
-          <w:rFonts w:ascii="Arial" w:hAnsi="Arial" w:cs="Arial"/>
-          <w:sz w:val="28"/>
-          <w:szCs w:val="28"/>
-        </w:rPr>
-        <w:t xml:space="preserve"> </w:t>
-      </w:r>
-      <w:proofErr w:type="spellStart"/>
-      <w:r>
-        <w:rPr>
-          <w:rFonts w:ascii="Arial" w:hAnsi="Arial" w:cs="Arial"/>
-          <w:sz w:val="28"/>
-          <w:szCs w:val="28"/>
-        </w:rPr>
-        <w:t>vizuală</w:t>
-      </w:r>
-      <w:proofErr w:type="spellEnd"/>
-      <w:r>
-        <w:rPr>
-          <w:rFonts w:ascii="Arial" w:hAnsi="Arial" w:cs="Arial"/>
-          <w:sz w:val="28"/>
-          <w:szCs w:val="28"/>
-        </w:rPr>
-        <w:t xml:space="preserve"> cu care </w:t>
-      </w:r>
-      <w:proofErr w:type="spellStart"/>
-      <w:r>
-        <w:rPr>
-          <w:rFonts w:ascii="Arial" w:hAnsi="Arial" w:cs="Arial"/>
-          <w:sz w:val="28"/>
-          <w:szCs w:val="28"/>
-        </w:rPr>
-        <w:t>interacționează</w:t>
-      </w:r>
-      <w:proofErr w:type="spellEnd"/>
-      <w:r>
-        <w:rPr>
-          <w:rFonts w:ascii="Arial" w:hAnsi="Arial" w:cs="Arial"/>
-          <w:sz w:val="28"/>
-          <w:szCs w:val="28"/>
-        </w:rPr>
-        <w:t xml:space="preserve"> </w:t>
-      </w:r>
-      <w:proofErr w:type="spellStart"/>
-      <w:r>
-        <w:rPr>
-          <w:rFonts w:ascii="Arial" w:hAnsi="Arial" w:cs="Arial"/>
-          <w:sz w:val="28"/>
-          <w:szCs w:val="28"/>
-        </w:rPr>
-        <w:t>utilizatorul</w:t>
-      </w:r>
-      <w:proofErr w:type="spellEnd"/>
+        <w:t xml:space="preserve"> Interfața vizuală cu care interacționează utilizatorul</w:t>
+      </w:r>
       <w:r>
         <w:rPr>
           <w:rFonts w:ascii="Arial" w:hAnsi="Arial" w:cs="Arial"/>
@@ -1011,97 +185,7 @@
           <w:sz w:val="28"/>
           <w:szCs w:val="28"/>
         </w:rPr>
-        <w:t xml:space="preserve"> Logica de business, </w:t>
-      </w:r>
-      <w:proofErr w:type="spellStart"/>
-      <w:r>
-        <w:rPr>
-          <w:rFonts w:ascii="Arial" w:hAnsi="Arial" w:cs="Arial"/>
-          <w:sz w:val="28"/>
-          <w:szCs w:val="28"/>
-        </w:rPr>
-        <w:t>gestionarea</w:t>
-      </w:r>
-      <w:proofErr w:type="spellEnd"/>
-      <w:r>
-        <w:rPr>
-          <w:rFonts w:ascii="Arial" w:hAnsi="Arial" w:cs="Arial"/>
-          <w:sz w:val="28"/>
-          <w:szCs w:val="28"/>
-        </w:rPr>
-        <w:t xml:space="preserve"> </w:t>
-      </w:r>
-      <w:proofErr w:type="spellStart"/>
-      <w:r>
-        <w:rPr>
-          <w:rFonts w:ascii="Arial" w:hAnsi="Arial" w:cs="Arial"/>
-          <w:sz w:val="28"/>
-          <w:szCs w:val="28"/>
-        </w:rPr>
-        <w:t>cererilor</w:t>
-      </w:r>
-      <w:proofErr w:type="spellEnd"/>
-      <w:r>
-        <w:rPr>
-          <w:rFonts w:ascii="Arial" w:hAnsi="Arial" w:cs="Arial"/>
-          <w:sz w:val="28"/>
-          <w:szCs w:val="28"/>
-        </w:rPr>
-        <w:t xml:space="preserve">, </w:t>
-      </w:r>
-      <w:proofErr w:type="spellStart"/>
-      <w:r>
-        <w:rPr>
-          <w:rFonts w:ascii="Arial" w:hAnsi="Arial" w:cs="Arial"/>
-          <w:sz w:val="28"/>
-          <w:szCs w:val="28"/>
-        </w:rPr>
-        <w:t>autentificarea</w:t>
-      </w:r>
-      <w:proofErr w:type="spellEnd"/>
-      <w:r>
-        <w:rPr>
-          <w:rFonts w:ascii="Arial" w:hAnsi="Arial" w:cs="Arial"/>
-          <w:sz w:val="28"/>
-          <w:szCs w:val="28"/>
-        </w:rPr>
-        <w:t xml:space="preserve"> </w:t>
-      </w:r>
-      <w:proofErr w:type="spellStart"/>
-      <w:r>
-        <w:rPr>
-          <w:rFonts w:ascii="Arial" w:hAnsi="Arial" w:cs="Arial"/>
-          <w:sz w:val="28"/>
-          <w:szCs w:val="28"/>
-        </w:rPr>
-        <w:t>și</w:t>
-      </w:r>
-      <w:proofErr w:type="spellEnd"/>
-      <w:r>
-        <w:rPr>
-          <w:rFonts w:ascii="Arial" w:hAnsi="Arial" w:cs="Arial"/>
-          <w:sz w:val="28"/>
-          <w:szCs w:val="28"/>
-        </w:rPr>
-        <w:t xml:space="preserve"> </w:t>
-      </w:r>
-      <w:proofErr w:type="spellStart"/>
-      <w:r>
-        <w:rPr>
-          <w:rFonts w:ascii="Arial" w:hAnsi="Arial" w:cs="Arial"/>
-          <w:sz w:val="28"/>
-          <w:szCs w:val="28"/>
-        </w:rPr>
-        <w:t>comunicarea</w:t>
-      </w:r>
-      <w:proofErr w:type="spellEnd"/>
-      <w:r>
-        <w:rPr>
-          <w:rFonts w:ascii="Arial" w:hAnsi="Arial" w:cs="Arial"/>
-          <w:sz w:val="28"/>
-          <w:szCs w:val="28"/>
-        </w:rPr>
-        <w:t xml:space="preserve"> cu API-urile externe</w:t>
+        <w:t xml:space="preserve"> Logica de business, gestionarea cererilor, autentificarea și comunicarea cu API-urile externe</w:t>
       </w:r>
       <w:r>
         <w:rPr>
@@ -1141,151 +225,7 @@
           <w:sz w:val="28"/>
           <w:szCs w:val="28"/>
         </w:rPr>
-        <w:t xml:space="preserve"> </w:t>
-      </w:r>
-      <w:proofErr w:type="spellStart"/>
-      <w:r>
-        <w:rPr>
-          <w:rFonts w:ascii="Arial" w:hAnsi="Arial" w:cs="Arial"/>
-          <w:sz w:val="28"/>
-          <w:szCs w:val="28"/>
-        </w:rPr>
-        <w:t>Stocarea</w:t>
-      </w:r>
-      <w:proofErr w:type="spellEnd"/>
-      <w:r>
-        <w:rPr>
-          <w:rFonts w:ascii="Arial" w:hAnsi="Arial" w:cs="Arial"/>
-          <w:sz w:val="28"/>
-          <w:szCs w:val="28"/>
-        </w:rPr>
-        <w:t xml:space="preserve"> </w:t>
-      </w:r>
-      <w:proofErr w:type="spellStart"/>
-      <w:r>
-        <w:rPr>
-          <w:rFonts w:ascii="Arial" w:hAnsi="Arial" w:cs="Arial"/>
-          <w:sz w:val="28"/>
-          <w:szCs w:val="28"/>
-        </w:rPr>
-        <w:t>permanentă</w:t>
-      </w:r>
-      <w:proofErr w:type="spellEnd"/>
-      <w:r>
-        <w:rPr>
-          <w:rFonts w:ascii="Arial" w:hAnsi="Arial" w:cs="Arial"/>
-          <w:sz w:val="28"/>
-          <w:szCs w:val="28"/>
-        </w:rPr>
-        <w:t xml:space="preserve"> a </w:t>
-      </w:r>
-      <w:proofErr w:type="spellStart"/>
-      <w:r>
-        <w:rPr>
-          <w:rFonts w:ascii="Arial" w:hAnsi="Arial" w:cs="Arial"/>
-          <w:sz w:val="28"/>
-          <w:szCs w:val="28"/>
-        </w:rPr>
-        <w:t>conturilor</w:t>
-      </w:r>
-      <w:proofErr w:type="spellEnd"/>
-      <w:r>
-        <w:rPr>
-          <w:rFonts w:ascii="Arial" w:hAnsi="Arial" w:cs="Arial"/>
-          <w:sz w:val="28"/>
-          <w:szCs w:val="28"/>
-        </w:rPr>
-        <w:t xml:space="preserve"> de </w:t>
-      </w:r>
-      <w:proofErr w:type="spellStart"/>
-      <w:r>
-        <w:rPr>
-          <w:rFonts w:ascii="Arial" w:hAnsi="Arial" w:cs="Arial"/>
-          <w:sz w:val="28"/>
-          <w:szCs w:val="28"/>
-        </w:rPr>
-        <w:t>utilizator</w:t>
-      </w:r>
-      <w:proofErr w:type="spellEnd"/>
-      <w:r>
-        <w:rPr>
-          <w:rFonts w:ascii="Arial" w:hAnsi="Arial" w:cs="Arial"/>
-          <w:sz w:val="28"/>
-          <w:szCs w:val="28"/>
-        </w:rPr>
-        <w:t xml:space="preserve"> </w:t>
-      </w:r>
-      <w:proofErr w:type="spellStart"/>
-      <w:r>
-        <w:rPr>
-          <w:rFonts w:ascii="Arial" w:hAnsi="Arial" w:cs="Arial"/>
-          <w:sz w:val="28"/>
-          <w:szCs w:val="28"/>
-        </w:rPr>
-        <w:t>și</w:t>
-      </w:r>
-      <w:proofErr w:type="spellEnd"/>
-      <w:r>
-        <w:rPr>
-          <w:rFonts w:ascii="Arial" w:hAnsi="Arial" w:cs="Arial"/>
-          <w:sz w:val="28"/>
-          <w:szCs w:val="28"/>
-        </w:rPr>
-        <w:t xml:space="preserve"> a </w:t>
-      </w:r>
-      <w:proofErr w:type="spellStart"/>
-      <w:r>
-        <w:rPr>
-          <w:rFonts w:ascii="Arial" w:hAnsi="Arial" w:cs="Arial"/>
-          <w:sz w:val="28"/>
-          <w:szCs w:val="28"/>
-        </w:rPr>
-        <w:t>elementelor</w:t>
-      </w:r>
-      <w:proofErr w:type="spellEnd"/>
-      <w:r>
-        <w:rPr>
-          <w:rFonts w:ascii="Arial" w:hAnsi="Arial" w:cs="Arial"/>
-          <w:sz w:val="28"/>
-          <w:szCs w:val="28"/>
-        </w:rPr>
-        <w:t xml:space="preserve"> </w:t>
-      </w:r>
-      <w:proofErr w:type="spellStart"/>
-      <w:r>
-        <w:rPr>
-          <w:rFonts w:ascii="Arial" w:hAnsi="Arial" w:cs="Arial"/>
-          <w:sz w:val="28"/>
-          <w:szCs w:val="28"/>
-        </w:rPr>
-        <w:t>salvate</w:t>
-      </w:r>
-      <w:proofErr w:type="spellEnd"/>
-      <w:r>
-        <w:rPr>
-          <w:rFonts w:ascii="Arial" w:hAnsi="Arial" w:cs="Arial"/>
-          <w:sz w:val="28"/>
-          <w:szCs w:val="28"/>
-        </w:rPr>
-        <w:t xml:space="preserve"> </w:t>
-      </w:r>
-      <w:proofErr w:type="spellStart"/>
-      <w:r>
-        <w:rPr>
-          <w:rFonts w:ascii="Arial" w:hAnsi="Arial" w:cs="Arial"/>
-          <w:sz w:val="28"/>
-          <w:szCs w:val="28"/>
-        </w:rPr>
-        <w:t>în</w:t>
-      </w:r>
-      <w:proofErr w:type="spellEnd"/>
-      <w:r>
-        <w:rPr>
-          <w:rFonts w:ascii="Arial" w:hAnsi="Arial" w:cs="Arial"/>
-          <w:sz w:val="28"/>
-          <w:szCs w:val="28"/>
-        </w:rPr>
-        <w:t xml:space="preserve"> „Vault”</w:t>
+        <w:t xml:space="preserve"> Stocarea permanentă a conturilor de utilizator și a elementelor salvate în „Vault”</w:t>
       </w:r>
       <w:r>
         <w:rPr>
@@ -1315,10 +255,12 @@
           <w:sz w:val="28"/>
           <w:szCs w:val="28"/>
         </w:rPr>
-        <w:t xml:space="preserve">3. </w:t>
-      </w:r>
-      <w:proofErr w:type="spellStart"/>
-      <w:r>
+        <w:t>3. Funcționalități Principale</w:t>
+      </w:r>
+    </w:p>
+    <w:p>
+      <w:pPr>
+        <w:jc w:val="both"/>
         <w:rPr>
           <w:rFonts w:ascii="Arial" w:hAnsi="Arial" w:cs="Arial"/>
           <w:b/>
@@ -1326,9 +268,7 @@
           <w:sz w:val="28"/>
           <w:szCs w:val="28"/>
         </w:rPr>
-        <w:t>Funcționalități</w:t>
-      </w:r>
-      <w:proofErr w:type="spellEnd"/>
+      </w:pPr>
       <w:r>
         <w:rPr>
           <w:rFonts w:ascii="Arial" w:hAnsi="Arial" w:cs="Arial"/>
@@ -1337,269 +277,25 @@
           <w:sz w:val="28"/>
           <w:szCs w:val="28"/>
         </w:rPr>
-        <w:t xml:space="preserve"> </w:t>
-      </w:r>
-      <w:proofErr w:type="spellStart"/>
-      <w:r>
-        <w:rPr>
-          <w:rFonts w:ascii="Arial" w:hAnsi="Arial" w:cs="Arial"/>
-          <w:b/>
-          <w:bCs/>
-          <w:sz w:val="28"/>
-          <w:szCs w:val="28"/>
-        </w:rPr>
-        <w:t>Principale</w:t>
-      </w:r>
-      <w:proofErr w:type="spellEnd"/>
+        <w:t>3.1. Navigare și Descoperire</w:t>
+      </w:r>
     </w:p>
     <w:p>
       <w:pPr>
         <w:jc w:val="both"/>
         <w:rPr>
           <w:rFonts w:ascii="Arial" w:hAnsi="Arial" w:cs="Arial"/>
-          <w:b/>
-          <w:bCs/>
-          <w:sz w:val="28"/>
-          <w:szCs w:val="28"/>
-        </w:rPr>
-      </w:pPr>
-      <w:r>
-        <w:rPr>
-          <w:rFonts w:ascii="Arial" w:hAnsi="Arial" w:cs="Arial"/>
-          <w:b/>
-          <w:bCs/>
-          <w:sz w:val="28"/>
-          <w:szCs w:val="28"/>
-        </w:rPr>
-        <w:t xml:space="preserve">3.1. </w:t>
-      </w:r>
-      <w:proofErr w:type="spellStart"/>
-      <w:r>
-        <w:rPr>
-          <w:rFonts w:ascii="Arial" w:hAnsi="Arial" w:cs="Arial"/>
-          <w:b/>
-          <w:bCs/>
-          <w:sz w:val="28"/>
-          <w:szCs w:val="28"/>
-        </w:rPr>
-        <w:t>Navigare</w:t>
-      </w:r>
-      <w:proofErr w:type="spellEnd"/>
-      <w:r>
-        <w:rPr>
-          <w:rFonts w:ascii="Arial" w:hAnsi="Arial" w:cs="Arial"/>
-          <w:b/>
-          <w:bCs/>
-          <w:sz w:val="28"/>
-          <w:szCs w:val="28"/>
-        </w:rPr>
-        <w:t xml:space="preserve"> </w:t>
-      </w:r>
-      <w:proofErr w:type="spellStart"/>
-      <w:r>
-        <w:rPr>
-          <w:rFonts w:ascii="Arial" w:hAnsi="Arial" w:cs="Arial"/>
-          <w:b/>
-          <w:bCs/>
-          <w:sz w:val="28"/>
-          <w:szCs w:val="28"/>
-        </w:rPr>
-        <w:t>și</w:t>
-      </w:r>
-      <w:proofErr w:type="spellEnd"/>
-      <w:r>
-        <w:rPr>
-          <w:rFonts w:ascii="Arial" w:hAnsi="Arial" w:cs="Arial"/>
-          <w:b/>
-          <w:bCs/>
-          <w:sz w:val="28"/>
-          <w:szCs w:val="28"/>
-        </w:rPr>
-        <w:t xml:space="preserve"> </w:t>
-      </w:r>
-      <w:proofErr w:type="spellStart"/>
-      <w:r>
-        <w:rPr>
-          <w:rFonts w:ascii="Arial" w:hAnsi="Arial" w:cs="Arial"/>
-          <w:b/>
-          <w:bCs/>
-          <w:sz w:val="28"/>
-          <w:szCs w:val="28"/>
-        </w:rPr>
-        <w:t>Descoperire</w:t>
-      </w:r>
-      <w:proofErr w:type="spellEnd"/>
-    </w:p>
-    <w:p>
-      <w:pPr>
-        <w:jc w:val="both"/>
-        <w:rPr>
-          <w:rFonts w:ascii="Arial" w:hAnsi="Arial" w:cs="Arial"/>
-          <w:sz w:val="28"/>
-          <w:szCs w:val="28"/>
-        </w:rPr>
-      </w:pPr>
-      <w:proofErr w:type="spellStart"/>
-      <w:r>
-        <w:rPr>
-          <w:rFonts w:ascii="Arial" w:hAnsi="Arial" w:cs="Arial"/>
-          <w:sz w:val="28"/>
-          <w:szCs w:val="28"/>
-        </w:rPr>
-        <w:t>Utilizatorul</w:t>
-      </w:r>
-      <w:proofErr w:type="spellEnd"/>
-      <w:r>
-        <w:rPr>
-          <w:rFonts w:ascii="Arial" w:hAnsi="Arial" w:cs="Arial"/>
-          <w:sz w:val="28"/>
-          <w:szCs w:val="28"/>
-        </w:rPr>
-        <w:t xml:space="preserve"> are la </w:t>
-      </w:r>
-      <w:proofErr w:type="spellStart"/>
-      <w:r>
-        <w:rPr>
-          <w:rFonts w:ascii="Arial" w:hAnsi="Arial" w:cs="Arial"/>
-          <w:sz w:val="28"/>
-          <w:szCs w:val="28"/>
-        </w:rPr>
-        <w:t>dispoziție</w:t>
-      </w:r>
-      <w:proofErr w:type="spellEnd"/>
-      <w:r>
-        <w:rPr>
-          <w:rFonts w:ascii="Arial" w:hAnsi="Arial" w:cs="Arial"/>
-          <w:sz w:val="28"/>
-          <w:szCs w:val="28"/>
-        </w:rPr>
-        <w:t xml:space="preserve"> 5 </w:t>
-      </w:r>
-      <w:proofErr w:type="spellStart"/>
-      <w:r>
-        <w:rPr>
-          <w:rFonts w:ascii="Arial" w:hAnsi="Arial" w:cs="Arial"/>
-          <w:sz w:val="28"/>
-          <w:szCs w:val="28"/>
-        </w:rPr>
-        <w:t>pagini</w:t>
-      </w:r>
-      <w:proofErr w:type="spellEnd"/>
-      <w:r>
-        <w:rPr>
-          <w:rFonts w:ascii="Arial" w:hAnsi="Arial" w:cs="Arial"/>
-          <w:sz w:val="28"/>
-          <w:szCs w:val="28"/>
-        </w:rPr>
-        <w:t xml:space="preserve"> </w:t>
-      </w:r>
-      <w:proofErr w:type="spellStart"/>
-      <w:r>
-        <w:rPr>
-          <w:rFonts w:ascii="Arial" w:hAnsi="Arial" w:cs="Arial"/>
-          <w:sz w:val="28"/>
-          <w:szCs w:val="28"/>
-        </w:rPr>
-        <w:t>principale</w:t>
-      </w:r>
-      <w:proofErr w:type="spellEnd"/>
-      <w:r>
-        <w:rPr>
-          <w:rFonts w:ascii="Arial" w:hAnsi="Arial" w:cs="Arial"/>
-          <w:sz w:val="28"/>
-          <w:szCs w:val="28"/>
-        </w:rPr>
-        <w:t xml:space="preserve"> dedicate </w:t>
-      </w:r>
-      <w:proofErr w:type="spellStart"/>
-      <w:r>
-        <w:rPr>
-          <w:rFonts w:ascii="Arial" w:hAnsi="Arial" w:cs="Arial"/>
-          <w:sz w:val="28"/>
-          <w:szCs w:val="28"/>
-        </w:rPr>
-        <w:t>fiecărui</w:t>
-      </w:r>
-      <w:proofErr w:type="spellEnd"/>
-      <w:r>
-        <w:rPr>
-          <w:rFonts w:ascii="Arial" w:hAnsi="Arial" w:cs="Arial"/>
-          <w:sz w:val="28"/>
-          <w:szCs w:val="28"/>
-        </w:rPr>
-        <w:t xml:space="preserve"> tip de media: Filme, </w:t>
-      </w:r>
-      <w:proofErr w:type="spellStart"/>
-      <w:r>
-        <w:rPr>
-          <w:rFonts w:ascii="Arial" w:hAnsi="Arial" w:cs="Arial"/>
-          <w:sz w:val="28"/>
-          <w:szCs w:val="28"/>
-        </w:rPr>
-        <w:t>Seriale</w:t>
-      </w:r>
-      <w:proofErr w:type="spellEnd"/>
-      <w:r>
-        <w:rPr>
-          <w:rFonts w:ascii="Arial" w:hAnsi="Arial" w:cs="Arial"/>
-          <w:sz w:val="28"/>
-          <w:szCs w:val="28"/>
-        </w:rPr>
-        <w:t xml:space="preserve"> TV, </w:t>
-      </w:r>
-      <w:proofErr w:type="spellStart"/>
-      <w:r>
-        <w:rPr>
-          <w:rFonts w:ascii="Arial" w:hAnsi="Arial" w:cs="Arial"/>
-          <w:sz w:val="28"/>
-          <w:szCs w:val="28"/>
-        </w:rPr>
-        <w:t>Jocuri</w:t>
-      </w:r>
-      <w:proofErr w:type="spellEnd"/>
-      <w:r>
-        <w:rPr>
-          <w:rFonts w:ascii="Arial" w:hAnsi="Arial" w:cs="Arial"/>
-          <w:sz w:val="28"/>
-          <w:szCs w:val="28"/>
-        </w:rPr>
-        <w:t xml:space="preserve">, </w:t>
-      </w:r>
-      <w:proofErr w:type="spellStart"/>
-      <w:r>
-        <w:rPr>
-          <w:rFonts w:ascii="Arial" w:hAnsi="Arial" w:cs="Arial"/>
-          <w:sz w:val="28"/>
-          <w:szCs w:val="28"/>
-        </w:rPr>
-        <w:t>Muzică</w:t>
-      </w:r>
-      <w:proofErr w:type="spellEnd"/>
-      <w:r>
-        <w:rPr>
-          <w:rFonts w:ascii="Arial" w:hAnsi="Arial" w:cs="Arial"/>
-          <w:sz w:val="28"/>
-          <w:szCs w:val="28"/>
-        </w:rPr>
-        <w:t xml:space="preserve">, </w:t>
-      </w:r>
-      <w:proofErr w:type="spellStart"/>
-      <w:r>
-        <w:rPr>
-          <w:rFonts w:ascii="Arial" w:hAnsi="Arial" w:cs="Arial"/>
-          <w:sz w:val="28"/>
-          <w:szCs w:val="28"/>
-        </w:rPr>
-        <w:t>Cărți</w:t>
-      </w:r>
-      <w:proofErr w:type="spellEnd"/>
-      <w:r>
-        <w:rPr>
-          <w:rFonts w:ascii="Arial" w:hAnsi="Arial" w:cs="Arial"/>
-          <w:sz w:val="28"/>
-          <w:szCs w:val="28"/>
-        </w:rPr>
-        <w:t>.</w:t>
+          <w:sz w:val="28"/>
+          <w:szCs w:val="28"/>
+        </w:rPr>
+      </w:pPr>
+      <w:r>
+        <w:rPr>
+          <w:rFonts w:ascii="Arial" w:hAnsi="Arial" w:cs="Arial"/>
+          <w:sz w:val="28"/>
+          <w:szCs w:val="28"/>
+        </w:rPr>
+        <w:t>Utilizatorul are la dispoziție 5 pagini principale dedicate fiecărui tip de media: Filme, Seriale TV, Jocuri, Muzică, Cărți.</w:t>
       </w:r>
     </w:p>
     <w:p>
@@ -1623,228 +319,16 @@
           <w:sz w:val="28"/>
           <w:szCs w:val="28"/>
         </w:rPr>
-        <w:t xml:space="preserve">Sidebar </w:t>
-      </w:r>
-      <w:proofErr w:type="spellStart"/>
-      <w:r>
-        <w:rPr>
-          <w:rFonts w:ascii="Arial" w:hAnsi="Arial" w:cs="Arial"/>
-          <w:b/>
-          <w:bCs/>
-          <w:sz w:val="28"/>
-          <w:szCs w:val="28"/>
-        </w:rPr>
-        <w:t>Dinamic</w:t>
-      </w:r>
-      <w:proofErr w:type="spellEnd"/>
-      <w:r>
-        <w:rPr>
-          <w:rFonts w:ascii="Arial" w:hAnsi="Arial" w:cs="Arial"/>
-          <w:b/>
-          <w:bCs/>
-          <w:sz w:val="28"/>
-          <w:szCs w:val="28"/>
-        </w:rPr>
-        <w:t>:</w:t>
-      </w:r>
-      <w:r>
-        <w:rPr>
-          <w:rFonts w:ascii="Arial" w:hAnsi="Arial" w:cs="Arial"/>
-          <w:sz w:val="28"/>
-          <w:szCs w:val="28"/>
-        </w:rPr>
-        <w:t xml:space="preserve"> </w:t>
-      </w:r>
-      <w:proofErr w:type="spellStart"/>
-      <w:r>
-        <w:rPr>
-          <w:rFonts w:ascii="Arial" w:hAnsi="Arial" w:cs="Arial"/>
-          <w:sz w:val="28"/>
-          <w:szCs w:val="28"/>
-        </w:rPr>
-        <w:t>Fiecare</w:t>
-      </w:r>
-      <w:proofErr w:type="spellEnd"/>
-      <w:r>
-        <w:rPr>
-          <w:rFonts w:ascii="Arial" w:hAnsi="Arial" w:cs="Arial"/>
-          <w:sz w:val="28"/>
-          <w:szCs w:val="28"/>
-        </w:rPr>
-        <w:t xml:space="preserve"> </w:t>
-      </w:r>
-      <w:proofErr w:type="spellStart"/>
-      <w:r>
-        <w:rPr>
-          <w:rFonts w:ascii="Arial" w:hAnsi="Arial" w:cs="Arial"/>
-          <w:sz w:val="28"/>
-          <w:szCs w:val="28"/>
-        </w:rPr>
-        <w:t>pagină</w:t>
-      </w:r>
-      <w:proofErr w:type="spellEnd"/>
-      <w:r>
-        <w:rPr>
-          <w:rFonts w:ascii="Arial" w:hAnsi="Arial" w:cs="Arial"/>
-          <w:sz w:val="28"/>
-          <w:szCs w:val="28"/>
-        </w:rPr>
-        <w:t xml:space="preserve"> </w:t>
-      </w:r>
-      <w:proofErr w:type="spellStart"/>
-      <w:r>
-        <w:rPr>
-          <w:rFonts w:ascii="Arial" w:hAnsi="Arial" w:cs="Arial"/>
-          <w:sz w:val="28"/>
-          <w:szCs w:val="28"/>
-        </w:rPr>
-        <w:t>conține</w:t>
-      </w:r>
-      <w:proofErr w:type="spellEnd"/>
-      <w:r>
-        <w:rPr>
-          <w:rFonts w:ascii="Arial" w:hAnsi="Arial" w:cs="Arial"/>
-          <w:sz w:val="28"/>
-          <w:szCs w:val="28"/>
-        </w:rPr>
-        <w:t xml:space="preserve"> un </w:t>
-      </w:r>
-      <w:proofErr w:type="spellStart"/>
-      <w:r>
-        <w:rPr>
-          <w:rFonts w:ascii="Arial" w:hAnsi="Arial" w:cs="Arial"/>
-          <w:sz w:val="28"/>
-          <w:szCs w:val="28"/>
-        </w:rPr>
-        <w:t>meniu</w:t>
-      </w:r>
-      <w:proofErr w:type="spellEnd"/>
-      <w:r>
-        <w:rPr>
-          <w:rFonts w:ascii="Arial" w:hAnsi="Arial" w:cs="Arial"/>
-          <w:sz w:val="28"/>
-          <w:szCs w:val="28"/>
-        </w:rPr>
-        <w:t xml:space="preserve"> lateral (sidebar) care </w:t>
-      </w:r>
-      <w:proofErr w:type="spellStart"/>
-      <w:r>
-        <w:rPr>
-          <w:rFonts w:ascii="Arial" w:hAnsi="Arial" w:cs="Arial"/>
-          <w:sz w:val="28"/>
-          <w:szCs w:val="28"/>
-        </w:rPr>
-        <w:t>permite</w:t>
-      </w:r>
-      <w:proofErr w:type="spellEnd"/>
-      <w:r>
-        <w:rPr>
-          <w:rFonts w:ascii="Arial" w:hAnsi="Arial" w:cs="Arial"/>
-          <w:sz w:val="28"/>
-          <w:szCs w:val="28"/>
-        </w:rPr>
-        <w:t xml:space="preserve"> </w:t>
-      </w:r>
-      <w:proofErr w:type="spellStart"/>
-      <w:r>
-        <w:rPr>
-          <w:rFonts w:ascii="Arial" w:hAnsi="Arial" w:cs="Arial"/>
-          <w:sz w:val="28"/>
-          <w:szCs w:val="28"/>
-        </w:rPr>
-        <w:t>schimbarea</w:t>
-      </w:r>
-      <w:proofErr w:type="spellEnd"/>
-      <w:r>
-        <w:rPr>
-          <w:rFonts w:ascii="Arial" w:hAnsi="Arial" w:cs="Arial"/>
-          <w:sz w:val="28"/>
-          <w:szCs w:val="28"/>
-        </w:rPr>
-        <w:t xml:space="preserve"> </w:t>
-      </w:r>
-      <w:proofErr w:type="spellStart"/>
-      <w:r>
-        <w:rPr>
-          <w:rFonts w:ascii="Arial" w:hAnsi="Arial" w:cs="Arial"/>
-          <w:sz w:val="28"/>
-          <w:szCs w:val="28"/>
-        </w:rPr>
-        <w:t>rapidă</w:t>
-      </w:r>
-      <w:proofErr w:type="spellEnd"/>
-      <w:r>
-        <w:rPr>
-          <w:rFonts w:ascii="Arial" w:hAnsi="Arial" w:cs="Arial"/>
-          <w:sz w:val="28"/>
-          <w:szCs w:val="28"/>
-        </w:rPr>
-        <w:t xml:space="preserve"> a </w:t>
-      </w:r>
-      <w:proofErr w:type="spellStart"/>
-      <w:r>
-        <w:rPr>
-          <w:rFonts w:ascii="Arial" w:hAnsi="Arial" w:cs="Arial"/>
-          <w:sz w:val="28"/>
-          <w:szCs w:val="28"/>
-        </w:rPr>
-        <w:t>subcategoriilor</w:t>
-      </w:r>
-      <w:proofErr w:type="spellEnd"/>
-      <w:r>
-        <w:rPr>
-          <w:rFonts w:ascii="Arial" w:hAnsi="Arial" w:cs="Arial"/>
-          <w:sz w:val="28"/>
-          <w:szCs w:val="28"/>
-        </w:rPr>
-        <w:t xml:space="preserve"> </w:t>
-      </w:r>
-      <w:proofErr w:type="spellStart"/>
-      <w:r>
-        <w:rPr>
-          <w:rFonts w:ascii="Arial" w:hAnsi="Arial" w:cs="Arial"/>
-          <w:sz w:val="28"/>
-          <w:szCs w:val="28"/>
-        </w:rPr>
-        <w:t>fără</w:t>
-      </w:r>
-      <w:proofErr w:type="spellEnd"/>
-      <w:r>
-        <w:rPr>
-          <w:rFonts w:ascii="Arial" w:hAnsi="Arial" w:cs="Arial"/>
-          <w:sz w:val="28"/>
-          <w:szCs w:val="28"/>
-        </w:rPr>
-        <w:t xml:space="preserve"> </w:t>
-      </w:r>
-      <w:proofErr w:type="spellStart"/>
-      <w:r>
-        <w:rPr>
-          <w:rFonts w:ascii="Arial" w:hAnsi="Arial" w:cs="Arial"/>
-          <w:sz w:val="28"/>
-          <w:szCs w:val="28"/>
-        </w:rPr>
-        <w:t>reîncărcarea</w:t>
-      </w:r>
-      <w:proofErr w:type="spellEnd"/>
-      <w:r>
-        <w:rPr>
-          <w:rFonts w:ascii="Arial" w:hAnsi="Arial" w:cs="Arial"/>
-          <w:sz w:val="28"/>
-          <w:szCs w:val="28"/>
-        </w:rPr>
-        <w:t xml:space="preserve"> </w:t>
-      </w:r>
-      <w:proofErr w:type="spellStart"/>
-      <w:r>
-        <w:rPr>
-          <w:rFonts w:ascii="Arial" w:hAnsi="Arial" w:cs="Arial"/>
-          <w:sz w:val="28"/>
-          <w:szCs w:val="28"/>
-        </w:rPr>
-        <w:t>paginii</w:t>
-      </w:r>
-      <w:proofErr w:type="spellEnd"/>
+        <w:t>Sidebar Dinamic:</w:t>
+      </w:r>
+      <w:r>
+        <w:rPr>
+          <w:rFonts w:ascii="Arial" w:hAnsi="Arial" w:cs="Arial"/>
+          <w:sz w:val="28"/>
+          <w:szCs w:val="28"/>
+        </w:rPr>
+        <w:t xml:space="preserve"> Fiecare pagină conține un meniu lateral (sidebar) care permite schimbarea rapidă a subcategoriilor fără reîncărcarea paginii</w:t>
+      </w:r>
       <w:r>
         <w:rPr>
           <w:rFonts w:ascii="Arial" w:hAnsi="Arial" w:cs="Arial"/>
@@ -1867,7 +351,6 @@
           <w:szCs w:val="28"/>
         </w:rPr>
       </w:pPr>
-      <w:proofErr w:type="spellStart"/>
       <w:r>
         <w:rPr>
           <w:rFonts w:ascii="Arial" w:hAnsi="Arial" w:cs="Arial"/>
@@ -1876,26 +359,23 @@
           <w:sz w:val="28"/>
           <w:szCs w:val="28"/>
         </w:rPr>
-        <w:t>Descoperire</w:t>
-      </w:r>
-      <w:proofErr w:type="spellEnd"/>
-      <w:r>
-        <w:rPr>
-          <w:rFonts w:ascii="Arial" w:hAnsi="Arial" w:cs="Arial"/>
-          <w:i/>
-          <w:iCs/>
-          <w:sz w:val="28"/>
-          <w:szCs w:val="28"/>
-        </w:rPr>
-        <w:t>:</w:t>
-      </w:r>
-      <w:r>
-        <w:rPr>
-          <w:rFonts w:ascii="Arial" w:hAnsi="Arial" w:cs="Arial"/>
-          <w:sz w:val="28"/>
-          <w:szCs w:val="28"/>
-        </w:rPr>
-        <w:t xml:space="preserve"> Trending Now, New Releases, Coming Soon</w:t>
+        <w:t>Descoperire:</w:t>
+      </w:r>
+      <w:r>
+        <w:rPr>
+          <w:rFonts w:ascii="Arial" w:hAnsi="Arial" w:cs="Arial"/>
+          <w:sz w:val="28"/>
+          <w:szCs w:val="28"/>
+        </w:rPr>
+        <w:t xml:space="preserve"> Trending Now, New Releases, </w:t>
+      </w:r>
+      <w:r>
+        <w:rPr>
+          <w:rFonts w:ascii="Arial" w:hAnsi="Arial" w:cs="Arial"/>
+          <w:sz w:val="28"/>
+          <w:szCs w:val="28"/>
+        </w:rPr>
+        <w:t>Vault Picks</w:t>
       </w:r>
       <w:r>
         <w:rPr>
@@ -1919,7 +399,6 @@
           <w:szCs w:val="28"/>
         </w:rPr>
       </w:pPr>
-      <w:proofErr w:type="spellStart"/>
       <w:r>
         <w:rPr>
           <w:rFonts w:ascii="Arial" w:hAnsi="Arial" w:cs="Arial"/>
@@ -1928,128 +407,15 @@
           <w:sz w:val="28"/>
           <w:szCs w:val="28"/>
         </w:rPr>
-        <w:t>Genuri</w:t>
-      </w:r>
-      <w:proofErr w:type="spellEnd"/>
-      <w:r>
-        <w:rPr>
-          <w:rFonts w:ascii="Arial" w:hAnsi="Arial" w:cs="Arial"/>
-          <w:i/>
-          <w:iCs/>
-          <w:sz w:val="28"/>
-          <w:szCs w:val="28"/>
-        </w:rPr>
-        <w:t xml:space="preserve"> (</w:t>
-      </w:r>
-      <w:proofErr w:type="spellStart"/>
-      <w:r>
-        <w:rPr>
-          <w:rFonts w:ascii="Arial" w:hAnsi="Arial" w:cs="Arial"/>
-          <w:i/>
-          <w:iCs/>
-          <w:sz w:val="28"/>
-          <w:szCs w:val="28"/>
-        </w:rPr>
-        <w:t>specifice</w:t>
-      </w:r>
-      <w:proofErr w:type="spellEnd"/>
-      <w:r>
-        <w:rPr>
-          <w:rFonts w:ascii="Arial" w:hAnsi="Arial" w:cs="Arial"/>
-          <w:i/>
-          <w:iCs/>
-          <w:sz w:val="28"/>
-          <w:szCs w:val="28"/>
-        </w:rPr>
-        <w:t xml:space="preserve"> </w:t>
-      </w:r>
-      <w:proofErr w:type="spellStart"/>
-      <w:r>
-        <w:rPr>
-          <w:rFonts w:ascii="Arial" w:hAnsi="Arial" w:cs="Arial"/>
-          <w:i/>
-          <w:iCs/>
-          <w:sz w:val="28"/>
-          <w:szCs w:val="28"/>
-        </w:rPr>
-        <w:t>fiecărei</w:t>
-      </w:r>
-      <w:proofErr w:type="spellEnd"/>
-      <w:r>
-        <w:rPr>
-          <w:rFonts w:ascii="Arial" w:hAnsi="Arial" w:cs="Arial"/>
-          <w:i/>
-          <w:iCs/>
-          <w:sz w:val="28"/>
-          <w:szCs w:val="28"/>
-        </w:rPr>
-        <w:t xml:space="preserve"> </w:t>
-      </w:r>
-      <w:proofErr w:type="spellStart"/>
-      <w:r>
-        <w:rPr>
-          <w:rFonts w:ascii="Arial" w:hAnsi="Arial" w:cs="Arial"/>
-          <w:i/>
-          <w:iCs/>
-          <w:sz w:val="28"/>
-          <w:szCs w:val="28"/>
-        </w:rPr>
-        <w:t>pagini</w:t>
-      </w:r>
-      <w:proofErr w:type="spellEnd"/>
-      <w:r>
-        <w:rPr>
-          <w:rFonts w:ascii="Arial" w:hAnsi="Arial" w:cs="Arial"/>
-          <w:i/>
-          <w:iCs/>
-          <w:sz w:val="28"/>
-          <w:szCs w:val="28"/>
-        </w:rPr>
-        <w:t>):</w:t>
-      </w:r>
-      <w:r>
-        <w:rPr>
-          <w:rFonts w:ascii="Arial" w:hAnsi="Arial" w:cs="Arial"/>
-          <w:sz w:val="28"/>
-          <w:szCs w:val="28"/>
-        </w:rPr>
-        <w:t xml:space="preserve"> ex. Sci-Fi, Action, Horror (Filme) / RPG, Shooter, Indie (</w:t>
-      </w:r>
-      <w:proofErr w:type="spellStart"/>
-      <w:r>
-        <w:rPr>
-          <w:rFonts w:ascii="Arial" w:hAnsi="Arial" w:cs="Arial"/>
-          <w:sz w:val="28"/>
-          <w:szCs w:val="28"/>
-        </w:rPr>
-        <w:t>Jocuri</w:t>
-      </w:r>
-      <w:proofErr w:type="spellEnd"/>
-      <w:r>
-        <w:rPr>
-          <w:rFonts w:ascii="Arial" w:hAnsi="Arial" w:cs="Arial"/>
-          <w:sz w:val="28"/>
-          <w:szCs w:val="28"/>
-        </w:rPr>
-        <w:t>) / Fiction, Fantasy (</w:t>
-      </w:r>
-      <w:proofErr w:type="spellStart"/>
-      <w:r>
-        <w:rPr>
-          <w:rFonts w:ascii="Arial" w:hAnsi="Arial" w:cs="Arial"/>
-          <w:sz w:val="28"/>
-          <w:szCs w:val="28"/>
-        </w:rPr>
-        <w:t>Cărți</w:t>
-      </w:r>
-      <w:proofErr w:type="spellEnd"/>
-      <w:r>
-        <w:rPr>
-          <w:rFonts w:ascii="Arial" w:hAnsi="Arial" w:cs="Arial"/>
-          <w:sz w:val="28"/>
-          <w:szCs w:val="28"/>
-        </w:rPr>
-        <w:t>)</w:t>
+        <w:t>Genuri (specifice fiecărei pagini):</w:t>
+      </w:r>
+      <w:r>
+        <w:rPr>
+          <w:rFonts w:ascii="Arial" w:hAnsi="Arial" w:cs="Arial"/>
+          <w:sz w:val="28"/>
+          <w:szCs w:val="28"/>
+        </w:rPr>
+        <w:t xml:space="preserve"> ex. Sci-Fi, Action, Horror (Filme) / RPG, Shooter, Indie (Jocuri) / Fiction, Fantasy (Cărți)</w:t>
       </w:r>
       <w:r>
         <w:rPr>
@@ -2073,7 +439,6 @@
           <w:szCs w:val="28"/>
         </w:rPr>
       </w:pPr>
-      <w:proofErr w:type="spellStart"/>
       <w:r>
         <w:rPr>
           <w:rFonts w:ascii="Arial" w:hAnsi="Arial" w:cs="Arial"/>
@@ -2082,10 +447,28 @@
           <w:sz w:val="28"/>
           <w:szCs w:val="28"/>
         </w:rPr>
-        <w:t>Carduri</w:t>
-      </w:r>
-      <w:proofErr w:type="spellEnd"/>
-      <w:r>
+        <w:t>Carduri Media:</w:t>
+      </w:r>
+      <w:r>
+        <w:rPr>
+          <w:rFonts w:ascii="Arial" w:hAnsi="Arial" w:cs="Arial"/>
+          <w:sz w:val="28"/>
+          <w:szCs w:val="28"/>
+        </w:rPr>
+        <w:t xml:space="preserve"> Fiecare element este afișat sub forma unui card care conține: Poster/Copertă, Titlu, Tip/An/Gen, și un buton „+ Vault” care apare la trecerea cursorului (hover)</w:t>
+      </w:r>
+      <w:r>
+        <w:rPr>
+          <w:rFonts w:ascii="Arial" w:hAnsi="Arial" w:cs="Arial"/>
+          <w:sz w:val="28"/>
+          <w:szCs w:val="28"/>
+        </w:rPr>
+        <w:t>;</w:t>
+      </w:r>
+    </w:p>
+    <w:p>
+      <w:pPr>
+        <w:jc w:val="both"/>
         <w:rPr>
           <w:rFonts w:ascii="Arial" w:hAnsi="Arial" w:cs="Arial"/>
           <w:b/>
@@ -2093,239 +476,16 @@
           <w:sz w:val="28"/>
           <w:szCs w:val="28"/>
         </w:rPr>
-        <w:t xml:space="preserve"> Media:</w:t>
-      </w:r>
-      <w:r>
-        <w:rPr>
-          <w:rFonts w:ascii="Arial" w:hAnsi="Arial" w:cs="Arial"/>
-          <w:sz w:val="28"/>
-          <w:szCs w:val="28"/>
-        </w:rPr>
-        <w:t xml:space="preserve"> </w:t>
-      </w:r>
-      <w:proofErr w:type="spellStart"/>
-      <w:r>
-        <w:rPr>
-          <w:rFonts w:ascii="Arial" w:hAnsi="Arial" w:cs="Arial"/>
-          <w:sz w:val="28"/>
-          <w:szCs w:val="28"/>
-        </w:rPr>
-        <w:t>Fiecare</w:t>
-      </w:r>
-      <w:proofErr w:type="spellEnd"/>
-      <w:r>
-        <w:rPr>
-          <w:rFonts w:ascii="Arial" w:hAnsi="Arial" w:cs="Arial"/>
-          <w:sz w:val="28"/>
-          <w:szCs w:val="28"/>
-        </w:rPr>
-        <w:t xml:space="preserve"> element </w:t>
-      </w:r>
-      <w:proofErr w:type="spellStart"/>
-      <w:r>
-        <w:rPr>
-          <w:rFonts w:ascii="Arial" w:hAnsi="Arial" w:cs="Arial"/>
-          <w:sz w:val="28"/>
-          <w:szCs w:val="28"/>
-        </w:rPr>
-        <w:t>este</w:t>
-      </w:r>
-      <w:proofErr w:type="spellEnd"/>
-      <w:r>
-        <w:rPr>
-          <w:rFonts w:ascii="Arial" w:hAnsi="Arial" w:cs="Arial"/>
-          <w:sz w:val="28"/>
-          <w:szCs w:val="28"/>
-        </w:rPr>
-        <w:t xml:space="preserve"> </w:t>
-      </w:r>
-      <w:proofErr w:type="spellStart"/>
-      <w:r>
-        <w:rPr>
-          <w:rFonts w:ascii="Arial" w:hAnsi="Arial" w:cs="Arial"/>
-          <w:sz w:val="28"/>
-          <w:szCs w:val="28"/>
-        </w:rPr>
-        <w:t>afișat</w:t>
-      </w:r>
-      <w:proofErr w:type="spellEnd"/>
-      <w:r>
-        <w:rPr>
-          <w:rFonts w:ascii="Arial" w:hAnsi="Arial" w:cs="Arial"/>
-          <w:sz w:val="28"/>
-          <w:szCs w:val="28"/>
-        </w:rPr>
-        <w:t xml:space="preserve"> sub forma </w:t>
-      </w:r>
-      <w:proofErr w:type="spellStart"/>
-      <w:r>
-        <w:rPr>
-          <w:rFonts w:ascii="Arial" w:hAnsi="Arial" w:cs="Arial"/>
-          <w:sz w:val="28"/>
-          <w:szCs w:val="28"/>
-        </w:rPr>
-        <w:t>unui</w:t>
-      </w:r>
-      <w:proofErr w:type="spellEnd"/>
-      <w:r>
-        <w:rPr>
-          <w:rFonts w:ascii="Arial" w:hAnsi="Arial" w:cs="Arial"/>
-          <w:sz w:val="28"/>
-          <w:szCs w:val="28"/>
-        </w:rPr>
-        <w:t xml:space="preserve"> card care </w:t>
-      </w:r>
-      <w:proofErr w:type="spellStart"/>
-      <w:r>
-        <w:rPr>
-          <w:rFonts w:ascii="Arial" w:hAnsi="Arial" w:cs="Arial"/>
-          <w:sz w:val="28"/>
-          <w:szCs w:val="28"/>
-        </w:rPr>
-        <w:t>conține</w:t>
-      </w:r>
-      <w:proofErr w:type="spellEnd"/>
-      <w:r>
-        <w:rPr>
-          <w:rFonts w:ascii="Arial" w:hAnsi="Arial" w:cs="Arial"/>
-          <w:sz w:val="28"/>
-          <w:szCs w:val="28"/>
-        </w:rPr>
-        <w:t>: Poster/</w:t>
-      </w:r>
-      <w:proofErr w:type="spellStart"/>
-      <w:r>
-        <w:rPr>
-          <w:rFonts w:ascii="Arial" w:hAnsi="Arial" w:cs="Arial"/>
-          <w:sz w:val="28"/>
-          <w:szCs w:val="28"/>
-        </w:rPr>
-        <w:t>Copertă</w:t>
-      </w:r>
-      <w:proofErr w:type="spellEnd"/>
-      <w:r>
-        <w:rPr>
-          <w:rFonts w:ascii="Arial" w:hAnsi="Arial" w:cs="Arial"/>
-          <w:sz w:val="28"/>
-          <w:szCs w:val="28"/>
-        </w:rPr>
-        <w:t xml:space="preserve">, </w:t>
-      </w:r>
-      <w:proofErr w:type="spellStart"/>
-      <w:r>
-        <w:rPr>
-          <w:rFonts w:ascii="Arial" w:hAnsi="Arial" w:cs="Arial"/>
-          <w:sz w:val="28"/>
-          <w:szCs w:val="28"/>
-        </w:rPr>
-        <w:t>Titlu</w:t>
-      </w:r>
-      <w:proofErr w:type="spellEnd"/>
-      <w:r>
-        <w:rPr>
-          <w:rFonts w:ascii="Arial" w:hAnsi="Arial" w:cs="Arial"/>
-          <w:sz w:val="28"/>
-          <w:szCs w:val="28"/>
-        </w:rPr>
-        <w:t xml:space="preserve">, Tip/An/Gen, </w:t>
-      </w:r>
-      <w:proofErr w:type="spellStart"/>
-      <w:r>
-        <w:rPr>
-          <w:rFonts w:ascii="Arial" w:hAnsi="Arial" w:cs="Arial"/>
-          <w:sz w:val="28"/>
-          <w:szCs w:val="28"/>
-        </w:rPr>
-        <w:t>și</w:t>
-      </w:r>
-      <w:proofErr w:type="spellEnd"/>
-      <w:r>
-        <w:rPr>
-          <w:rFonts w:ascii="Arial" w:hAnsi="Arial" w:cs="Arial"/>
-          <w:sz w:val="28"/>
-          <w:szCs w:val="28"/>
-        </w:rPr>
-        <w:t xml:space="preserve"> un </w:t>
-      </w:r>
-      <w:proofErr w:type="spellStart"/>
-      <w:r>
-        <w:rPr>
-          <w:rFonts w:ascii="Arial" w:hAnsi="Arial" w:cs="Arial"/>
-          <w:sz w:val="28"/>
-          <w:szCs w:val="28"/>
-        </w:rPr>
-        <w:t>buton</w:t>
-      </w:r>
-      <w:proofErr w:type="spellEnd"/>
-      <w:r>
-        <w:rPr>
-          <w:rFonts w:ascii="Arial" w:hAnsi="Arial" w:cs="Arial"/>
-          <w:sz w:val="28"/>
-          <w:szCs w:val="28"/>
-        </w:rPr>
-        <w:t xml:space="preserve"> „+ Vault” care </w:t>
-      </w:r>
-      <w:proofErr w:type="spellStart"/>
-      <w:r>
-        <w:rPr>
-          <w:rFonts w:ascii="Arial" w:hAnsi="Arial" w:cs="Arial"/>
-          <w:sz w:val="28"/>
-          <w:szCs w:val="28"/>
-        </w:rPr>
-        <w:t>apare</w:t>
-      </w:r>
-      <w:proofErr w:type="spellEnd"/>
-      <w:r>
-        <w:rPr>
-          <w:rFonts w:ascii="Arial" w:hAnsi="Arial" w:cs="Arial"/>
-          <w:sz w:val="28"/>
-          <w:szCs w:val="28"/>
-        </w:rPr>
-        <w:t xml:space="preserve"> la </w:t>
-      </w:r>
-      <w:proofErr w:type="spellStart"/>
-      <w:r>
-        <w:rPr>
-          <w:rFonts w:ascii="Arial" w:hAnsi="Arial" w:cs="Arial"/>
-          <w:sz w:val="28"/>
-          <w:szCs w:val="28"/>
-        </w:rPr>
-        <w:t>trecerea</w:t>
-      </w:r>
-      <w:proofErr w:type="spellEnd"/>
-      <w:r>
-        <w:rPr>
-          <w:rFonts w:ascii="Arial" w:hAnsi="Arial" w:cs="Arial"/>
-          <w:sz w:val="28"/>
-          <w:szCs w:val="28"/>
-        </w:rPr>
-        <w:t xml:space="preserve"> </w:t>
-      </w:r>
-      <w:proofErr w:type="spellStart"/>
-      <w:r>
-        <w:rPr>
-          <w:rFonts w:ascii="Arial" w:hAnsi="Arial" w:cs="Arial"/>
-          <w:sz w:val="28"/>
-          <w:szCs w:val="28"/>
-        </w:rPr>
-        <w:t>cursorului</w:t>
-      </w:r>
-      <w:proofErr w:type="spellEnd"/>
-      <w:r>
-        <w:rPr>
-          <w:rFonts w:ascii="Arial" w:hAnsi="Arial" w:cs="Arial"/>
-          <w:sz w:val="28"/>
-          <w:szCs w:val="28"/>
-        </w:rPr>
-        <w:t xml:space="preserve"> (hover)</w:t>
-      </w:r>
-      <w:r>
-        <w:rPr>
-          <w:rFonts w:ascii="Arial" w:hAnsi="Arial" w:cs="Arial"/>
-          <w:sz w:val="28"/>
-          <w:szCs w:val="28"/>
-        </w:rPr>
-        <w:t>;</w:t>
+      </w:pPr>
+      <w:r>
+        <w:rPr>
+          <w:rFonts w:ascii="Arial" w:hAnsi="Arial" w:cs="Arial"/>
+          <w:b/>
+          <w:bCs/>
+          <w:sz w:val="28"/>
+          <w:szCs w:val="28"/>
+        </w:rPr>
+        <w:t>3.2. Sistem de Sortare</w:t>
       </w:r>
     </w:p>
     <w:p>
@@ -2333,227 +493,17 @@
         <w:jc w:val="both"/>
         <w:rPr>
           <w:rFonts w:ascii="Arial" w:hAnsi="Arial" w:cs="Arial"/>
-          <w:b/>
-          <w:bCs/>
-          <w:sz w:val="28"/>
-          <w:szCs w:val="28"/>
-        </w:rPr>
-      </w:pPr>
-      <w:r>
-        <w:rPr>
-          <w:rFonts w:ascii="Arial" w:hAnsi="Arial" w:cs="Arial"/>
-          <w:b/>
-          <w:bCs/>
-          <w:sz w:val="28"/>
-          <w:szCs w:val="28"/>
-        </w:rPr>
-        <w:t xml:space="preserve">3.2. </w:t>
-      </w:r>
-      <w:proofErr w:type="spellStart"/>
-      <w:r>
-        <w:rPr>
-          <w:rFonts w:ascii="Arial" w:hAnsi="Arial" w:cs="Arial"/>
-          <w:b/>
-          <w:bCs/>
-          <w:sz w:val="28"/>
-          <w:szCs w:val="28"/>
-        </w:rPr>
-        <w:t>Sistem</w:t>
-      </w:r>
-      <w:proofErr w:type="spellEnd"/>
-      <w:r>
-        <w:rPr>
-          <w:rFonts w:ascii="Arial" w:hAnsi="Arial" w:cs="Arial"/>
-          <w:b/>
-          <w:bCs/>
-          <w:sz w:val="28"/>
-          <w:szCs w:val="28"/>
-        </w:rPr>
-        <w:t xml:space="preserve"> de </w:t>
-      </w:r>
-      <w:proofErr w:type="spellStart"/>
-      <w:r>
-        <w:rPr>
-          <w:rFonts w:ascii="Arial" w:hAnsi="Arial" w:cs="Arial"/>
-          <w:b/>
-          <w:bCs/>
-          <w:sz w:val="28"/>
-          <w:szCs w:val="28"/>
-        </w:rPr>
-        <w:t>Sortare</w:t>
-      </w:r>
-      <w:proofErr w:type="spellEnd"/>
-    </w:p>
-    <w:p>
-      <w:pPr>
-        <w:jc w:val="both"/>
-        <w:rPr>
-          <w:rFonts w:ascii="Arial" w:hAnsi="Arial" w:cs="Arial"/>
-          <w:sz w:val="28"/>
-          <w:szCs w:val="28"/>
-        </w:rPr>
-      </w:pPr>
-      <w:proofErr w:type="spellStart"/>
-      <w:r>
-        <w:rPr>
-          <w:rFonts w:ascii="Arial" w:hAnsi="Arial" w:cs="Arial"/>
-          <w:sz w:val="28"/>
-          <w:szCs w:val="28"/>
-        </w:rPr>
-        <w:t>Fiecare</w:t>
-      </w:r>
-      <w:proofErr w:type="spellEnd"/>
-      <w:r>
-        <w:rPr>
-          <w:rFonts w:ascii="Arial" w:hAnsi="Arial" w:cs="Arial"/>
-          <w:sz w:val="28"/>
-          <w:szCs w:val="28"/>
-        </w:rPr>
-        <w:t xml:space="preserve"> </w:t>
-      </w:r>
-      <w:proofErr w:type="spellStart"/>
-      <w:r>
-        <w:rPr>
-          <w:rFonts w:ascii="Arial" w:hAnsi="Arial" w:cs="Arial"/>
-          <w:sz w:val="28"/>
-          <w:szCs w:val="28"/>
-        </w:rPr>
-        <w:t>pagină</w:t>
-      </w:r>
-      <w:proofErr w:type="spellEnd"/>
-      <w:r>
-        <w:rPr>
-          <w:rFonts w:ascii="Arial" w:hAnsi="Arial" w:cs="Arial"/>
-          <w:sz w:val="28"/>
-          <w:szCs w:val="28"/>
-        </w:rPr>
-        <w:t xml:space="preserve"> de </w:t>
-      </w:r>
-      <w:proofErr w:type="spellStart"/>
-      <w:r>
-        <w:rPr>
-          <w:rFonts w:ascii="Arial" w:hAnsi="Arial" w:cs="Arial"/>
-          <w:sz w:val="28"/>
-          <w:szCs w:val="28"/>
-        </w:rPr>
-        <w:t>categorie</w:t>
-      </w:r>
-      <w:proofErr w:type="spellEnd"/>
-      <w:r>
-        <w:rPr>
-          <w:rFonts w:ascii="Arial" w:hAnsi="Arial" w:cs="Arial"/>
-          <w:sz w:val="28"/>
-          <w:szCs w:val="28"/>
-        </w:rPr>
-        <w:t xml:space="preserve"> include un </w:t>
-      </w:r>
-      <w:proofErr w:type="spellStart"/>
-      <w:r>
-        <w:rPr>
-          <w:rFonts w:ascii="Arial" w:hAnsi="Arial" w:cs="Arial"/>
-          <w:sz w:val="28"/>
-          <w:szCs w:val="28"/>
-        </w:rPr>
-        <w:t>meniu</w:t>
-      </w:r>
-      <w:proofErr w:type="spellEnd"/>
-      <w:r>
-        <w:rPr>
-          <w:rFonts w:ascii="Arial" w:hAnsi="Arial" w:cs="Arial"/>
-          <w:sz w:val="28"/>
-          <w:szCs w:val="28"/>
-        </w:rPr>
-        <w:t xml:space="preserve"> </w:t>
-      </w:r>
-      <w:proofErr w:type="spellStart"/>
-      <w:r>
-        <w:rPr>
-          <w:rFonts w:ascii="Arial" w:hAnsi="Arial" w:cs="Arial"/>
-          <w:sz w:val="28"/>
-          <w:szCs w:val="28"/>
-        </w:rPr>
-        <w:t>derulant</w:t>
-      </w:r>
-      <w:proofErr w:type="spellEnd"/>
-      <w:r>
-        <w:rPr>
-          <w:rFonts w:ascii="Arial" w:hAnsi="Arial" w:cs="Arial"/>
-          <w:sz w:val="28"/>
-          <w:szCs w:val="28"/>
-        </w:rPr>
-        <w:t xml:space="preserve"> (dropdown) care </w:t>
-      </w:r>
-      <w:proofErr w:type="spellStart"/>
-      <w:r>
-        <w:rPr>
-          <w:rFonts w:ascii="Arial" w:hAnsi="Arial" w:cs="Arial"/>
-          <w:sz w:val="28"/>
-          <w:szCs w:val="28"/>
-        </w:rPr>
-        <w:t>reorganizează</w:t>
-      </w:r>
-      <w:proofErr w:type="spellEnd"/>
-      <w:r>
-        <w:rPr>
-          <w:rFonts w:ascii="Arial" w:hAnsi="Arial" w:cs="Arial"/>
-          <w:sz w:val="28"/>
-          <w:szCs w:val="28"/>
-        </w:rPr>
-        <w:t xml:space="preserve"> </w:t>
-      </w:r>
-      <w:proofErr w:type="spellStart"/>
-      <w:r>
-        <w:rPr>
-          <w:rFonts w:ascii="Arial" w:hAnsi="Arial" w:cs="Arial"/>
-          <w:sz w:val="28"/>
-          <w:szCs w:val="28"/>
-        </w:rPr>
-        <w:t>dinamic</w:t>
-      </w:r>
-      <w:proofErr w:type="spellEnd"/>
-      <w:r>
-        <w:rPr>
-          <w:rFonts w:ascii="Arial" w:hAnsi="Arial" w:cs="Arial"/>
-          <w:sz w:val="28"/>
-          <w:szCs w:val="28"/>
-        </w:rPr>
-        <w:t xml:space="preserve"> </w:t>
-      </w:r>
-      <w:proofErr w:type="spellStart"/>
-      <w:r>
-        <w:rPr>
-          <w:rFonts w:ascii="Arial" w:hAnsi="Arial" w:cs="Arial"/>
-          <w:sz w:val="28"/>
-          <w:szCs w:val="28"/>
-        </w:rPr>
-        <w:t>elementele</w:t>
-      </w:r>
-      <w:proofErr w:type="spellEnd"/>
-      <w:r>
-        <w:rPr>
-          <w:rFonts w:ascii="Arial" w:hAnsi="Arial" w:cs="Arial"/>
-          <w:sz w:val="28"/>
-          <w:szCs w:val="28"/>
-        </w:rPr>
-        <w:t xml:space="preserve"> </w:t>
-      </w:r>
-      <w:proofErr w:type="spellStart"/>
-      <w:r>
-        <w:rPr>
-          <w:rFonts w:ascii="Arial" w:hAnsi="Arial" w:cs="Arial"/>
-          <w:sz w:val="28"/>
-          <w:szCs w:val="28"/>
-        </w:rPr>
-        <w:t>afișate</w:t>
-      </w:r>
-      <w:proofErr w:type="spellEnd"/>
-      <w:r>
-        <w:rPr>
-          <w:rFonts w:ascii="Arial" w:hAnsi="Arial" w:cs="Arial"/>
-          <w:sz w:val="28"/>
-          <w:szCs w:val="28"/>
-        </w:rPr>
-        <w:t>:</w:t>
+          <w:sz w:val="28"/>
+          <w:szCs w:val="28"/>
+        </w:rPr>
+      </w:pPr>
+      <w:r>
+        <w:rPr>
+          <w:rFonts w:ascii="Arial" w:hAnsi="Arial" w:cs="Arial"/>
+          <w:sz w:val="28"/>
+          <w:szCs w:val="28"/>
+        </w:rPr>
+        <w:t>Fiecare pagină de categorie include un meniu derulant (dropdown) care reorganizează dinamic elementele afișate:</w:t>
       </w:r>
     </w:p>
     <w:p>
@@ -2585,108 +535,8 @@
           <w:sz w:val="28"/>
           <w:szCs w:val="28"/>
         </w:rPr>
-        <w:t xml:space="preserve"> </w:t>
-      </w:r>
-      <w:proofErr w:type="spellStart"/>
-      <w:r>
-        <w:rPr>
-          <w:rFonts w:ascii="Arial" w:hAnsi="Arial" w:cs="Arial"/>
-          <w:sz w:val="28"/>
-          <w:szCs w:val="28"/>
-        </w:rPr>
-        <w:t>Ordonează</w:t>
-      </w:r>
-      <w:proofErr w:type="spellEnd"/>
-      <w:r>
-        <w:rPr>
-          <w:rFonts w:ascii="Arial" w:hAnsi="Arial" w:cs="Arial"/>
-          <w:sz w:val="28"/>
-          <w:szCs w:val="28"/>
-        </w:rPr>
-        <w:t xml:space="preserve"> </w:t>
-      </w:r>
-      <w:proofErr w:type="spellStart"/>
-      <w:r>
-        <w:rPr>
-          <w:rFonts w:ascii="Arial" w:hAnsi="Arial" w:cs="Arial"/>
-          <w:sz w:val="28"/>
-          <w:szCs w:val="28"/>
-        </w:rPr>
-        <w:t>descrescător</w:t>
-      </w:r>
-      <w:proofErr w:type="spellEnd"/>
-      <w:r>
-        <w:rPr>
-          <w:rFonts w:ascii="Arial" w:hAnsi="Arial" w:cs="Arial"/>
-          <w:sz w:val="28"/>
-          <w:szCs w:val="28"/>
-        </w:rPr>
-        <w:t xml:space="preserve"> </w:t>
-      </w:r>
-      <w:proofErr w:type="spellStart"/>
-      <w:r>
-        <w:rPr>
-          <w:rFonts w:ascii="Arial" w:hAnsi="Arial" w:cs="Arial"/>
-          <w:sz w:val="28"/>
-          <w:szCs w:val="28"/>
-        </w:rPr>
-        <w:t>în</w:t>
-      </w:r>
-      <w:proofErr w:type="spellEnd"/>
-      <w:r>
-        <w:rPr>
-          <w:rFonts w:ascii="Arial" w:hAnsi="Arial" w:cs="Arial"/>
-          <w:sz w:val="28"/>
-          <w:szCs w:val="28"/>
-        </w:rPr>
-        <w:t xml:space="preserve"> </w:t>
-      </w:r>
-      <w:proofErr w:type="spellStart"/>
-      <w:r>
-        <w:rPr>
-          <w:rFonts w:ascii="Arial" w:hAnsi="Arial" w:cs="Arial"/>
-          <w:sz w:val="28"/>
-          <w:szCs w:val="28"/>
-        </w:rPr>
-        <w:t>funcție</w:t>
-      </w:r>
-      <w:proofErr w:type="spellEnd"/>
-      <w:r>
-        <w:rPr>
-          <w:rFonts w:ascii="Arial" w:hAnsi="Arial" w:cs="Arial"/>
-          <w:sz w:val="28"/>
-          <w:szCs w:val="28"/>
-        </w:rPr>
-        <w:t xml:space="preserve"> de </w:t>
-      </w:r>
-      <w:proofErr w:type="spellStart"/>
-      <w:r>
-        <w:rPr>
-          <w:rFonts w:ascii="Arial" w:hAnsi="Arial" w:cs="Arial"/>
-          <w:sz w:val="28"/>
-          <w:szCs w:val="28"/>
-        </w:rPr>
-        <w:t>scorul</w:t>
-      </w:r>
-      <w:proofErr w:type="spellEnd"/>
-      <w:r>
-        <w:rPr>
-          <w:rFonts w:ascii="Arial" w:hAnsi="Arial" w:cs="Arial"/>
-          <w:sz w:val="28"/>
-          <w:szCs w:val="28"/>
-        </w:rPr>
-        <w:t xml:space="preserve"> de </w:t>
-      </w:r>
-      <w:proofErr w:type="spellStart"/>
-      <w:r>
-        <w:rPr>
-          <w:rFonts w:ascii="Arial" w:hAnsi="Arial" w:cs="Arial"/>
-          <w:sz w:val="28"/>
-          <w:szCs w:val="28"/>
-        </w:rPr>
-        <w:t>popularitate</w:t>
-      </w:r>
-      <w:proofErr w:type="spellEnd"/>
+        <w:t xml:space="preserve"> Ordonează descrescător în funcție de scorul de popularitate</w:t>
+      </w:r>
       <w:r>
         <w:rPr>
           <w:rFonts w:ascii="Arial" w:hAnsi="Arial" w:cs="Arial"/>
@@ -2725,180 +575,8 @@
           <w:sz w:val="28"/>
           <w:szCs w:val="28"/>
         </w:rPr>
-        <w:t xml:space="preserve"> </w:t>
-      </w:r>
-      <w:proofErr w:type="spellStart"/>
-      <w:r>
-        <w:rPr>
-          <w:rFonts w:ascii="Arial" w:hAnsi="Arial" w:cs="Arial"/>
-          <w:sz w:val="28"/>
-          <w:szCs w:val="28"/>
-        </w:rPr>
-        <w:t>Extrage</w:t>
-      </w:r>
-      <w:proofErr w:type="spellEnd"/>
-      <w:r>
-        <w:rPr>
-          <w:rFonts w:ascii="Arial" w:hAnsi="Arial" w:cs="Arial"/>
-          <w:sz w:val="28"/>
-          <w:szCs w:val="28"/>
-        </w:rPr>
-        <w:t xml:space="preserve"> </w:t>
-      </w:r>
-      <w:proofErr w:type="spellStart"/>
-      <w:r>
-        <w:rPr>
-          <w:rFonts w:ascii="Arial" w:hAnsi="Arial" w:cs="Arial"/>
-          <w:sz w:val="28"/>
-          <w:szCs w:val="28"/>
-        </w:rPr>
-        <w:t>anul</w:t>
-      </w:r>
-      <w:proofErr w:type="spellEnd"/>
-      <w:r>
-        <w:rPr>
-          <w:rFonts w:ascii="Arial" w:hAnsi="Arial" w:cs="Arial"/>
-          <w:sz w:val="28"/>
-          <w:szCs w:val="28"/>
-        </w:rPr>
-        <w:t xml:space="preserve"> </w:t>
-      </w:r>
-      <w:proofErr w:type="spellStart"/>
-      <w:r>
-        <w:rPr>
-          <w:rFonts w:ascii="Arial" w:hAnsi="Arial" w:cs="Arial"/>
-          <w:sz w:val="28"/>
-          <w:szCs w:val="28"/>
-        </w:rPr>
-        <w:t>lansării</w:t>
-      </w:r>
-      <w:proofErr w:type="spellEnd"/>
-      <w:r>
-        <w:rPr>
-          <w:rFonts w:ascii="Arial" w:hAnsi="Arial" w:cs="Arial"/>
-          <w:sz w:val="28"/>
-          <w:szCs w:val="28"/>
-        </w:rPr>
-        <w:t xml:space="preserve"> </w:t>
-      </w:r>
-      <w:proofErr w:type="spellStart"/>
-      <w:r>
-        <w:rPr>
-          <w:rFonts w:ascii="Arial" w:hAnsi="Arial" w:cs="Arial"/>
-          <w:sz w:val="28"/>
-          <w:szCs w:val="28"/>
-        </w:rPr>
-        <w:t>și</w:t>
-      </w:r>
-      <w:proofErr w:type="spellEnd"/>
-      <w:r>
-        <w:rPr>
-          <w:rFonts w:ascii="Arial" w:hAnsi="Arial" w:cs="Arial"/>
-          <w:sz w:val="28"/>
-          <w:szCs w:val="28"/>
-        </w:rPr>
-        <w:t xml:space="preserve"> </w:t>
-      </w:r>
-      <w:proofErr w:type="spellStart"/>
-      <w:r>
-        <w:rPr>
-          <w:rFonts w:ascii="Arial" w:hAnsi="Arial" w:cs="Arial"/>
-          <w:sz w:val="28"/>
-          <w:szCs w:val="28"/>
-        </w:rPr>
-        <w:t>afișează</w:t>
-      </w:r>
-      <w:proofErr w:type="spellEnd"/>
-      <w:r>
-        <w:rPr>
-          <w:rFonts w:ascii="Arial" w:hAnsi="Arial" w:cs="Arial"/>
-          <w:sz w:val="28"/>
-          <w:szCs w:val="28"/>
-        </w:rPr>
-        <w:t xml:space="preserve"> </w:t>
-      </w:r>
-      <w:proofErr w:type="spellStart"/>
-      <w:r>
-        <w:rPr>
-          <w:rFonts w:ascii="Arial" w:hAnsi="Arial" w:cs="Arial"/>
-          <w:sz w:val="28"/>
-          <w:szCs w:val="28"/>
-        </w:rPr>
-        <w:t>cele</w:t>
-      </w:r>
-      <w:proofErr w:type="spellEnd"/>
-      <w:r>
-        <w:rPr>
-          <w:rFonts w:ascii="Arial" w:hAnsi="Arial" w:cs="Arial"/>
-          <w:sz w:val="28"/>
-          <w:szCs w:val="28"/>
-        </w:rPr>
-        <w:t xml:space="preserve"> </w:t>
-      </w:r>
-      <w:proofErr w:type="spellStart"/>
-      <w:r>
-        <w:rPr>
-          <w:rFonts w:ascii="Arial" w:hAnsi="Arial" w:cs="Arial"/>
-          <w:sz w:val="28"/>
-          <w:szCs w:val="28"/>
-        </w:rPr>
-        <w:t>mai</w:t>
-      </w:r>
-      <w:proofErr w:type="spellEnd"/>
-      <w:r>
-        <w:rPr>
-          <w:rFonts w:ascii="Arial" w:hAnsi="Arial" w:cs="Arial"/>
-          <w:sz w:val="28"/>
-          <w:szCs w:val="28"/>
-        </w:rPr>
-        <w:t xml:space="preserve"> </w:t>
-      </w:r>
-      <w:proofErr w:type="spellStart"/>
-      <w:r>
-        <w:rPr>
-          <w:rFonts w:ascii="Arial" w:hAnsi="Arial" w:cs="Arial"/>
-          <w:sz w:val="28"/>
-          <w:szCs w:val="28"/>
-        </w:rPr>
-        <w:t>recente</w:t>
-      </w:r>
-      <w:proofErr w:type="spellEnd"/>
-      <w:r>
-        <w:rPr>
-          <w:rFonts w:ascii="Arial" w:hAnsi="Arial" w:cs="Arial"/>
-          <w:sz w:val="28"/>
-          <w:szCs w:val="28"/>
-        </w:rPr>
-        <w:t xml:space="preserve"> </w:t>
-      </w:r>
-      <w:proofErr w:type="spellStart"/>
-      <w:r>
-        <w:rPr>
-          <w:rFonts w:ascii="Arial" w:hAnsi="Arial" w:cs="Arial"/>
-          <w:sz w:val="28"/>
-          <w:szCs w:val="28"/>
-        </w:rPr>
-        <w:t>titluri</w:t>
-      </w:r>
-      <w:proofErr w:type="spellEnd"/>
-      <w:r>
-        <w:rPr>
-          <w:rFonts w:ascii="Arial" w:hAnsi="Arial" w:cs="Arial"/>
-          <w:sz w:val="28"/>
-          <w:szCs w:val="28"/>
-        </w:rPr>
-        <w:t xml:space="preserve"> </w:t>
-      </w:r>
-      <w:proofErr w:type="spellStart"/>
-      <w:r>
-        <w:rPr>
-          <w:rFonts w:ascii="Arial" w:hAnsi="Arial" w:cs="Arial"/>
-          <w:sz w:val="28"/>
-          <w:szCs w:val="28"/>
-        </w:rPr>
-        <w:t>primele</w:t>
-      </w:r>
-      <w:proofErr w:type="spellEnd"/>
+        <w:t xml:space="preserve"> Extrage anul lansării și afișează cele mai recente titluri primele</w:t>
+      </w:r>
       <w:r>
         <w:rPr>
           <w:rFonts w:ascii="Arial" w:hAnsi="Arial" w:cs="Arial"/>
@@ -2937,97 +615,7 @@
           <w:sz w:val="28"/>
           <w:szCs w:val="28"/>
         </w:rPr>
-        <w:t xml:space="preserve"> </w:t>
-      </w:r>
-      <w:proofErr w:type="spellStart"/>
-      <w:r>
-        <w:rPr>
-          <w:rFonts w:ascii="Arial" w:hAnsi="Arial" w:cs="Arial"/>
-          <w:sz w:val="28"/>
-          <w:szCs w:val="28"/>
-        </w:rPr>
-        <w:t>Ordonează</w:t>
-      </w:r>
-      <w:proofErr w:type="spellEnd"/>
-      <w:r>
-        <w:rPr>
-          <w:rFonts w:ascii="Arial" w:hAnsi="Arial" w:cs="Arial"/>
-          <w:sz w:val="28"/>
-          <w:szCs w:val="28"/>
-        </w:rPr>
-        <w:t xml:space="preserve"> </w:t>
-      </w:r>
-      <w:proofErr w:type="spellStart"/>
-      <w:r>
-        <w:rPr>
-          <w:rFonts w:ascii="Arial" w:hAnsi="Arial" w:cs="Arial"/>
-          <w:sz w:val="28"/>
-          <w:szCs w:val="28"/>
-        </w:rPr>
-        <w:t>descrescător</w:t>
-      </w:r>
-      <w:proofErr w:type="spellEnd"/>
-      <w:r>
-        <w:rPr>
-          <w:rFonts w:ascii="Arial" w:hAnsi="Arial" w:cs="Arial"/>
-          <w:sz w:val="28"/>
-          <w:szCs w:val="28"/>
-        </w:rPr>
-        <w:t xml:space="preserve"> </w:t>
-      </w:r>
-      <w:proofErr w:type="spellStart"/>
-      <w:r>
-        <w:rPr>
-          <w:rFonts w:ascii="Arial" w:hAnsi="Arial" w:cs="Arial"/>
-          <w:sz w:val="28"/>
-          <w:szCs w:val="28"/>
-        </w:rPr>
-        <w:t>în</w:t>
-      </w:r>
-      <w:proofErr w:type="spellEnd"/>
-      <w:r>
-        <w:rPr>
-          <w:rFonts w:ascii="Arial" w:hAnsi="Arial" w:cs="Arial"/>
-          <w:sz w:val="28"/>
-          <w:szCs w:val="28"/>
-        </w:rPr>
-        <w:t xml:space="preserve"> </w:t>
-      </w:r>
-      <w:proofErr w:type="spellStart"/>
-      <w:r>
-        <w:rPr>
-          <w:rFonts w:ascii="Arial" w:hAnsi="Arial" w:cs="Arial"/>
-          <w:sz w:val="28"/>
-          <w:szCs w:val="28"/>
-        </w:rPr>
-        <w:t>funcție</w:t>
-      </w:r>
-      <w:proofErr w:type="spellEnd"/>
-      <w:r>
-        <w:rPr>
-          <w:rFonts w:ascii="Arial" w:hAnsi="Arial" w:cs="Arial"/>
-          <w:sz w:val="28"/>
-          <w:szCs w:val="28"/>
-        </w:rPr>
-        <w:t xml:space="preserve"> de nota/rating-ul </w:t>
-      </w:r>
-      <w:proofErr w:type="spellStart"/>
-      <w:r>
-        <w:rPr>
-          <w:rFonts w:ascii="Arial" w:hAnsi="Arial" w:cs="Arial"/>
-          <w:sz w:val="28"/>
-          <w:szCs w:val="28"/>
-        </w:rPr>
-        <w:t>oficial</w:t>
-      </w:r>
-      <w:proofErr w:type="spellEnd"/>
-      <w:r>
-        <w:rPr>
-          <w:rFonts w:ascii="Arial" w:hAnsi="Arial" w:cs="Arial"/>
-          <w:sz w:val="28"/>
-          <w:szCs w:val="28"/>
-        </w:rPr>
-        <w:t xml:space="preserve"> (ex. 8.9/10)</w:t>
+        <w:t xml:space="preserve"> Ordonează descrescător în funcție de nota/rating-ul oficial (ex. 8.9/10)</w:t>
       </w:r>
       <w:r>
         <w:rPr>
@@ -3057,73 +645,7 @@
           <w:sz w:val="28"/>
           <w:szCs w:val="28"/>
         </w:rPr>
-        <w:t xml:space="preserve">3.3. </w:t>
-      </w:r>
-      <w:proofErr w:type="spellStart"/>
-      <w:r>
-        <w:rPr>
-          <w:rFonts w:ascii="Arial" w:hAnsi="Arial" w:cs="Arial"/>
-          <w:b/>
-          <w:bCs/>
-          <w:sz w:val="28"/>
-          <w:szCs w:val="28"/>
-        </w:rPr>
-        <w:t>Funcția</w:t>
-      </w:r>
-      <w:proofErr w:type="spellEnd"/>
-      <w:r>
-        <w:rPr>
-          <w:rFonts w:ascii="Arial" w:hAnsi="Arial" w:cs="Arial"/>
-          <w:b/>
-          <w:bCs/>
-          <w:sz w:val="28"/>
-          <w:szCs w:val="28"/>
-        </w:rPr>
-        <w:t xml:space="preserve"> „</w:t>
-      </w:r>
-      <w:proofErr w:type="spellStart"/>
-      <w:r>
-        <w:rPr>
-          <w:rFonts w:ascii="Arial" w:hAnsi="Arial" w:cs="Arial"/>
-          <w:b/>
-          <w:bCs/>
-          <w:sz w:val="28"/>
-          <w:szCs w:val="28"/>
-        </w:rPr>
-        <w:t>Căutare</w:t>
-      </w:r>
-      <w:proofErr w:type="spellEnd"/>
-      <w:r>
-        <w:rPr>
-          <w:rFonts w:ascii="Arial" w:hAnsi="Arial" w:cs="Arial"/>
-          <w:b/>
-          <w:bCs/>
-          <w:sz w:val="28"/>
-          <w:szCs w:val="28"/>
-        </w:rPr>
-        <w:t xml:space="preserve"> </w:t>
-      </w:r>
-      <w:proofErr w:type="spellStart"/>
-      <w:r>
-        <w:rPr>
-          <w:rFonts w:ascii="Arial" w:hAnsi="Arial" w:cs="Arial"/>
-          <w:b/>
-          <w:bCs/>
-          <w:sz w:val="28"/>
-          <w:szCs w:val="28"/>
-        </w:rPr>
-        <w:t>Globală</w:t>
-      </w:r>
-      <w:proofErr w:type="spellEnd"/>
-      <w:r>
-        <w:rPr>
-          <w:rFonts w:ascii="Arial" w:hAnsi="Arial" w:cs="Arial"/>
-          <w:b/>
-          <w:bCs/>
-          <w:sz w:val="28"/>
-          <w:szCs w:val="28"/>
-        </w:rPr>
-        <w:t>” (Global Search)</w:t>
+        <w:t>3.3. Funcția „Căutare Globală” (Global Search)</w:t>
       </w:r>
     </w:p>
     <w:p>
@@ -3145,97 +667,7 @@
           <w:sz w:val="28"/>
           <w:szCs w:val="28"/>
         </w:rPr>
-        <w:t xml:space="preserve">O </w:t>
-      </w:r>
-      <w:proofErr w:type="spellStart"/>
-      <w:r>
-        <w:rPr>
-          <w:rFonts w:ascii="Arial" w:hAnsi="Arial" w:cs="Arial"/>
-          <w:sz w:val="28"/>
-          <w:szCs w:val="28"/>
-        </w:rPr>
-        <w:t>bară</w:t>
-      </w:r>
-      <w:proofErr w:type="spellEnd"/>
-      <w:r>
-        <w:rPr>
-          <w:rFonts w:ascii="Arial" w:hAnsi="Arial" w:cs="Arial"/>
-          <w:sz w:val="28"/>
-          <w:szCs w:val="28"/>
-        </w:rPr>
-        <w:t xml:space="preserve"> de </w:t>
-      </w:r>
-      <w:proofErr w:type="spellStart"/>
-      <w:r>
-        <w:rPr>
-          <w:rFonts w:ascii="Arial" w:hAnsi="Arial" w:cs="Arial"/>
-          <w:sz w:val="28"/>
-          <w:szCs w:val="28"/>
-        </w:rPr>
-        <w:t>căutare</w:t>
-      </w:r>
-      <w:proofErr w:type="spellEnd"/>
-      <w:r>
-        <w:rPr>
-          <w:rFonts w:ascii="Arial" w:hAnsi="Arial" w:cs="Arial"/>
-          <w:sz w:val="28"/>
-          <w:szCs w:val="28"/>
-        </w:rPr>
-        <w:t xml:space="preserve"> </w:t>
-      </w:r>
-      <w:proofErr w:type="spellStart"/>
-      <w:r>
-        <w:rPr>
-          <w:rFonts w:ascii="Arial" w:hAnsi="Arial" w:cs="Arial"/>
-          <w:sz w:val="28"/>
-          <w:szCs w:val="28"/>
-        </w:rPr>
-        <w:t>principală</w:t>
-      </w:r>
-      <w:proofErr w:type="spellEnd"/>
-      <w:r>
-        <w:rPr>
-          <w:rFonts w:ascii="Arial" w:hAnsi="Arial" w:cs="Arial"/>
-          <w:sz w:val="28"/>
-          <w:szCs w:val="28"/>
-        </w:rPr>
-        <w:t xml:space="preserve"> </w:t>
-      </w:r>
-      <w:proofErr w:type="spellStart"/>
-      <w:r>
-        <w:rPr>
-          <w:rFonts w:ascii="Arial" w:hAnsi="Arial" w:cs="Arial"/>
-          <w:sz w:val="28"/>
-          <w:szCs w:val="28"/>
-        </w:rPr>
-        <w:t>situată</w:t>
-      </w:r>
-      <w:proofErr w:type="spellEnd"/>
-      <w:r>
-        <w:rPr>
-          <w:rFonts w:ascii="Arial" w:hAnsi="Arial" w:cs="Arial"/>
-          <w:sz w:val="28"/>
-          <w:szCs w:val="28"/>
-        </w:rPr>
-        <w:t xml:space="preserve"> pe </w:t>
-      </w:r>
-      <w:proofErr w:type="spellStart"/>
-      <w:r>
-        <w:rPr>
-          <w:rFonts w:ascii="Arial" w:hAnsi="Arial" w:cs="Arial"/>
-          <w:sz w:val="28"/>
-          <w:szCs w:val="28"/>
-        </w:rPr>
-        <w:t>pagina</w:t>
-      </w:r>
-      <w:proofErr w:type="spellEnd"/>
-      <w:r>
-        <w:rPr>
-          <w:rFonts w:ascii="Arial" w:hAnsi="Arial" w:cs="Arial"/>
-          <w:sz w:val="28"/>
-          <w:szCs w:val="28"/>
-        </w:rPr>
-        <w:t xml:space="preserve"> de start (index.html)</w:t>
+        <w:t>O bară de căutare principală situată pe pagina de start (index.html)</w:t>
       </w:r>
       <w:r>
         <w:rPr>
@@ -3259,149 +691,13 @@
           <w:szCs w:val="28"/>
         </w:rPr>
       </w:pPr>
-      <w:proofErr w:type="spellStart"/>
-      <w:r>
-        <w:rPr>
-          <w:rFonts w:ascii="Arial" w:hAnsi="Arial" w:cs="Arial"/>
-          <w:sz w:val="28"/>
-          <w:szCs w:val="28"/>
-        </w:rPr>
-        <w:t>Permite</w:t>
-      </w:r>
-      <w:proofErr w:type="spellEnd"/>
-      <w:r>
-        <w:rPr>
-          <w:rFonts w:ascii="Arial" w:hAnsi="Arial" w:cs="Arial"/>
-          <w:sz w:val="28"/>
-          <w:szCs w:val="28"/>
-        </w:rPr>
-        <w:t xml:space="preserve"> </w:t>
-      </w:r>
-      <w:proofErr w:type="spellStart"/>
-      <w:r>
-        <w:rPr>
-          <w:rFonts w:ascii="Arial" w:hAnsi="Arial" w:cs="Arial"/>
-          <w:sz w:val="28"/>
-          <w:szCs w:val="28"/>
-        </w:rPr>
-        <w:t>utilizatorului</w:t>
-      </w:r>
-      <w:proofErr w:type="spellEnd"/>
-      <w:r>
-        <w:rPr>
-          <w:rFonts w:ascii="Arial" w:hAnsi="Arial" w:cs="Arial"/>
-          <w:sz w:val="28"/>
-          <w:szCs w:val="28"/>
-        </w:rPr>
-        <w:t xml:space="preserve"> </w:t>
-      </w:r>
-      <w:proofErr w:type="spellStart"/>
-      <w:r>
-        <w:rPr>
-          <w:rFonts w:ascii="Arial" w:hAnsi="Arial" w:cs="Arial"/>
-          <w:sz w:val="28"/>
-          <w:szCs w:val="28"/>
-        </w:rPr>
-        <w:t>să</w:t>
-      </w:r>
-      <w:proofErr w:type="spellEnd"/>
-      <w:r>
-        <w:rPr>
-          <w:rFonts w:ascii="Arial" w:hAnsi="Arial" w:cs="Arial"/>
-          <w:sz w:val="28"/>
-          <w:szCs w:val="28"/>
-        </w:rPr>
-        <w:t xml:space="preserve"> </w:t>
-      </w:r>
-      <w:proofErr w:type="spellStart"/>
-      <w:r>
-        <w:rPr>
-          <w:rFonts w:ascii="Arial" w:hAnsi="Arial" w:cs="Arial"/>
-          <w:sz w:val="28"/>
-          <w:szCs w:val="28"/>
-        </w:rPr>
-        <w:t>introducă</w:t>
-      </w:r>
-      <w:proofErr w:type="spellEnd"/>
-      <w:r>
-        <w:rPr>
-          <w:rFonts w:ascii="Arial" w:hAnsi="Arial" w:cs="Arial"/>
-          <w:sz w:val="28"/>
-          <w:szCs w:val="28"/>
-        </w:rPr>
-        <w:t xml:space="preserve"> un </w:t>
-      </w:r>
-      <w:proofErr w:type="spellStart"/>
-      <w:r>
-        <w:rPr>
-          <w:rFonts w:ascii="Arial" w:hAnsi="Arial" w:cs="Arial"/>
-          <w:sz w:val="28"/>
-          <w:szCs w:val="28"/>
-        </w:rPr>
-        <w:t>cuvânt</w:t>
-      </w:r>
-      <w:proofErr w:type="spellEnd"/>
-      <w:r>
-        <w:rPr>
-          <w:rFonts w:ascii="Arial" w:hAnsi="Arial" w:cs="Arial"/>
-          <w:sz w:val="28"/>
-          <w:szCs w:val="28"/>
-        </w:rPr>
-        <w:t xml:space="preserve"> </w:t>
-      </w:r>
-      <w:proofErr w:type="spellStart"/>
-      <w:r>
-        <w:rPr>
-          <w:rFonts w:ascii="Arial" w:hAnsi="Arial" w:cs="Arial"/>
-          <w:sz w:val="28"/>
-          <w:szCs w:val="28"/>
-        </w:rPr>
-        <w:t>cheie</w:t>
-      </w:r>
-      <w:proofErr w:type="spellEnd"/>
-      <w:r>
-        <w:rPr>
-          <w:rFonts w:ascii="Arial" w:hAnsi="Arial" w:cs="Arial"/>
-          <w:sz w:val="28"/>
-          <w:szCs w:val="28"/>
-        </w:rPr>
-        <w:t xml:space="preserve"> (ex. „Dune” </w:t>
-      </w:r>
-      <w:proofErr w:type="spellStart"/>
-      <w:r>
-        <w:rPr>
-          <w:rFonts w:ascii="Arial" w:hAnsi="Arial" w:cs="Arial"/>
-          <w:sz w:val="28"/>
-          <w:szCs w:val="28"/>
-        </w:rPr>
-        <w:t>sau</w:t>
-      </w:r>
-      <w:proofErr w:type="spellEnd"/>
-      <w:r>
-        <w:rPr>
-          <w:rFonts w:ascii="Arial" w:hAnsi="Arial" w:cs="Arial"/>
-          <w:sz w:val="28"/>
-          <w:szCs w:val="28"/>
-        </w:rPr>
-        <w:t xml:space="preserve"> „</w:t>
-      </w:r>
-      <w:proofErr w:type="spellStart"/>
-      <w:r>
-        <w:rPr>
-          <w:rFonts w:ascii="Arial" w:hAnsi="Arial" w:cs="Arial"/>
-          <w:sz w:val="28"/>
-          <w:szCs w:val="28"/>
-        </w:rPr>
-        <w:t>Jocuri</w:t>
-      </w:r>
-      <w:proofErr w:type="spellEnd"/>
-      <w:r>
-        <w:rPr>
-          <w:rFonts w:ascii="Arial" w:hAnsi="Arial" w:cs="Arial"/>
-          <w:sz w:val="28"/>
-          <w:szCs w:val="28"/>
-        </w:rPr>
-        <w:t>”)</w:t>
+      <w:r>
+        <w:rPr>
+          <w:rFonts w:ascii="Arial" w:hAnsi="Arial" w:cs="Arial"/>
+          <w:sz w:val="28"/>
+          <w:szCs w:val="28"/>
+        </w:rPr>
+        <w:t>Permite utilizatorului să introducă un cuvânt cheie (ex. „Dune” sau „Jocuri”)</w:t>
       </w:r>
       <w:r>
         <w:rPr>
@@ -3425,196 +721,14 @@
           <w:szCs w:val="28"/>
         </w:rPr>
       </w:pPr>
-      <w:proofErr w:type="spellStart"/>
-      <w:r>
-        <w:rPr>
-          <w:rFonts w:ascii="Arial" w:hAnsi="Arial" w:cs="Arial"/>
-          <w:sz w:val="28"/>
-          <w:szCs w:val="28"/>
-        </w:rPr>
-        <w:t>Sistemul</w:t>
-      </w:r>
-      <w:proofErr w:type="spellEnd"/>
-      <w:r>
-        <w:rPr>
-          <w:rFonts w:ascii="Arial" w:hAnsi="Arial" w:cs="Arial"/>
-          <w:sz w:val="28"/>
-          <w:szCs w:val="28"/>
-        </w:rPr>
-        <w:t xml:space="preserve"> </w:t>
-      </w:r>
-      <w:proofErr w:type="spellStart"/>
-      <w:r>
-        <w:rPr>
-          <w:rFonts w:ascii="Arial" w:hAnsi="Arial" w:cs="Arial"/>
-          <w:sz w:val="28"/>
-          <w:szCs w:val="28"/>
-        </w:rPr>
-        <w:t>analizează</w:t>
-      </w:r>
-      <w:proofErr w:type="spellEnd"/>
-      <w:r>
-        <w:rPr>
-          <w:rFonts w:ascii="Arial" w:hAnsi="Arial" w:cs="Arial"/>
-          <w:sz w:val="28"/>
-          <w:szCs w:val="28"/>
-        </w:rPr>
-        <w:t xml:space="preserve"> </w:t>
-      </w:r>
-      <w:proofErr w:type="spellStart"/>
-      <w:r>
-        <w:rPr>
-          <w:rFonts w:ascii="Arial" w:hAnsi="Arial" w:cs="Arial"/>
-          <w:sz w:val="28"/>
-          <w:szCs w:val="28"/>
-        </w:rPr>
-        <w:t>termenul</w:t>
-      </w:r>
-      <w:proofErr w:type="spellEnd"/>
-      <w:r>
-        <w:rPr>
-          <w:rFonts w:ascii="Arial" w:hAnsi="Arial" w:cs="Arial"/>
-          <w:sz w:val="28"/>
-          <w:szCs w:val="28"/>
-        </w:rPr>
-        <w:t xml:space="preserve"> </w:t>
-      </w:r>
-      <w:proofErr w:type="spellStart"/>
-      <w:r>
-        <w:rPr>
-          <w:rFonts w:ascii="Arial" w:hAnsi="Arial" w:cs="Arial"/>
-          <w:sz w:val="28"/>
-          <w:szCs w:val="28"/>
-        </w:rPr>
-        <w:t>introdus</w:t>
-      </w:r>
-      <w:proofErr w:type="spellEnd"/>
-      <w:r>
-        <w:rPr>
-          <w:rFonts w:ascii="Arial" w:hAnsi="Arial" w:cs="Arial"/>
-          <w:sz w:val="28"/>
-          <w:szCs w:val="28"/>
-        </w:rPr>
-        <w:t xml:space="preserve"> </w:t>
-      </w:r>
-      <w:proofErr w:type="spellStart"/>
-      <w:r>
-        <w:rPr>
-          <w:rFonts w:ascii="Arial" w:hAnsi="Arial" w:cs="Arial"/>
-          <w:sz w:val="28"/>
-          <w:szCs w:val="28"/>
-        </w:rPr>
-        <w:t>și</w:t>
-      </w:r>
-      <w:proofErr w:type="spellEnd"/>
-      <w:r>
-        <w:rPr>
-          <w:rFonts w:ascii="Arial" w:hAnsi="Arial" w:cs="Arial"/>
-          <w:sz w:val="28"/>
-          <w:szCs w:val="28"/>
-        </w:rPr>
-        <w:t xml:space="preserve"> </w:t>
-      </w:r>
-      <w:proofErr w:type="spellStart"/>
-      <w:r>
-        <w:rPr>
-          <w:rFonts w:ascii="Arial" w:hAnsi="Arial" w:cs="Arial"/>
-          <w:sz w:val="28"/>
-          <w:szCs w:val="28"/>
-        </w:rPr>
-        <w:t>redirecționează</w:t>
-      </w:r>
-      <w:proofErr w:type="spellEnd"/>
-      <w:r>
-        <w:rPr>
-          <w:rFonts w:ascii="Arial" w:hAnsi="Arial" w:cs="Arial"/>
-          <w:sz w:val="28"/>
-          <w:szCs w:val="28"/>
-        </w:rPr>
-        <w:t xml:space="preserve"> </w:t>
-      </w:r>
-      <w:proofErr w:type="spellStart"/>
-      <w:r>
-        <w:rPr>
-          <w:rFonts w:ascii="Arial" w:hAnsi="Arial" w:cs="Arial"/>
-          <w:sz w:val="28"/>
-          <w:szCs w:val="28"/>
-        </w:rPr>
-        <w:t>utilizatorul</w:t>
-      </w:r>
-      <w:proofErr w:type="spellEnd"/>
-      <w:r>
-        <w:rPr>
-          <w:rFonts w:ascii="Arial" w:hAnsi="Arial" w:cs="Arial"/>
-          <w:sz w:val="28"/>
-          <w:szCs w:val="28"/>
-        </w:rPr>
-        <w:t xml:space="preserve"> </w:t>
-      </w:r>
-      <w:proofErr w:type="spellStart"/>
-      <w:r>
-        <w:rPr>
-          <w:rFonts w:ascii="Arial" w:hAnsi="Arial" w:cs="Arial"/>
-          <w:sz w:val="28"/>
-          <w:szCs w:val="28"/>
-        </w:rPr>
-        <w:t>către</w:t>
-      </w:r>
-      <w:proofErr w:type="spellEnd"/>
-      <w:r>
-        <w:rPr>
-          <w:rFonts w:ascii="Arial" w:hAnsi="Arial" w:cs="Arial"/>
-          <w:sz w:val="28"/>
-          <w:szCs w:val="28"/>
-        </w:rPr>
-        <w:t xml:space="preserve"> </w:t>
-      </w:r>
-      <w:proofErr w:type="spellStart"/>
-      <w:r>
-        <w:rPr>
-          <w:rFonts w:ascii="Arial" w:hAnsi="Arial" w:cs="Arial"/>
-          <w:sz w:val="28"/>
-          <w:szCs w:val="28"/>
-        </w:rPr>
-        <w:t>pagina</w:t>
-      </w:r>
-      <w:proofErr w:type="spellEnd"/>
-      <w:r>
-        <w:rPr>
-          <w:rFonts w:ascii="Arial" w:hAnsi="Arial" w:cs="Arial"/>
-          <w:sz w:val="28"/>
-          <w:szCs w:val="28"/>
-        </w:rPr>
-        <w:t xml:space="preserve"> </w:t>
-      </w:r>
-      <w:proofErr w:type="spellStart"/>
-      <w:r>
-        <w:rPr>
-          <w:rFonts w:ascii="Arial" w:hAnsi="Arial" w:cs="Arial"/>
-          <w:sz w:val="28"/>
-          <w:szCs w:val="28"/>
-        </w:rPr>
-        <w:t>categoriei</w:t>
-      </w:r>
-      <w:proofErr w:type="spellEnd"/>
-      <w:r>
-        <w:rPr>
-          <w:rFonts w:ascii="Arial" w:hAnsi="Arial" w:cs="Arial"/>
-          <w:sz w:val="28"/>
-          <w:szCs w:val="28"/>
-        </w:rPr>
-        <w:t xml:space="preserve"> </w:t>
-      </w:r>
-      <w:proofErr w:type="spellStart"/>
-      <w:r>
-        <w:rPr>
-          <w:rFonts w:ascii="Arial" w:hAnsi="Arial" w:cs="Arial"/>
-          <w:sz w:val="28"/>
-          <w:szCs w:val="28"/>
-        </w:rPr>
-        <w:t>corespunzătoare</w:t>
-      </w:r>
-      <w:proofErr w:type="spellEnd"/>
+      <w:r>
+        <w:rPr>
+          <w:rFonts w:ascii="Arial" w:hAnsi="Arial" w:cs="Arial"/>
+          <w:sz w:val="28"/>
+          <w:szCs w:val="28"/>
+        </w:rPr>
+        <w:t>Sistemul analizează termenul introdus și redirecționează utilizatorul către pagina categoriei corespunzătoare</w:t>
+      </w:r>
       <w:r>
         <w:rPr>
           <w:rFonts w:ascii="Arial" w:hAnsi="Arial" w:cs="Arial"/>
@@ -3643,73 +757,7 @@
           <w:sz w:val="28"/>
           <w:szCs w:val="28"/>
         </w:rPr>
-        <w:t xml:space="preserve">3.4. </w:t>
-      </w:r>
-      <w:proofErr w:type="spellStart"/>
-      <w:r>
-        <w:rPr>
-          <w:rFonts w:ascii="Arial" w:hAnsi="Arial" w:cs="Arial"/>
-          <w:b/>
-          <w:bCs/>
-          <w:sz w:val="28"/>
-          <w:szCs w:val="28"/>
-        </w:rPr>
-        <w:t>Pagina</w:t>
-      </w:r>
-      <w:proofErr w:type="spellEnd"/>
-      <w:r>
-        <w:rPr>
-          <w:rFonts w:ascii="Arial" w:hAnsi="Arial" w:cs="Arial"/>
-          <w:b/>
-          <w:bCs/>
-          <w:sz w:val="28"/>
-          <w:szCs w:val="28"/>
-        </w:rPr>
-        <w:t xml:space="preserve"> de </w:t>
-      </w:r>
-      <w:proofErr w:type="spellStart"/>
-      <w:r>
-        <w:rPr>
-          <w:rFonts w:ascii="Arial" w:hAnsi="Arial" w:cs="Arial"/>
-          <w:b/>
-          <w:bCs/>
-          <w:sz w:val="28"/>
-          <w:szCs w:val="28"/>
-        </w:rPr>
-        <w:t>Profil</w:t>
-      </w:r>
-      <w:proofErr w:type="spellEnd"/>
-      <w:r>
-        <w:rPr>
-          <w:rFonts w:ascii="Arial" w:hAnsi="Arial" w:cs="Arial"/>
-          <w:b/>
-          <w:bCs/>
-          <w:sz w:val="28"/>
-          <w:szCs w:val="28"/>
-        </w:rPr>
-        <w:t xml:space="preserve"> </w:t>
-      </w:r>
-      <w:proofErr w:type="spellStart"/>
-      <w:r>
-        <w:rPr>
-          <w:rFonts w:ascii="Arial" w:hAnsi="Arial" w:cs="Arial"/>
-          <w:b/>
-          <w:bCs/>
-          <w:sz w:val="28"/>
-          <w:szCs w:val="28"/>
-        </w:rPr>
-        <w:t>și</w:t>
-      </w:r>
-      <w:proofErr w:type="spellEnd"/>
-      <w:r>
-        <w:rPr>
-          <w:rFonts w:ascii="Arial" w:hAnsi="Arial" w:cs="Arial"/>
-          <w:b/>
-          <w:bCs/>
-          <w:sz w:val="28"/>
-          <w:szCs w:val="28"/>
-        </w:rPr>
-        <w:t xml:space="preserve"> „The Vault”</w:t>
+        <w:t>3.4. Pagina de Profil și „The Vault”</w:t>
       </w:r>
     </w:p>
     <w:p>
@@ -3727,97 +775,7 @@
           <w:sz w:val="28"/>
           <w:szCs w:val="28"/>
         </w:rPr>
-        <w:t xml:space="preserve">O </w:t>
-      </w:r>
-      <w:proofErr w:type="spellStart"/>
-      <w:r>
-        <w:rPr>
-          <w:rFonts w:ascii="Arial" w:hAnsi="Arial" w:cs="Arial"/>
-          <w:sz w:val="28"/>
-          <w:szCs w:val="28"/>
-        </w:rPr>
-        <w:t>pagină</w:t>
-      </w:r>
-      <w:proofErr w:type="spellEnd"/>
-      <w:r>
-        <w:rPr>
-          <w:rFonts w:ascii="Arial" w:hAnsi="Arial" w:cs="Arial"/>
-          <w:sz w:val="28"/>
-          <w:szCs w:val="28"/>
-        </w:rPr>
-        <w:t xml:space="preserve"> </w:t>
-      </w:r>
-      <w:proofErr w:type="spellStart"/>
-      <w:r>
-        <w:rPr>
-          <w:rFonts w:ascii="Arial" w:hAnsi="Arial" w:cs="Arial"/>
-          <w:sz w:val="28"/>
-          <w:szCs w:val="28"/>
-        </w:rPr>
-        <w:t>dedicată</w:t>
-      </w:r>
-      <w:proofErr w:type="spellEnd"/>
-      <w:r>
-        <w:rPr>
-          <w:rFonts w:ascii="Arial" w:hAnsi="Arial" w:cs="Arial"/>
-          <w:sz w:val="28"/>
-          <w:szCs w:val="28"/>
-        </w:rPr>
-        <w:t xml:space="preserve"> </w:t>
-      </w:r>
-      <w:proofErr w:type="spellStart"/>
-      <w:r>
-        <w:rPr>
-          <w:rFonts w:ascii="Arial" w:hAnsi="Arial" w:cs="Arial"/>
-          <w:sz w:val="28"/>
-          <w:szCs w:val="28"/>
-        </w:rPr>
-        <w:t>colecției</w:t>
-      </w:r>
-      <w:proofErr w:type="spellEnd"/>
-      <w:r>
-        <w:rPr>
-          <w:rFonts w:ascii="Arial" w:hAnsi="Arial" w:cs="Arial"/>
-          <w:sz w:val="28"/>
-          <w:szCs w:val="28"/>
-        </w:rPr>
-        <w:t xml:space="preserve"> </w:t>
-      </w:r>
-      <w:proofErr w:type="spellStart"/>
-      <w:r>
-        <w:rPr>
-          <w:rFonts w:ascii="Arial" w:hAnsi="Arial" w:cs="Arial"/>
-          <w:sz w:val="28"/>
-          <w:szCs w:val="28"/>
-        </w:rPr>
-        <w:t>personale</w:t>
-      </w:r>
-      <w:proofErr w:type="spellEnd"/>
-      <w:r>
-        <w:rPr>
-          <w:rFonts w:ascii="Arial" w:hAnsi="Arial" w:cs="Arial"/>
-          <w:sz w:val="28"/>
-          <w:szCs w:val="28"/>
-        </w:rPr>
-        <w:t xml:space="preserve"> a </w:t>
-      </w:r>
-      <w:proofErr w:type="spellStart"/>
-      <w:r>
-        <w:rPr>
-          <w:rFonts w:ascii="Arial" w:hAnsi="Arial" w:cs="Arial"/>
-          <w:sz w:val="28"/>
-          <w:szCs w:val="28"/>
-        </w:rPr>
-        <w:t>utilizatorului</w:t>
-      </w:r>
-      <w:proofErr w:type="spellEnd"/>
-      <w:r>
-        <w:rPr>
-          <w:rFonts w:ascii="Arial" w:hAnsi="Arial" w:cs="Arial"/>
-          <w:sz w:val="28"/>
-          <w:szCs w:val="28"/>
-        </w:rPr>
-        <w:t>.</w:t>
+        <w:t>O pagină dedicată colecției personale a utilizatorului.</w:t>
       </w:r>
     </w:p>
     <w:p>
@@ -3833,7 +791,6 @@
           <w:szCs w:val="28"/>
         </w:rPr>
       </w:pPr>
-      <w:proofErr w:type="spellStart"/>
       <w:r>
         <w:rPr>
           <w:rFonts w:ascii="Arial" w:hAnsi="Arial" w:cs="Arial"/>
@@ -3842,185 +799,16 @@
           <w:sz w:val="28"/>
           <w:szCs w:val="28"/>
         </w:rPr>
-        <w:t>Informații</w:t>
-      </w:r>
-      <w:proofErr w:type="spellEnd"/>
-      <w:r>
-        <w:rPr>
-          <w:rFonts w:ascii="Arial" w:hAnsi="Arial" w:cs="Arial"/>
-          <w:b/>
-          <w:bCs/>
-          <w:sz w:val="28"/>
-          <w:szCs w:val="28"/>
-        </w:rPr>
-        <w:t xml:space="preserve"> </w:t>
-      </w:r>
-      <w:proofErr w:type="spellStart"/>
-      <w:r>
-        <w:rPr>
-          <w:rFonts w:ascii="Arial" w:hAnsi="Arial" w:cs="Arial"/>
-          <w:b/>
-          <w:bCs/>
-          <w:sz w:val="28"/>
-          <w:szCs w:val="28"/>
-        </w:rPr>
-        <w:t>Utilizator</w:t>
-      </w:r>
-      <w:proofErr w:type="spellEnd"/>
-      <w:r>
-        <w:rPr>
-          <w:rFonts w:ascii="Arial" w:hAnsi="Arial" w:cs="Arial"/>
-          <w:b/>
-          <w:bCs/>
-          <w:sz w:val="28"/>
-          <w:szCs w:val="28"/>
-        </w:rPr>
-        <w:t>:</w:t>
-      </w:r>
-      <w:r>
-        <w:rPr>
-          <w:rFonts w:ascii="Arial" w:hAnsi="Arial" w:cs="Arial"/>
-          <w:sz w:val="28"/>
-          <w:szCs w:val="28"/>
-        </w:rPr>
-        <w:t xml:space="preserve"> </w:t>
-      </w:r>
-      <w:proofErr w:type="spellStart"/>
-      <w:r>
-        <w:rPr>
-          <w:rFonts w:ascii="Arial" w:hAnsi="Arial" w:cs="Arial"/>
-          <w:sz w:val="28"/>
-          <w:szCs w:val="28"/>
-        </w:rPr>
-        <w:t>Afișează</w:t>
-      </w:r>
-      <w:proofErr w:type="spellEnd"/>
-      <w:r>
-        <w:rPr>
-          <w:rFonts w:ascii="Arial" w:hAnsi="Arial" w:cs="Arial"/>
-          <w:sz w:val="28"/>
-          <w:szCs w:val="28"/>
-        </w:rPr>
-        <w:t xml:space="preserve"> </w:t>
-      </w:r>
-      <w:proofErr w:type="spellStart"/>
-      <w:r>
-        <w:rPr>
-          <w:rFonts w:ascii="Arial" w:hAnsi="Arial" w:cs="Arial"/>
-          <w:sz w:val="28"/>
-          <w:szCs w:val="28"/>
-        </w:rPr>
-        <w:t>avatarul</w:t>
-      </w:r>
-      <w:proofErr w:type="spellEnd"/>
-      <w:r>
-        <w:rPr>
-          <w:rFonts w:ascii="Arial" w:hAnsi="Arial" w:cs="Arial"/>
-          <w:sz w:val="28"/>
-          <w:szCs w:val="28"/>
-        </w:rPr>
-        <w:t xml:space="preserve">, </w:t>
-      </w:r>
-      <w:proofErr w:type="spellStart"/>
-      <w:r>
-        <w:rPr>
-          <w:rFonts w:ascii="Arial" w:hAnsi="Arial" w:cs="Arial"/>
-          <w:sz w:val="28"/>
-          <w:szCs w:val="28"/>
-        </w:rPr>
-        <w:t>numele</w:t>
-      </w:r>
-      <w:proofErr w:type="spellEnd"/>
-      <w:r>
-        <w:rPr>
-          <w:rFonts w:ascii="Arial" w:hAnsi="Arial" w:cs="Arial"/>
-          <w:sz w:val="28"/>
-          <w:szCs w:val="28"/>
-        </w:rPr>
-        <w:t xml:space="preserve"> </w:t>
-      </w:r>
-      <w:proofErr w:type="spellStart"/>
-      <w:r>
-        <w:rPr>
-          <w:rFonts w:ascii="Arial" w:hAnsi="Arial" w:cs="Arial"/>
-          <w:sz w:val="28"/>
-          <w:szCs w:val="28"/>
-        </w:rPr>
-        <w:t>complet</w:t>
-      </w:r>
-      <w:proofErr w:type="spellEnd"/>
-      <w:r>
-        <w:rPr>
-          <w:rFonts w:ascii="Arial" w:hAnsi="Arial" w:cs="Arial"/>
-          <w:sz w:val="28"/>
-          <w:szCs w:val="28"/>
-        </w:rPr>
-        <w:t xml:space="preserve"> </w:t>
-      </w:r>
-      <w:proofErr w:type="spellStart"/>
-      <w:r>
-        <w:rPr>
-          <w:rFonts w:ascii="Arial" w:hAnsi="Arial" w:cs="Arial"/>
-          <w:sz w:val="28"/>
-          <w:szCs w:val="28"/>
-        </w:rPr>
-        <w:t>și</w:t>
-      </w:r>
-      <w:proofErr w:type="spellEnd"/>
-      <w:r>
-        <w:rPr>
-          <w:rFonts w:ascii="Arial" w:hAnsi="Arial" w:cs="Arial"/>
-          <w:sz w:val="28"/>
-          <w:szCs w:val="28"/>
-        </w:rPr>
-        <w:t xml:space="preserve"> </w:t>
-      </w:r>
-      <w:proofErr w:type="spellStart"/>
-      <w:r>
-        <w:rPr>
-          <w:rFonts w:ascii="Arial" w:hAnsi="Arial" w:cs="Arial"/>
-          <w:sz w:val="28"/>
-          <w:szCs w:val="28"/>
-        </w:rPr>
-        <w:t>adresa</w:t>
-      </w:r>
-      <w:proofErr w:type="spellEnd"/>
-      <w:r>
-        <w:rPr>
-          <w:rFonts w:ascii="Arial" w:hAnsi="Arial" w:cs="Arial"/>
-          <w:sz w:val="28"/>
-          <w:szCs w:val="28"/>
-        </w:rPr>
-        <w:t xml:space="preserve"> de email </w:t>
-      </w:r>
-      <w:proofErr w:type="spellStart"/>
-      <w:r>
-        <w:rPr>
-          <w:rFonts w:ascii="Arial" w:hAnsi="Arial" w:cs="Arial"/>
-          <w:sz w:val="28"/>
-          <w:szCs w:val="28"/>
-        </w:rPr>
-        <w:t>într</w:t>
-      </w:r>
-      <w:proofErr w:type="spellEnd"/>
-      <w:r>
-        <w:rPr>
-          <w:rFonts w:ascii="Arial" w:hAnsi="Arial" w:cs="Arial"/>
-          <w:sz w:val="28"/>
-          <w:szCs w:val="28"/>
-        </w:rPr>
-        <w:t xml:space="preserve">-un </w:t>
-      </w:r>
-      <w:proofErr w:type="spellStart"/>
-      <w:r>
-        <w:rPr>
-          <w:rFonts w:ascii="Arial" w:hAnsi="Arial" w:cs="Arial"/>
-          <w:sz w:val="28"/>
-          <w:szCs w:val="28"/>
-        </w:rPr>
-        <w:t>panou</w:t>
-      </w:r>
-      <w:proofErr w:type="spellEnd"/>
+        <w:t>Informații Utilizator:</w:t>
+      </w:r>
+      <w:r>
+        <w:rPr>
+          <w:rFonts w:ascii="Arial" w:hAnsi="Arial" w:cs="Arial"/>
+          <w:sz w:val="28"/>
+          <w:szCs w:val="28"/>
+        </w:rPr>
+        <w:t xml:space="preserve"> Afișează avatarul, numele complet și adresa de email într-un panou</w:t>
+      </w:r>
       <w:r>
         <w:rPr>
           <w:rFonts w:ascii="Arial" w:hAnsi="Arial" w:cs="Arial"/>
@@ -4043,7 +831,6 @@
           <w:szCs w:val="28"/>
         </w:rPr>
       </w:pPr>
-      <w:proofErr w:type="spellStart"/>
       <w:r>
         <w:rPr>
           <w:rFonts w:ascii="Arial" w:hAnsi="Arial" w:cs="Arial"/>
@@ -4053,318 +840,15 @@
           <w:szCs w:val="28"/>
         </w:rPr>
         <w:lastRenderedPageBreak/>
-        <w:t>Filtrare</w:t>
-      </w:r>
-      <w:proofErr w:type="spellEnd"/>
-      <w:r>
-        <w:rPr>
-          <w:rFonts w:ascii="Arial" w:hAnsi="Arial" w:cs="Arial"/>
-          <w:b/>
-          <w:bCs/>
-          <w:sz w:val="28"/>
-          <w:szCs w:val="28"/>
-        </w:rPr>
-        <w:t xml:space="preserve"> </w:t>
-      </w:r>
-      <w:proofErr w:type="spellStart"/>
-      <w:r>
-        <w:rPr>
-          <w:rFonts w:ascii="Arial" w:hAnsi="Arial" w:cs="Arial"/>
-          <w:b/>
-          <w:bCs/>
-          <w:sz w:val="28"/>
-          <w:szCs w:val="28"/>
-        </w:rPr>
-        <w:t>Mixtă</w:t>
-      </w:r>
-      <w:proofErr w:type="spellEnd"/>
-      <w:r>
-        <w:rPr>
-          <w:rFonts w:ascii="Arial" w:hAnsi="Arial" w:cs="Arial"/>
-          <w:b/>
-          <w:bCs/>
-          <w:sz w:val="28"/>
-          <w:szCs w:val="28"/>
-        </w:rPr>
-        <w:t xml:space="preserve"> (Checkboxes):</w:t>
-      </w:r>
-      <w:r>
-        <w:rPr>
-          <w:rFonts w:ascii="Arial" w:hAnsi="Arial" w:cs="Arial"/>
-          <w:sz w:val="28"/>
-          <w:szCs w:val="28"/>
-        </w:rPr>
-        <w:t xml:space="preserve"> </w:t>
-      </w:r>
-      <w:proofErr w:type="spellStart"/>
-      <w:r>
-        <w:rPr>
-          <w:rFonts w:ascii="Arial" w:hAnsi="Arial" w:cs="Arial"/>
-          <w:sz w:val="28"/>
-          <w:szCs w:val="28"/>
-        </w:rPr>
-        <w:t>Utilizatorul</w:t>
-      </w:r>
-      <w:proofErr w:type="spellEnd"/>
-      <w:r>
-        <w:rPr>
-          <w:rFonts w:ascii="Arial" w:hAnsi="Arial" w:cs="Arial"/>
-          <w:sz w:val="28"/>
-          <w:szCs w:val="28"/>
-        </w:rPr>
-        <w:t xml:space="preserve"> </w:t>
-      </w:r>
-      <w:proofErr w:type="spellStart"/>
-      <w:r>
-        <w:rPr>
-          <w:rFonts w:ascii="Arial" w:hAnsi="Arial" w:cs="Arial"/>
-          <w:sz w:val="28"/>
-          <w:szCs w:val="28"/>
-        </w:rPr>
-        <w:t>poate</w:t>
-      </w:r>
-      <w:proofErr w:type="spellEnd"/>
-      <w:r>
-        <w:rPr>
-          <w:rFonts w:ascii="Arial" w:hAnsi="Arial" w:cs="Arial"/>
-          <w:sz w:val="28"/>
-          <w:szCs w:val="28"/>
-        </w:rPr>
-        <w:t xml:space="preserve"> </w:t>
-      </w:r>
-      <w:proofErr w:type="spellStart"/>
-      <w:r>
-        <w:rPr>
-          <w:rFonts w:ascii="Arial" w:hAnsi="Arial" w:cs="Arial"/>
-          <w:sz w:val="28"/>
-          <w:szCs w:val="28"/>
-        </w:rPr>
-        <w:t>vizualiza</w:t>
-      </w:r>
-      <w:proofErr w:type="spellEnd"/>
-      <w:r>
-        <w:rPr>
-          <w:rFonts w:ascii="Arial" w:hAnsi="Arial" w:cs="Arial"/>
-          <w:sz w:val="28"/>
-          <w:szCs w:val="28"/>
-        </w:rPr>
-        <w:t xml:space="preserve"> </w:t>
-      </w:r>
-      <w:proofErr w:type="spellStart"/>
-      <w:r>
-        <w:rPr>
-          <w:rFonts w:ascii="Arial" w:hAnsi="Arial" w:cs="Arial"/>
-          <w:sz w:val="28"/>
-          <w:szCs w:val="28"/>
-        </w:rPr>
-        <w:t>întregul</w:t>
-      </w:r>
-      <w:proofErr w:type="spellEnd"/>
-      <w:r>
-        <w:rPr>
-          <w:rFonts w:ascii="Arial" w:hAnsi="Arial" w:cs="Arial"/>
-          <w:sz w:val="28"/>
-          <w:szCs w:val="28"/>
-        </w:rPr>
-        <w:t xml:space="preserve"> </w:t>
-      </w:r>
-      <w:proofErr w:type="spellStart"/>
-      <w:r>
-        <w:rPr>
-          <w:rFonts w:ascii="Arial" w:hAnsi="Arial" w:cs="Arial"/>
-          <w:sz w:val="28"/>
-          <w:szCs w:val="28"/>
-        </w:rPr>
-        <w:t>său</w:t>
-      </w:r>
-      <w:proofErr w:type="spellEnd"/>
-      <w:r>
-        <w:rPr>
-          <w:rFonts w:ascii="Arial" w:hAnsi="Arial" w:cs="Arial"/>
-          <w:sz w:val="28"/>
-          <w:szCs w:val="28"/>
-        </w:rPr>
-        <w:t xml:space="preserve"> Vault </w:t>
-      </w:r>
-      <w:proofErr w:type="spellStart"/>
-      <w:r>
-        <w:rPr>
-          <w:rFonts w:ascii="Arial" w:hAnsi="Arial" w:cs="Arial"/>
-          <w:sz w:val="28"/>
-          <w:szCs w:val="28"/>
-        </w:rPr>
-        <w:t>amestecat</w:t>
-      </w:r>
-      <w:proofErr w:type="spellEnd"/>
-      <w:r>
-        <w:rPr>
-          <w:rFonts w:ascii="Arial" w:hAnsi="Arial" w:cs="Arial"/>
-          <w:sz w:val="28"/>
-          <w:szCs w:val="28"/>
-        </w:rPr>
-        <w:t xml:space="preserve"> </w:t>
-      </w:r>
-      <w:proofErr w:type="spellStart"/>
-      <w:r>
-        <w:rPr>
-          <w:rFonts w:ascii="Arial" w:hAnsi="Arial" w:cs="Arial"/>
-          <w:sz w:val="28"/>
-          <w:szCs w:val="28"/>
-        </w:rPr>
-        <w:t>și</w:t>
-      </w:r>
-      <w:proofErr w:type="spellEnd"/>
-      <w:r>
-        <w:rPr>
-          <w:rFonts w:ascii="Arial" w:hAnsi="Arial" w:cs="Arial"/>
-          <w:sz w:val="28"/>
-          <w:szCs w:val="28"/>
-        </w:rPr>
-        <w:t xml:space="preserve"> </w:t>
-      </w:r>
-      <w:proofErr w:type="spellStart"/>
-      <w:r>
-        <w:rPr>
-          <w:rFonts w:ascii="Arial" w:hAnsi="Arial" w:cs="Arial"/>
-          <w:sz w:val="28"/>
-          <w:szCs w:val="28"/>
-        </w:rPr>
-        <w:t>îl</w:t>
-      </w:r>
-      <w:proofErr w:type="spellEnd"/>
-      <w:r>
-        <w:rPr>
-          <w:rFonts w:ascii="Arial" w:hAnsi="Arial" w:cs="Arial"/>
-          <w:sz w:val="28"/>
-          <w:szCs w:val="28"/>
-        </w:rPr>
-        <w:t xml:space="preserve"> </w:t>
-      </w:r>
-      <w:proofErr w:type="spellStart"/>
-      <w:r>
-        <w:rPr>
-          <w:rFonts w:ascii="Arial" w:hAnsi="Arial" w:cs="Arial"/>
-          <w:sz w:val="28"/>
-          <w:szCs w:val="28"/>
-        </w:rPr>
-        <w:t>poate</w:t>
-      </w:r>
-      <w:proofErr w:type="spellEnd"/>
-      <w:r>
-        <w:rPr>
-          <w:rFonts w:ascii="Arial" w:hAnsi="Arial" w:cs="Arial"/>
-          <w:sz w:val="28"/>
-          <w:szCs w:val="28"/>
-        </w:rPr>
-        <w:t xml:space="preserve"> filtra </w:t>
-      </w:r>
-      <w:proofErr w:type="spellStart"/>
-      <w:r>
-        <w:rPr>
-          <w:rFonts w:ascii="Arial" w:hAnsi="Arial" w:cs="Arial"/>
-          <w:sz w:val="28"/>
-          <w:szCs w:val="28"/>
-        </w:rPr>
-        <w:t>în</w:t>
-      </w:r>
-      <w:proofErr w:type="spellEnd"/>
-      <w:r>
-        <w:rPr>
-          <w:rFonts w:ascii="Arial" w:hAnsi="Arial" w:cs="Arial"/>
-          <w:sz w:val="28"/>
-          <w:szCs w:val="28"/>
-        </w:rPr>
-        <w:t xml:space="preserve"> </w:t>
-      </w:r>
-      <w:proofErr w:type="spellStart"/>
-      <w:r>
-        <w:rPr>
-          <w:rFonts w:ascii="Arial" w:hAnsi="Arial" w:cs="Arial"/>
-          <w:sz w:val="28"/>
-          <w:szCs w:val="28"/>
-        </w:rPr>
-        <w:t>timp</w:t>
-      </w:r>
-      <w:proofErr w:type="spellEnd"/>
-      <w:r>
-        <w:rPr>
-          <w:rFonts w:ascii="Arial" w:hAnsi="Arial" w:cs="Arial"/>
-          <w:sz w:val="28"/>
-          <w:szCs w:val="28"/>
-        </w:rPr>
-        <w:t xml:space="preserve"> real </w:t>
-      </w:r>
-      <w:proofErr w:type="spellStart"/>
-      <w:r>
-        <w:rPr>
-          <w:rFonts w:ascii="Arial" w:hAnsi="Arial" w:cs="Arial"/>
-          <w:sz w:val="28"/>
-          <w:szCs w:val="28"/>
-        </w:rPr>
-        <w:t>bifând</w:t>
-      </w:r>
-      <w:proofErr w:type="spellEnd"/>
-      <w:r>
-        <w:rPr>
-          <w:rFonts w:ascii="Arial" w:hAnsi="Arial" w:cs="Arial"/>
-          <w:sz w:val="28"/>
-          <w:szCs w:val="28"/>
-        </w:rPr>
-        <w:t>/</w:t>
-      </w:r>
-      <w:proofErr w:type="spellStart"/>
-      <w:r>
-        <w:rPr>
-          <w:rFonts w:ascii="Arial" w:hAnsi="Arial" w:cs="Arial"/>
-          <w:sz w:val="28"/>
-          <w:szCs w:val="28"/>
-        </w:rPr>
-        <w:t>debifând</w:t>
-      </w:r>
-      <w:proofErr w:type="spellEnd"/>
-      <w:r>
-        <w:rPr>
-          <w:rFonts w:ascii="Arial" w:hAnsi="Arial" w:cs="Arial"/>
-          <w:sz w:val="28"/>
-          <w:szCs w:val="28"/>
-        </w:rPr>
-        <w:t xml:space="preserve"> </w:t>
-      </w:r>
-      <w:proofErr w:type="spellStart"/>
-      <w:r>
-        <w:rPr>
-          <w:rFonts w:ascii="Arial" w:hAnsi="Arial" w:cs="Arial"/>
-          <w:sz w:val="28"/>
-          <w:szCs w:val="28"/>
-        </w:rPr>
-        <w:t>tipurile</w:t>
-      </w:r>
-      <w:proofErr w:type="spellEnd"/>
-      <w:r>
-        <w:rPr>
-          <w:rFonts w:ascii="Arial" w:hAnsi="Arial" w:cs="Arial"/>
-          <w:sz w:val="28"/>
-          <w:szCs w:val="28"/>
-        </w:rPr>
-        <w:t xml:space="preserve"> de media </w:t>
-      </w:r>
-      <w:proofErr w:type="spellStart"/>
-      <w:r>
-        <w:rPr>
-          <w:rFonts w:ascii="Arial" w:hAnsi="Arial" w:cs="Arial"/>
-          <w:sz w:val="28"/>
-          <w:szCs w:val="28"/>
-        </w:rPr>
-        <w:t>dorite</w:t>
-      </w:r>
-      <w:proofErr w:type="spellEnd"/>
-      <w:r>
-        <w:rPr>
-          <w:rFonts w:ascii="Arial" w:hAnsi="Arial" w:cs="Arial"/>
-          <w:sz w:val="28"/>
-          <w:szCs w:val="28"/>
-        </w:rPr>
-        <w:t xml:space="preserve"> (Movies, TV Shows, Games, Music, Books)</w:t>
+        <w:t>Filtrare Mixtă (Checkboxes):</w:t>
+      </w:r>
+      <w:r>
+        <w:rPr>
+          <w:rFonts w:ascii="Arial" w:hAnsi="Arial" w:cs="Arial"/>
+          <w:sz w:val="28"/>
+          <w:szCs w:val="28"/>
+        </w:rPr>
+        <w:t xml:space="preserve"> Utilizatorul poate vizualiza întregul său Vault amestecat și îl poate filtra în timp real bifând/debifând tipurile de media dorite (Movies, TV Shows, Games, Music, Books)</w:t>
       </w:r>
       <w:r>
         <w:rPr>
@@ -4388,7 +872,6 @@
           <w:szCs w:val="28"/>
         </w:rPr>
       </w:pPr>
-      <w:proofErr w:type="spellStart"/>
       <w:r>
         <w:rPr>
           <w:rFonts w:ascii="Arial" w:hAnsi="Arial" w:cs="Arial"/>
@@ -4397,10 +880,28 @@
           <w:sz w:val="28"/>
           <w:szCs w:val="28"/>
         </w:rPr>
-        <w:t>Sortare</w:t>
-      </w:r>
-      <w:proofErr w:type="spellEnd"/>
-      <w:r>
+        <w:t>Sortare Personalizată:</w:t>
+      </w:r>
+      <w:r>
+        <w:rPr>
+          <w:rFonts w:ascii="Arial" w:hAnsi="Arial" w:cs="Arial"/>
+          <w:sz w:val="28"/>
+          <w:szCs w:val="28"/>
+        </w:rPr>
+        <w:t xml:space="preserve"> Același sistem de sortare (Popularitate, Rating, An) aplicat exclusiv pe elementele deja salvate de utilizator</w:t>
+      </w:r>
+      <w:r>
+        <w:rPr>
+          <w:rFonts w:ascii="Arial" w:hAnsi="Arial" w:cs="Arial"/>
+          <w:sz w:val="28"/>
+          <w:szCs w:val="28"/>
+        </w:rPr>
+        <w:t>;</w:t>
+      </w:r>
+    </w:p>
+    <w:p>
+      <w:pPr>
+        <w:jc w:val="both"/>
         <w:rPr>
           <w:rFonts w:ascii="Arial" w:hAnsi="Arial" w:cs="Arial"/>
           <w:b/>
@@ -4408,9 +909,7 @@
           <w:sz w:val="28"/>
           <w:szCs w:val="28"/>
         </w:rPr>
-        <w:t xml:space="preserve"> </w:t>
-      </w:r>
-      <w:proofErr w:type="spellStart"/>
+      </w:pPr>
       <w:r>
         <w:rPr>
           <w:rFonts w:ascii="Arial" w:hAnsi="Arial" w:cs="Arial"/>
@@ -4419,250 +918,7 @@
           <w:sz w:val="28"/>
           <w:szCs w:val="28"/>
         </w:rPr>
-        <w:t>Personalizată</w:t>
-      </w:r>
-      <w:proofErr w:type="spellEnd"/>
-      <w:r>
-        <w:rPr>
-          <w:rFonts w:ascii="Arial" w:hAnsi="Arial" w:cs="Arial"/>
-          <w:b/>
-          <w:bCs/>
-          <w:sz w:val="28"/>
-          <w:szCs w:val="28"/>
-        </w:rPr>
-        <w:t>:</w:t>
-      </w:r>
-      <w:r>
-        <w:rPr>
-          <w:rFonts w:ascii="Arial" w:hAnsi="Arial" w:cs="Arial"/>
-          <w:sz w:val="28"/>
-          <w:szCs w:val="28"/>
-        </w:rPr>
-        <w:t xml:space="preserve"> </w:t>
-      </w:r>
-      <w:proofErr w:type="spellStart"/>
-      <w:r>
-        <w:rPr>
-          <w:rFonts w:ascii="Arial" w:hAnsi="Arial" w:cs="Arial"/>
-          <w:sz w:val="28"/>
-          <w:szCs w:val="28"/>
-        </w:rPr>
-        <w:t>Același</w:t>
-      </w:r>
-      <w:proofErr w:type="spellEnd"/>
-      <w:r>
-        <w:rPr>
-          <w:rFonts w:ascii="Arial" w:hAnsi="Arial" w:cs="Arial"/>
-          <w:sz w:val="28"/>
-          <w:szCs w:val="28"/>
-        </w:rPr>
-        <w:t xml:space="preserve"> </w:t>
-      </w:r>
-      <w:proofErr w:type="spellStart"/>
-      <w:r>
-        <w:rPr>
-          <w:rFonts w:ascii="Arial" w:hAnsi="Arial" w:cs="Arial"/>
-          <w:sz w:val="28"/>
-          <w:szCs w:val="28"/>
-        </w:rPr>
-        <w:t>sistem</w:t>
-      </w:r>
-      <w:proofErr w:type="spellEnd"/>
-      <w:r>
-        <w:rPr>
-          <w:rFonts w:ascii="Arial" w:hAnsi="Arial" w:cs="Arial"/>
-          <w:sz w:val="28"/>
-          <w:szCs w:val="28"/>
-        </w:rPr>
-        <w:t xml:space="preserve"> de </w:t>
-      </w:r>
-      <w:proofErr w:type="spellStart"/>
-      <w:r>
-        <w:rPr>
-          <w:rFonts w:ascii="Arial" w:hAnsi="Arial" w:cs="Arial"/>
-          <w:sz w:val="28"/>
-          <w:szCs w:val="28"/>
-        </w:rPr>
-        <w:t>sortare</w:t>
-      </w:r>
-      <w:proofErr w:type="spellEnd"/>
-      <w:r>
-        <w:rPr>
-          <w:rFonts w:ascii="Arial" w:hAnsi="Arial" w:cs="Arial"/>
-          <w:sz w:val="28"/>
-          <w:szCs w:val="28"/>
-        </w:rPr>
-        <w:t xml:space="preserve"> (</w:t>
-      </w:r>
-      <w:proofErr w:type="spellStart"/>
-      <w:r>
-        <w:rPr>
-          <w:rFonts w:ascii="Arial" w:hAnsi="Arial" w:cs="Arial"/>
-          <w:sz w:val="28"/>
-          <w:szCs w:val="28"/>
-        </w:rPr>
-        <w:t>Popularitate</w:t>
-      </w:r>
-      <w:proofErr w:type="spellEnd"/>
-      <w:r>
-        <w:rPr>
-          <w:rFonts w:ascii="Arial" w:hAnsi="Arial" w:cs="Arial"/>
-          <w:sz w:val="28"/>
-          <w:szCs w:val="28"/>
-        </w:rPr>
-        <w:t xml:space="preserve">, Rating, An) </w:t>
-      </w:r>
-      <w:proofErr w:type="spellStart"/>
-      <w:r>
-        <w:rPr>
-          <w:rFonts w:ascii="Arial" w:hAnsi="Arial" w:cs="Arial"/>
-          <w:sz w:val="28"/>
-          <w:szCs w:val="28"/>
-        </w:rPr>
-        <w:t>aplicat</w:t>
-      </w:r>
-      <w:proofErr w:type="spellEnd"/>
-      <w:r>
-        <w:rPr>
-          <w:rFonts w:ascii="Arial" w:hAnsi="Arial" w:cs="Arial"/>
-          <w:sz w:val="28"/>
-          <w:szCs w:val="28"/>
-        </w:rPr>
-        <w:t xml:space="preserve"> </w:t>
-      </w:r>
-      <w:proofErr w:type="spellStart"/>
-      <w:r>
-        <w:rPr>
-          <w:rFonts w:ascii="Arial" w:hAnsi="Arial" w:cs="Arial"/>
-          <w:sz w:val="28"/>
-          <w:szCs w:val="28"/>
-        </w:rPr>
-        <w:t>exclusiv</w:t>
-      </w:r>
-      <w:proofErr w:type="spellEnd"/>
-      <w:r>
-        <w:rPr>
-          <w:rFonts w:ascii="Arial" w:hAnsi="Arial" w:cs="Arial"/>
-          <w:sz w:val="28"/>
-          <w:szCs w:val="28"/>
-        </w:rPr>
-        <w:t xml:space="preserve"> pe </w:t>
-      </w:r>
-      <w:proofErr w:type="spellStart"/>
-      <w:r>
-        <w:rPr>
-          <w:rFonts w:ascii="Arial" w:hAnsi="Arial" w:cs="Arial"/>
-          <w:sz w:val="28"/>
-          <w:szCs w:val="28"/>
-        </w:rPr>
-        <w:t>elementele</w:t>
-      </w:r>
-      <w:proofErr w:type="spellEnd"/>
-      <w:r>
-        <w:rPr>
-          <w:rFonts w:ascii="Arial" w:hAnsi="Arial" w:cs="Arial"/>
-          <w:sz w:val="28"/>
-          <w:szCs w:val="28"/>
-        </w:rPr>
-        <w:t xml:space="preserve"> </w:t>
-      </w:r>
-      <w:proofErr w:type="spellStart"/>
-      <w:r>
-        <w:rPr>
-          <w:rFonts w:ascii="Arial" w:hAnsi="Arial" w:cs="Arial"/>
-          <w:sz w:val="28"/>
-          <w:szCs w:val="28"/>
-        </w:rPr>
-        <w:t>deja</w:t>
-      </w:r>
-      <w:proofErr w:type="spellEnd"/>
-      <w:r>
-        <w:rPr>
-          <w:rFonts w:ascii="Arial" w:hAnsi="Arial" w:cs="Arial"/>
-          <w:sz w:val="28"/>
-          <w:szCs w:val="28"/>
-        </w:rPr>
-        <w:t xml:space="preserve"> </w:t>
-      </w:r>
-      <w:proofErr w:type="spellStart"/>
-      <w:r>
-        <w:rPr>
-          <w:rFonts w:ascii="Arial" w:hAnsi="Arial" w:cs="Arial"/>
-          <w:sz w:val="28"/>
-          <w:szCs w:val="28"/>
-        </w:rPr>
-        <w:t>salvate</w:t>
-      </w:r>
-      <w:proofErr w:type="spellEnd"/>
-      <w:r>
-        <w:rPr>
-          <w:rFonts w:ascii="Arial" w:hAnsi="Arial" w:cs="Arial"/>
-          <w:sz w:val="28"/>
-          <w:szCs w:val="28"/>
-        </w:rPr>
-        <w:t xml:space="preserve"> de </w:t>
-      </w:r>
-      <w:proofErr w:type="spellStart"/>
-      <w:r>
-        <w:rPr>
-          <w:rFonts w:ascii="Arial" w:hAnsi="Arial" w:cs="Arial"/>
-          <w:sz w:val="28"/>
-          <w:szCs w:val="28"/>
-        </w:rPr>
-        <w:t>utilizator</w:t>
-      </w:r>
-      <w:proofErr w:type="spellEnd"/>
-      <w:r>
-        <w:rPr>
-          <w:rFonts w:ascii="Arial" w:hAnsi="Arial" w:cs="Arial"/>
-          <w:sz w:val="28"/>
-          <w:szCs w:val="28"/>
-        </w:rPr>
-        <w:t>;</w:t>
-      </w:r>
-    </w:p>
-    <w:p>
-      <w:pPr>
-        <w:jc w:val="both"/>
-        <w:rPr>
-          <w:rFonts w:ascii="Arial" w:hAnsi="Arial" w:cs="Arial"/>
-          <w:b/>
-          <w:bCs/>
-          <w:sz w:val="28"/>
-          <w:szCs w:val="28"/>
-        </w:rPr>
-      </w:pPr>
-      <w:r>
-        <w:rPr>
-          <w:rFonts w:ascii="Arial" w:hAnsi="Arial" w:cs="Arial"/>
-          <w:b/>
-          <w:bCs/>
-          <w:sz w:val="28"/>
-          <w:szCs w:val="28"/>
-        </w:rPr>
-        <w:t xml:space="preserve">3.5. </w:t>
-      </w:r>
-      <w:proofErr w:type="spellStart"/>
-      <w:r>
-        <w:rPr>
-          <w:rFonts w:ascii="Arial" w:hAnsi="Arial" w:cs="Arial"/>
-          <w:b/>
-          <w:bCs/>
-          <w:sz w:val="28"/>
-          <w:szCs w:val="28"/>
-        </w:rPr>
-        <w:t>Interacțiunea</w:t>
-      </w:r>
-      <w:proofErr w:type="spellEnd"/>
-      <w:r>
-        <w:rPr>
-          <w:rFonts w:ascii="Arial" w:hAnsi="Arial" w:cs="Arial"/>
-          <w:b/>
-          <w:bCs/>
-          <w:sz w:val="28"/>
-          <w:szCs w:val="28"/>
-        </w:rPr>
-        <w:t xml:space="preserve"> „Add to Vault</w:t>
+        <w:t>3.5. Interacțiunea „Add to Vault</w:t>
       </w:r>
       <w:r>
         <w:rPr>
@@ -4688,131 +944,13 @@
           <w:szCs w:val="28"/>
         </w:rPr>
       </w:pPr>
-      <w:proofErr w:type="spellStart"/>
-      <w:r>
-        <w:rPr>
-          <w:rFonts w:ascii="Arial" w:hAnsi="Arial" w:cs="Arial"/>
-          <w:sz w:val="28"/>
-          <w:szCs w:val="28"/>
-        </w:rPr>
-        <w:t>Când</w:t>
-      </w:r>
-      <w:proofErr w:type="spellEnd"/>
-      <w:r>
-        <w:rPr>
-          <w:rFonts w:ascii="Arial" w:hAnsi="Arial" w:cs="Arial"/>
-          <w:sz w:val="28"/>
-          <w:szCs w:val="28"/>
-        </w:rPr>
-        <w:t xml:space="preserve"> </w:t>
-      </w:r>
-      <w:proofErr w:type="spellStart"/>
-      <w:r>
-        <w:rPr>
-          <w:rFonts w:ascii="Arial" w:hAnsi="Arial" w:cs="Arial"/>
-          <w:sz w:val="28"/>
-          <w:szCs w:val="28"/>
-        </w:rPr>
-        <w:t>utilizatorul</w:t>
-      </w:r>
-      <w:proofErr w:type="spellEnd"/>
-      <w:r>
-        <w:rPr>
-          <w:rFonts w:ascii="Arial" w:hAnsi="Arial" w:cs="Arial"/>
-          <w:sz w:val="28"/>
-          <w:szCs w:val="28"/>
-        </w:rPr>
-        <w:t xml:space="preserve"> </w:t>
-      </w:r>
-      <w:proofErr w:type="spellStart"/>
-      <w:r>
-        <w:rPr>
-          <w:rFonts w:ascii="Arial" w:hAnsi="Arial" w:cs="Arial"/>
-          <w:sz w:val="28"/>
-          <w:szCs w:val="28"/>
-        </w:rPr>
-        <w:t>dă</w:t>
-      </w:r>
-      <w:proofErr w:type="spellEnd"/>
-      <w:r>
-        <w:rPr>
-          <w:rFonts w:ascii="Arial" w:hAnsi="Arial" w:cs="Arial"/>
-          <w:sz w:val="28"/>
-          <w:szCs w:val="28"/>
-        </w:rPr>
-        <w:t xml:space="preserve"> click pe </w:t>
-      </w:r>
-      <w:proofErr w:type="spellStart"/>
-      <w:r>
-        <w:rPr>
-          <w:rFonts w:ascii="Arial" w:hAnsi="Arial" w:cs="Arial"/>
-          <w:sz w:val="28"/>
-          <w:szCs w:val="28"/>
-        </w:rPr>
-        <w:t>butonul</w:t>
-      </w:r>
-      <w:proofErr w:type="spellEnd"/>
-      <w:r>
-        <w:rPr>
-          <w:rFonts w:ascii="Arial" w:hAnsi="Arial" w:cs="Arial"/>
-          <w:sz w:val="28"/>
-          <w:szCs w:val="28"/>
-        </w:rPr>
-        <w:t xml:space="preserve"> „+ Vault”, frontend-ul </w:t>
-      </w:r>
-      <w:proofErr w:type="spellStart"/>
-      <w:r>
-        <w:rPr>
-          <w:rFonts w:ascii="Arial" w:hAnsi="Arial" w:cs="Arial"/>
-          <w:sz w:val="28"/>
-          <w:szCs w:val="28"/>
-        </w:rPr>
-        <w:t>va</w:t>
-      </w:r>
-      <w:proofErr w:type="spellEnd"/>
-      <w:r>
-        <w:rPr>
-          <w:rFonts w:ascii="Arial" w:hAnsi="Arial" w:cs="Arial"/>
-          <w:sz w:val="28"/>
-          <w:szCs w:val="28"/>
-        </w:rPr>
-        <w:t xml:space="preserve"> </w:t>
-      </w:r>
-      <w:proofErr w:type="spellStart"/>
-      <w:r>
-        <w:rPr>
-          <w:rFonts w:ascii="Arial" w:hAnsi="Arial" w:cs="Arial"/>
-          <w:sz w:val="28"/>
-          <w:szCs w:val="28"/>
-        </w:rPr>
-        <w:t>trimite</w:t>
-      </w:r>
-      <w:proofErr w:type="spellEnd"/>
-      <w:r>
-        <w:rPr>
-          <w:rFonts w:ascii="Arial" w:hAnsi="Arial" w:cs="Arial"/>
-          <w:sz w:val="28"/>
-          <w:szCs w:val="28"/>
-        </w:rPr>
-        <w:t xml:space="preserve"> un request de tip POST </w:t>
-      </w:r>
-      <w:proofErr w:type="spellStart"/>
-      <w:r>
-        <w:rPr>
-          <w:rFonts w:ascii="Arial" w:hAnsi="Arial" w:cs="Arial"/>
-          <w:sz w:val="28"/>
-          <w:szCs w:val="28"/>
-        </w:rPr>
-        <w:t>către</w:t>
-      </w:r>
-      <w:proofErr w:type="spellEnd"/>
-      <w:r>
-        <w:rPr>
-          <w:rFonts w:ascii="Arial" w:hAnsi="Arial" w:cs="Arial"/>
-          <w:sz w:val="28"/>
-          <w:szCs w:val="28"/>
-        </w:rPr>
-        <w:t xml:space="preserve"> server</w:t>
+      <w:r>
+        <w:rPr>
+          <w:rFonts w:ascii="Arial" w:hAnsi="Arial" w:cs="Arial"/>
+          <w:sz w:val="28"/>
+          <w:szCs w:val="28"/>
+        </w:rPr>
+        <w:t>Când utilizatorul dă click pe butonul „+ Vault”, frontend-ul va trimite un request de tip POST către server</w:t>
       </w:r>
       <w:r>
         <w:rPr>
@@ -4836,131 +974,13 @@
           <w:szCs w:val="28"/>
         </w:rPr>
       </w:pPr>
-      <w:proofErr w:type="spellStart"/>
-      <w:r>
-        <w:rPr>
-          <w:rFonts w:ascii="Arial" w:hAnsi="Arial" w:cs="Arial"/>
-          <w:sz w:val="28"/>
-          <w:szCs w:val="28"/>
-        </w:rPr>
-        <w:t>Serverul</w:t>
-      </w:r>
-      <w:proofErr w:type="spellEnd"/>
-      <w:r>
-        <w:rPr>
-          <w:rFonts w:ascii="Arial" w:hAnsi="Arial" w:cs="Arial"/>
-          <w:sz w:val="28"/>
-          <w:szCs w:val="28"/>
-        </w:rPr>
-        <w:t xml:space="preserve"> </w:t>
-      </w:r>
-      <w:proofErr w:type="spellStart"/>
-      <w:r>
-        <w:rPr>
-          <w:rFonts w:ascii="Arial" w:hAnsi="Arial" w:cs="Arial"/>
-          <w:sz w:val="28"/>
-          <w:szCs w:val="28"/>
-        </w:rPr>
-        <w:t>va</w:t>
-      </w:r>
-      <w:proofErr w:type="spellEnd"/>
-      <w:r>
-        <w:rPr>
-          <w:rFonts w:ascii="Arial" w:hAnsi="Arial" w:cs="Arial"/>
-          <w:sz w:val="28"/>
-          <w:szCs w:val="28"/>
-        </w:rPr>
-        <w:t xml:space="preserve"> </w:t>
-      </w:r>
-      <w:proofErr w:type="spellStart"/>
-      <w:r>
-        <w:rPr>
-          <w:rFonts w:ascii="Arial" w:hAnsi="Arial" w:cs="Arial"/>
-          <w:sz w:val="28"/>
-          <w:szCs w:val="28"/>
-        </w:rPr>
-        <w:t>asocia</w:t>
-      </w:r>
-      <w:proofErr w:type="spellEnd"/>
-      <w:r>
-        <w:rPr>
-          <w:rFonts w:ascii="Arial" w:hAnsi="Arial" w:cs="Arial"/>
-          <w:sz w:val="28"/>
-          <w:szCs w:val="28"/>
-        </w:rPr>
-        <w:t xml:space="preserve"> ID-ul </w:t>
-      </w:r>
-      <w:proofErr w:type="spellStart"/>
-      <w:r>
-        <w:rPr>
-          <w:rFonts w:ascii="Arial" w:hAnsi="Arial" w:cs="Arial"/>
-          <w:sz w:val="28"/>
-          <w:szCs w:val="28"/>
-        </w:rPr>
-        <w:t>acelui</w:t>
-      </w:r>
-      <w:proofErr w:type="spellEnd"/>
-      <w:r>
-        <w:rPr>
-          <w:rFonts w:ascii="Arial" w:hAnsi="Arial" w:cs="Arial"/>
-          <w:sz w:val="28"/>
-          <w:szCs w:val="28"/>
-        </w:rPr>
-        <w:t xml:space="preserve"> element media cu ID-ul </w:t>
-      </w:r>
-      <w:proofErr w:type="spellStart"/>
-      <w:r>
-        <w:rPr>
-          <w:rFonts w:ascii="Arial" w:hAnsi="Arial" w:cs="Arial"/>
-          <w:sz w:val="28"/>
-          <w:szCs w:val="28"/>
-        </w:rPr>
-        <w:t>utilizatorului</w:t>
-      </w:r>
-      <w:proofErr w:type="spellEnd"/>
-      <w:r>
-        <w:rPr>
-          <w:rFonts w:ascii="Arial" w:hAnsi="Arial" w:cs="Arial"/>
-          <w:sz w:val="28"/>
-          <w:szCs w:val="28"/>
-        </w:rPr>
-        <w:t xml:space="preserve"> </w:t>
-      </w:r>
-      <w:proofErr w:type="spellStart"/>
-      <w:r>
-        <w:rPr>
-          <w:rFonts w:ascii="Arial" w:hAnsi="Arial" w:cs="Arial"/>
-          <w:sz w:val="28"/>
-          <w:szCs w:val="28"/>
-        </w:rPr>
-        <w:t>în</w:t>
-      </w:r>
-      <w:proofErr w:type="spellEnd"/>
-      <w:r>
-        <w:rPr>
-          <w:rFonts w:ascii="Arial" w:hAnsi="Arial" w:cs="Arial"/>
-          <w:sz w:val="28"/>
-          <w:szCs w:val="28"/>
-        </w:rPr>
-        <w:t xml:space="preserve"> </w:t>
-      </w:r>
-      <w:proofErr w:type="spellStart"/>
-      <w:r>
-        <w:rPr>
-          <w:rFonts w:ascii="Arial" w:hAnsi="Arial" w:cs="Arial"/>
-          <w:sz w:val="28"/>
-          <w:szCs w:val="28"/>
-        </w:rPr>
-        <w:t>baza</w:t>
-      </w:r>
-      <w:proofErr w:type="spellEnd"/>
-      <w:r>
-        <w:rPr>
-          <w:rFonts w:ascii="Arial" w:hAnsi="Arial" w:cs="Arial"/>
-          <w:sz w:val="28"/>
-          <w:szCs w:val="28"/>
-        </w:rPr>
-        <w:t xml:space="preserve"> de date</w:t>
+      <w:r>
+        <w:rPr>
+          <w:rFonts w:ascii="Arial" w:hAnsi="Arial" w:cs="Arial"/>
+          <w:sz w:val="28"/>
+          <w:szCs w:val="28"/>
+        </w:rPr>
+        <w:t>Serverul va asocia ID-ul acelui element media cu ID-ul utilizatorului în baza de date</w:t>
       </w:r>
       <w:r>
         <w:rPr>
@@ -4984,237 +1004,37 @@
           <w:szCs w:val="28"/>
         </w:rPr>
       </w:pPr>
-      <w:proofErr w:type="spellStart"/>
-      <w:r>
-        <w:rPr>
-          <w:rFonts w:ascii="Arial" w:hAnsi="Arial" w:cs="Arial"/>
-          <w:sz w:val="28"/>
-          <w:szCs w:val="28"/>
-        </w:rPr>
-        <w:t>Interfața</w:t>
-      </w:r>
-      <w:proofErr w:type="spellEnd"/>
-      <w:r>
-        <w:rPr>
-          <w:rFonts w:ascii="Arial" w:hAnsi="Arial" w:cs="Arial"/>
-          <w:sz w:val="28"/>
-          <w:szCs w:val="28"/>
-        </w:rPr>
-        <w:t xml:space="preserve"> se </w:t>
-      </w:r>
-      <w:proofErr w:type="spellStart"/>
-      <w:r>
-        <w:rPr>
-          <w:rFonts w:ascii="Arial" w:hAnsi="Arial" w:cs="Arial"/>
-          <w:sz w:val="28"/>
-          <w:szCs w:val="28"/>
-        </w:rPr>
-        <w:t>va</w:t>
-      </w:r>
-      <w:proofErr w:type="spellEnd"/>
-      <w:r>
-        <w:rPr>
-          <w:rFonts w:ascii="Arial" w:hAnsi="Arial" w:cs="Arial"/>
-          <w:sz w:val="28"/>
-          <w:szCs w:val="28"/>
-        </w:rPr>
-        <w:t xml:space="preserve"> </w:t>
-      </w:r>
-      <w:proofErr w:type="spellStart"/>
-      <w:r>
-        <w:rPr>
-          <w:rFonts w:ascii="Arial" w:hAnsi="Arial" w:cs="Arial"/>
-          <w:sz w:val="28"/>
-          <w:szCs w:val="28"/>
-        </w:rPr>
-        <w:t>actualiza</w:t>
-      </w:r>
-      <w:proofErr w:type="spellEnd"/>
-      <w:r>
-        <w:rPr>
-          <w:rFonts w:ascii="Arial" w:hAnsi="Arial" w:cs="Arial"/>
-          <w:sz w:val="28"/>
-          <w:szCs w:val="28"/>
-        </w:rPr>
-        <w:t xml:space="preserve"> </w:t>
-      </w:r>
-      <w:proofErr w:type="spellStart"/>
-      <w:r>
-        <w:rPr>
-          <w:rFonts w:ascii="Arial" w:hAnsi="Arial" w:cs="Arial"/>
-          <w:sz w:val="28"/>
-          <w:szCs w:val="28"/>
-        </w:rPr>
-        <w:t>vizual</w:t>
-      </w:r>
-      <w:proofErr w:type="spellEnd"/>
-      <w:r>
-        <w:rPr>
-          <w:rFonts w:ascii="Arial" w:hAnsi="Arial" w:cs="Arial"/>
-          <w:sz w:val="28"/>
-          <w:szCs w:val="28"/>
-        </w:rPr>
-        <w:t xml:space="preserve"> (ex. </w:t>
-      </w:r>
-      <w:proofErr w:type="spellStart"/>
-      <w:r>
-        <w:rPr>
-          <w:rFonts w:ascii="Arial" w:hAnsi="Arial" w:cs="Arial"/>
-          <w:sz w:val="28"/>
-          <w:szCs w:val="28"/>
-        </w:rPr>
-        <w:t>butonul</w:t>
-      </w:r>
-      <w:proofErr w:type="spellEnd"/>
-      <w:r>
-        <w:rPr>
-          <w:rFonts w:ascii="Arial" w:hAnsi="Arial" w:cs="Arial"/>
-          <w:sz w:val="28"/>
-          <w:szCs w:val="28"/>
-        </w:rPr>
-        <w:t xml:space="preserve"> se </w:t>
-      </w:r>
-      <w:proofErr w:type="spellStart"/>
-      <w:r>
-        <w:rPr>
-          <w:rFonts w:ascii="Arial" w:hAnsi="Arial" w:cs="Arial"/>
-          <w:sz w:val="28"/>
-          <w:szCs w:val="28"/>
-        </w:rPr>
-        <w:t>transformă</w:t>
-      </w:r>
-      <w:proofErr w:type="spellEnd"/>
-      <w:r>
-        <w:rPr>
-          <w:rFonts w:ascii="Arial" w:hAnsi="Arial" w:cs="Arial"/>
-          <w:sz w:val="28"/>
-          <w:szCs w:val="28"/>
-        </w:rPr>
-        <w:t xml:space="preserve"> </w:t>
-      </w:r>
-      <w:proofErr w:type="spellStart"/>
-      <w:r>
-        <w:rPr>
-          <w:rFonts w:ascii="Arial" w:hAnsi="Arial" w:cs="Arial"/>
-          <w:sz w:val="28"/>
-          <w:szCs w:val="28"/>
-        </w:rPr>
-        <w:t>într</w:t>
-      </w:r>
-      <w:proofErr w:type="spellEnd"/>
-      <w:r>
-        <w:rPr>
-          <w:rFonts w:ascii="Arial" w:hAnsi="Arial" w:cs="Arial"/>
-          <w:sz w:val="28"/>
-          <w:szCs w:val="28"/>
-        </w:rPr>
-        <w:t xml:space="preserve">-o </w:t>
-      </w:r>
-      <w:proofErr w:type="spellStart"/>
-      <w:r>
-        <w:rPr>
-          <w:rFonts w:ascii="Arial" w:hAnsi="Arial" w:cs="Arial"/>
-          <w:sz w:val="28"/>
-          <w:szCs w:val="28"/>
-        </w:rPr>
-        <w:t>bifă</w:t>
-      </w:r>
-      <w:proofErr w:type="spellEnd"/>
-      <w:r>
-        <w:rPr>
-          <w:rFonts w:ascii="Arial" w:hAnsi="Arial" w:cs="Arial"/>
-          <w:sz w:val="28"/>
-          <w:szCs w:val="28"/>
-        </w:rPr>
-        <w:t xml:space="preserve"> </w:t>
-      </w:r>
-      <w:r>
-        <w:rPr>
-          <w:rFonts w:ascii="Segoe UI Emoji" w:hAnsi="Segoe UI Emoji" w:cs="Segoe UI Emoji"/>
-          <w:sz w:val="28"/>
-          <w:szCs w:val="28"/>
-        </w:rPr>
-        <w:t>✔️</w:t>
-      </w:r>
-      <w:r>
-        <w:rPr>
-          <w:rFonts w:ascii="Arial" w:hAnsi="Arial" w:cs="Arial"/>
-          <w:sz w:val="28"/>
-          <w:szCs w:val="28"/>
-        </w:rPr>
-        <w:t xml:space="preserve">) </w:t>
-      </w:r>
-      <w:proofErr w:type="spellStart"/>
-      <w:r>
-        <w:rPr>
-          <w:rFonts w:ascii="Arial" w:hAnsi="Arial" w:cs="Arial"/>
-          <w:sz w:val="28"/>
-          <w:szCs w:val="28"/>
-        </w:rPr>
-        <w:t>pentru</w:t>
-      </w:r>
-      <w:proofErr w:type="spellEnd"/>
-      <w:r>
-        <w:rPr>
-          <w:rFonts w:ascii="Arial" w:hAnsi="Arial" w:cs="Arial"/>
-          <w:sz w:val="28"/>
-          <w:szCs w:val="28"/>
-        </w:rPr>
-        <w:t xml:space="preserve"> a </w:t>
-      </w:r>
-      <w:proofErr w:type="spellStart"/>
-      <w:r>
-        <w:rPr>
-          <w:rFonts w:ascii="Arial" w:hAnsi="Arial" w:cs="Arial"/>
-          <w:sz w:val="28"/>
-          <w:szCs w:val="28"/>
-        </w:rPr>
-        <w:t>confirma</w:t>
-      </w:r>
-      <w:proofErr w:type="spellEnd"/>
-      <w:r>
-        <w:rPr>
-          <w:rFonts w:ascii="Arial" w:hAnsi="Arial" w:cs="Arial"/>
-          <w:sz w:val="28"/>
-          <w:szCs w:val="28"/>
-        </w:rPr>
-        <w:t xml:space="preserve"> </w:t>
-      </w:r>
-      <w:proofErr w:type="spellStart"/>
-      <w:r>
-        <w:rPr>
-          <w:rFonts w:ascii="Arial" w:hAnsi="Arial" w:cs="Arial"/>
-          <w:sz w:val="28"/>
-          <w:szCs w:val="28"/>
-        </w:rPr>
-        <w:t>salvarea</w:t>
-      </w:r>
-      <w:proofErr w:type="spellEnd"/>
-      <w:r>
-        <w:rPr>
-          <w:rFonts w:ascii="Arial" w:hAnsi="Arial" w:cs="Arial"/>
-          <w:sz w:val="28"/>
-          <w:szCs w:val="28"/>
-        </w:rPr>
-        <w:t xml:space="preserve"> cu </w:t>
-      </w:r>
-      <w:proofErr w:type="spellStart"/>
-      <w:r>
-        <w:rPr>
-          <w:rFonts w:ascii="Arial" w:hAnsi="Arial" w:cs="Arial"/>
-          <w:sz w:val="28"/>
-          <w:szCs w:val="28"/>
-        </w:rPr>
-        <w:t>succes</w:t>
-      </w:r>
-      <w:proofErr w:type="spellEnd"/>
-      <w:r>
-        <w:rPr>
-          <w:rFonts w:ascii="Arial" w:hAnsi="Arial" w:cs="Arial"/>
-          <w:sz w:val="28"/>
-          <w:szCs w:val="28"/>
-        </w:rPr>
-        <w:t>;</w:t>
+      <w:r>
+        <w:rPr>
+          <w:rFonts w:ascii="Arial" w:hAnsi="Arial" w:cs="Arial"/>
+          <w:sz w:val="28"/>
+          <w:szCs w:val="28"/>
+        </w:rPr>
+        <w:t xml:space="preserve">Interfața se va actualiza vizual </w:t>
+      </w:r>
+      <w:r>
+        <w:rPr>
+          <w:rFonts w:ascii="Arial" w:hAnsi="Arial" w:cs="Arial"/>
+          <w:sz w:val="28"/>
+          <w:szCs w:val="28"/>
+        </w:rPr>
+        <w:t>(</w:t>
+      </w:r>
+      <w:r>
+        <w:rPr>
+          <w:rFonts w:ascii="Arial" w:hAnsi="Arial" w:cs="Arial"/>
+          <w:sz w:val="28"/>
+          <w:szCs w:val="28"/>
+        </w:rPr>
+        <w:t xml:space="preserve">butonul se transformă într-o bifă) pentru a confirma salvarea cu </w:t>
+      </w:r>
+      <w:r>
+        <w:rPr>
+          <w:rFonts w:ascii="Arial" w:hAnsi="Arial" w:cs="Arial"/>
+          <w:sz w:val="28"/>
+          <w:szCs w:val="28"/>
+        </w:rPr>
+        <w:t>succes;</w:t>
       </w:r>
     </w:p>
     <w:p>
@@ -5236,42 +1056,8 @@
           <w:sz w:val="28"/>
           <w:szCs w:val="28"/>
         </w:rPr>
-        <w:t xml:space="preserve">4. </w:t>
-      </w:r>
-      <w:proofErr w:type="spellStart"/>
-      <w:r>
-        <w:rPr>
-          <w:rFonts w:ascii="Arial" w:hAnsi="Arial" w:cs="Arial"/>
-          <w:b/>
-          <w:bCs/>
-          <w:sz w:val="28"/>
-          <w:szCs w:val="28"/>
-        </w:rPr>
-        <w:t>Specificații</w:t>
-      </w:r>
-      <w:proofErr w:type="spellEnd"/>
-      <w:r>
-        <w:rPr>
-          <w:rFonts w:ascii="Arial" w:hAnsi="Arial" w:cs="Arial"/>
-          <w:b/>
-          <w:bCs/>
-          <w:sz w:val="28"/>
-          <w:szCs w:val="28"/>
-        </w:rPr>
-        <w:t xml:space="preserve"> </w:t>
-      </w:r>
-      <w:proofErr w:type="spellStart"/>
-      <w:r>
-        <w:rPr>
-          <w:rFonts w:ascii="Arial" w:hAnsi="Arial" w:cs="Arial"/>
-          <w:b/>
-          <w:bCs/>
-          <w:sz w:val="28"/>
-          <w:szCs w:val="28"/>
-        </w:rPr>
-        <w:t>Tehnice</w:t>
-      </w:r>
-      <w:proofErr w:type="spellEnd"/>
+        <w:t>4. Specificații Tehnice</w:t>
+      </w:r>
     </w:p>
     <w:p>
       <w:pPr>
@@ -5334,61 +1120,7 @@
           <w:sz w:val="28"/>
           <w:szCs w:val="28"/>
         </w:rPr>
-        <w:t xml:space="preserve"> </w:t>
-      </w:r>
-      <w:proofErr w:type="spellStart"/>
-      <w:r>
-        <w:rPr>
-          <w:rFonts w:ascii="Arial" w:hAnsi="Arial" w:cs="Arial"/>
-          <w:sz w:val="28"/>
-          <w:szCs w:val="28"/>
-        </w:rPr>
-        <w:t>Structura</w:t>
-      </w:r>
-      <w:proofErr w:type="spellEnd"/>
-      <w:r>
-        <w:rPr>
-          <w:rFonts w:ascii="Arial" w:hAnsi="Arial" w:cs="Arial"/>
-          <w:sz w:val="28"/>
-          <w:szCs w:val="28"/>
-        </w:rPr>
-        <w:t xml:space="preserve"> </w:t>
-      </w:r>
-      <w:proofErr w:type="spellStart"/>
-      <w:r>
-        <w:rPr>
-          <w:rFonts w:ascii="Arial" w:hAnsi="Arial" w:cs="Arial"/>
-          <w:sz w:val="28"/>
-          <w:szCs w:val="28"/>
-        </w:rPr>
-        <w:t>semantică</w:t>
-      </w:r>
-      <w:proofErr w:type="spellEnd"/>
-      <w:r>
-        <w:rPr>
-          <w:rFonts w:ascii="Arial" w:hAnsi="Arial" w:cs="Arial"/>
-          <w:sz w:val="28"/>
-          <w:szCs w:val="28"/>
-        </w:rPr>
-        <w:t xml:space="preserve"> a </w:t>
-      </w:r>
-      <w:proofErr w:type="spellStart"/>
-      <w:r>
-        <w:rPr>
-          <w:rFonts w:ascii="Arial" w:hAnsi="Arial" w:cs="Arial"/>
-          <w:sz w:val="28"/>
-          <w:szCs w:val="28"/>
-        </w:rPr>
-        <w:t>paginilor</w:t>
-      </w:r>
-      <w:proofErr w:type="spellEnd"/>
-      <w:r>
-        <w:rPr>
-          <w:rFonts w:ascii="Arial" w:hAnsi="Arial" w:cs="Arial"/>
-          <w:sz w:val="28"/>
-          <w:szCs w:val="28"/>
-        </w:rPr>
-        <w:t xml:space="preserve"> (&lt;header&gt;, &lt;main&gt;, &lt;section&gt;, &lt;nav&gt;)</w:t>
+        <w:t xml:space="preserve"> Structura semantică a paginilor (&lt;header&gt;, &lt;main&gt;, &lt;section&gt;, &lt;nav&gt;)</w:t>
       </w:r>
       <w:r>
         <w:rPr>
@@ -5428,108 +1160,8 @@
           <w:sz w:val="28"/>
           <w:szCs w:val="28"/>
         </w:rPr>
-        <w:t xml:space="preserve"> CSS Grid (</w:t>
-      </w:r>
-      <w:proofErr w:type="spellStart"/>
-      <w:r>
-        <w:rPr>
-          <w:rFonts w:ascii="Arial" w:hAnsi="Arial" w:cs="Arial"/>
-          <w:sz w:val="28"/>
-          <w:szCs w:val="28"/>
-        </w:rPr>
-        <w:t>pentru</w:t>
-      </w:r>
-      <w:proofErr w:type="spellEnd"/>
-      <w:r>
-        <w:rPr>
-          <w:rFonts w:ascii="Arial" w:hAnsi="Arial" w:cs="Arial"/>
-          <w:sz w:val="28"/>
-          <w:szCs w:val="28"/>
-        </w:rPr>
-        <w:t xml:space="preserve"> </w:t>
-      </w:r>
-      <w:proofErr w:type="spellStart"/>
-      <w:r>
-        <w:rPr>
-          <w:rFonts w:ascii="Arial" w:hAnsi="Arial" w:cs="Arial"/>
-          <w:sz w:val="28"/>
-          <w:szCs w:val="28"/>
-        </w:rPr>
-        <w:t>aranjarea</w:t>
-      </w:r>
-      <w:proofErr w:type="spellEnd"/>
-      <w:r>
-        <w:rPr>
-          <w:rFonts w:ascii="Arial" w:hAnsi="Arial" w:cs="Arial"/>
-          <w:sz w:val="28"/>
-          <w:szCs w:val="28"/>
-        </w:rPr>
-        <w:t xml:space="preserve"> </w:t>
-      </w:r>
-      <w:proofErr w:type="spellStart"/>
-      <w:r>
-        <w:rPr>
-          <w:rFonts w:ascii="Arial" w:hAnsi="Arial" w:cs="Arial"/>
-          <w:sz w:val="28"/>
-          <w:szCs w:val="28"/>
-        </w:rPr>
-        <w:t>automată</w:t>
-      </w:r>
-      <w:proofErr w:type="spellEnd"/>
-      <w:r>
-        <w:rPr>
-          <w:rFonts w:ascii="Arial" w:hAnsi="Arial" w:cs="Arial"/>
-          <w:sz w:val="28"/>
-          <w:szCs w:val="28"/>
-        </w:rPr>
-        <w:t xml:space="preserve"> a </w:t>
-      </w:r>
-      <w:proofErr w:type="spellStart"/>
-      <w:r>
-        <w:rPr>
-          <w:rFonts w:ascii="Arial" w:hAnsi="Arial" w:cs="Arial"/>
-          <w:sz w:val="28"/>
-          <w:szCs w:val="28"/>
-        </w:rPr>
-        <w:t>cardurilor</w:t>
-      </w:r>
-      <w:proofErr w:type="spellEnd"/>
-      <w:r>
-        <w:rPr>
-          <w:rFonts w:ascii="Arial" w:hAnsi="Arial" w:cs="Arial"/>
-          <w:sz w:val="28"/>
-          <w:szCs w:val="28"/>
-        </w:rPr>
-        <w:t xml:space="preserve">), Flexbox, Media Queries </w:t>
-      </w:r>
-      <w:proofErr w:type="spellStart"/>
-      <w:r>
-        <w:rPr>
-          <w:rFonts w:ascii="Arial" w:hAnsi="Arial" w:cs="Arial"/>
-          <w:sz w:val="28"/>
-          <w:szCs w:val="28"/>
-        </w:rPr>
-        <w:t>și</w:t>
-      </w:r>
-      <w:proofErr w:type="spellEnd"/>
-      <w:r>
-        <w:rPr>
-          <w:rFonts w:ascii="Arial" w:hAnsi="Arial" w:cs="Arial"/>
-          <w:sz w:val="28"/>
-          <w:szCs w:val="28"/>
-        </w:rPr>
-        <w:t xml:space="preserve"> </w:t>
-      </w:r>
-      <w:proofErr w:type="spellStart"/>
-      <w:r>
-        <w:rPr>
-          <w:rFonts w:ascii="Arial" w:hAnsi="Arial" w:cs="Arial"/>
-          <w:sz w:val="28"/>
-          <w:szCs w:val="28"/>
-        </w:rPr>
-        <w:t>efecte</w:t>
-      </w:r>
-      <w:proofErr w:type="spellEnd"/>
+        <w:t xml:space="preserve"> CSS Grid (pentru aranjarea automată a cardurilor), Flexbox, Media Queries și efecte</w:t>
+      </w:r>
       <w:r>
         <w:rPr>
           <w:rFonts w:ascii="Arial" w:hAnsi="Arial" w:cs="Arial"/>
@@ -5538,59 +1170,13 @@
         </w:rPr>
         <w:t xml:space="preserve"> (</w:t>
       </w:r>
-      <w:proofErr w:type="spellStart"/>
-      <w:r>
-        <w:rPr>
-          <w:rFonts w:ascii="Arial" w:hAnsi="Arial" w:cs="Arial"/>
-          <w:sz w:val="28"/>
-          <w:szCs w:val="28"/>
-        </w:rPr>
-        <w:t>tranziții</w:t>
-      </w:r>
-      <w:proofErr w:type="spellEnd"/>
-      <w:r>
-        <w:rPr>
-          <w:rFonts w:ascii="Arial" w:hAnsi="Arial" w:cs="Arial"/>
-          <w:sz w:val="28"/>
-          <w:szCs w:val="28"/>
-        </w:rPr>
-        <w:t xml:space="preserve"> </w:t>
-      </w:r>
-      <w:proofErr w:type="spellStart"/>
-      <w:r>
-        <w:rPr>
-          <w:rFonts w:ascii="Arial" w:hAnsi="Arial" w:cs="Arial"/>
-          <w:sz w:val="28"/>
-          <w:szCs w:val="28"/>
-        </w:rPr>
-        <w:t>și</w:t>
-      </w:r>
-      <w:proofErr w:type="spellEnd"/>
-      <w:r>
-        <w:rPr>
-          <w:rFonts w:ascii="Arial" w:hAnsi="Arial" w:cs="Arial"/>
-          <w:sz w:val="28"/>
-          <w:szCs w:val="28"/>
-        </w:rPr>
-        <w:t xml:space="preserve"> </w:t>
-      </w:r>
-      <w:proofErr w:type="spellStart"/>
-      <w:r>
-        <w:rPr>
-          <w:rFonts w:ascii="Arial" w:hAnsi="Arial" w:cs="Arial"/>
-          <w:sz w:val="28"/>
-          <w:szCs w:val="28"/>
-        </w:rPr>
-        <w:t>animații</w:t>
-      </w:r>
-      <w:proofErr w:type="spellEnd"/>
-      <w:r>
-        <w:rPr>
-          <w:rFonts w:ascii="Arial" w:hAnsi="Arial" w:cs="Arial"/>
-          <w:sz w:val="28"/>
-          <w:szCs w:val="28"/>
-        </w:rPr>
-        <w:t xml:space="preserve"> de hover)</w:t>
+      <w:r>
+        <w:rPr>
+          <w:rFonts w:ascii="Arial" w:hAnsi="Arial" w:cs="Arial"/>
+          <w:sz w:val="28"/>
+          <w:szCs w:val="28"/>
+        </w:rPr>
+        <w:t>tranziții și animații de hover)</w:t>
       </w:r>
       <w:r>
         <w:rPr>
@@ -5650,187 +1236,7 @@
           <w:sz w:val="28"/>
           <w:szCs w:val="28"/>
         </w:rPr>
-        <w:t xml:space="preserve"> </w:t>
-      </w:r>
-      <w:proofErr w:type="spellStart"/>
-      <w:r>
-        <w:rPr>
-          <w:rFonts w:ascii="Arial" w:hAnsi="Arial" w:cs="Arial"/>
-          <w:sz w:val="28"/>
-          <w:szCs w:val="28"/>
-        </w:rPr>
-        <w:t>Manipularea</w:t>
-      </w:r>
-      <w:proofErr w:type="spellEnd"/>
-      <w:r>
-        <w:rPr>
-          <w:rFonts w:ascii="Arial" w:hAnsi="Arial" w:cs="Arial"/>
-          <w:sz w:val="28"/>
-          <w:szCs w:val="28"/>
-        </w:rPr>
-        <w:t xml:space="preserve"> DOM-</w:t>
-      </w:r>
-      <w:proofErr w:type="spellStart"/>
-      <w:r>
-        <w:rPr>
-          <w:rFonts w:ascii="Arial" w:hAnsi="Arial" w:cs="Arial"/>
-          <w:sz w:val="28"/>
-          <w:szCs w:val="28"/>
-        </w:rPr>
-        <w:t>ului</w:t>
-      </w:r>
-      <w:proofErr w:type="spellEnd"/>
-      <w:r>
-        <w:rPr>
-          <w:rFonts w:ascii="Arial" w:hAnsi="Arial" w:cs="Arial"/>
-          <w:sz w:val="28"/>
-          <w:szCs w:val="28"/>
-        </w:rPr>
-        <w:t xml:space="preserve">, Event Listeners, </w:t>
-      </w:r>
-      <w:proofErr w:type="spellStart"/>
-      <w:r>
-        <w:rPr>
-          <w:rFonts w:ascii="Arial" w:hAnsi="Arial" w:cs="Arial"/>
-          <w:sz w:val="28"/>
-          <w:szCs w:val="28"/>
-        </w:rPr>
-        <w:t>funcții</w:t>
-      </w:r>
-      <w:proofErr w:type="spellEnd"/>
-      <w:r>
-        <w:rPr>
-          <w:rFonts w:ascii="Arial" w:hAnsi="Arial" w:cs="Arial"/>
-          <w:sz w:val="28"/>
-          <w:szCs w:val="28"/>
-        </w:rPr>
-        <w:t xml:space="preserve"> de </w:t>
-      </w:r>
-      <w:proofErr w:type="spellStart"/>
-      <w:r>
-        <w:rPr>
-          <w:rFonts w:ascii="Arial" w:hAnsi="Arial" w:cs="Arial"/>
-          <w:sz w:val="28"/>
-          <w:szCs w:val="28"/>
-        </w:rPr>
-        <w:t>sortare</w:t>
-      </w:r>
-      <w:proofErr w:type="spellEnd"/>
-      <w:r>
-        <w:rPr>
-          <w:rFonts w:ascii="Arial" w:hAnsi="Arial" w:cs="Arial"/>
-          <w:sz w:val="28"/>
-          <w:szCs w:val="28"/>
-        </w:rPr>
-        <w:t xml:space="preserve"> array-</w:t>
-      </w:r>
-      <w:proofErr w:type="spellStart"/>
-      <w:r>
-        <w:rPr>
-          <w:rFonts w:ascii="Arial" w:hAnsi="Arial" w:cs="Arial"/>
-          <w:sz w:val="28"/>
-          <w:szCs w:val="28"/>
-        </w:rPr>
-        <w:t>uri</w:t>
-      </w:r>
-      <w:proofErr w:type="spellEnd"/>
-      <w:r>
-        <w:rPr>
-          <w:rFonts w:ascii="Arial" w:hAnsi="Arial" w:cs="Arial"/>
-          <w:sz w:val="28"/>
-          <w:szCs w:val="28"/>
-        </w:rPr>
-        <w:t xml:space="preserve"> (.sort(), .filter(), .map()), </w:t>
-      </w:r>
-      <w:proofErr w:type="spellStart"/>
-      <w:r>
-        <w:rPr>
-          <w:rFonts w:ascii="Arial" w:hAnsi="Arial" w:cs="Arial"/>
-          <w:sz w:val="28"/>
-          <w:szCs w:val="28"/>
-        </w:rPr>
-        <w:t>și</w:t>
-      </w:r>
-      <w:proofErr w:type="spellEnd"/>
-      <w:r>
-        <w:rPr>
-          <w:rFonts w:ascii="Arial" w:hAnsi="Arial" w:cs="Arial"/>
-          <w:sz w:val="28"/>
-          <w:szCs w:val="28"/>
-        </w:rPr>
-        <w:t xml:space="preserve"> </w:t>
-      </w:r>
-      <w:proofErr w:type="spellStart"/>
-      <w:r>
-        <w:rPr>
-          <w:rFonts w:ascii="Arial" w:hAnsi="Arial" w:cs="Arial"/>
-          <w:sz w:val="28"/>
-          <w:szCs w:val="28"/>
-        </w:rPr>
-        <w:t>injectare</w:t>
-      </w:r>
-      <w:proofErr w:type="spellEnd"/>
-      <w:r>
-        <w:rPr>
-          <w:rFonts w:ascii="Arial" w:hAnsi="Arial" w:cs="Arial"/>
-          <w:sz w:val="28"/>
-          <w:szCs w:val="28"/>
-        </w:rPr>
-        <w:t xml:space="preserve"> </w:t>
-      </w:r>
-      <w:proofErr w:type="spellStart"/>
-      <w:r>
-        <w:rPr>
-          <w:rFonts w:ascii="Arial" w:hAnsi="Arial" w:cs="Arial"/>
-          <w:sz w:val="28"/>
-          <w:szCs w:val="28"/>
-        </w:rPr>
-        <w:t>dinamică</w:t>
-      </w:r>
-      <w:proofErr w:type="spellEnd"/>
-      <w:r>
-        <w:rPr>
-          <w:rFonts w:ascii="Arial" w:hAnsi="Arial" w:cs="Arial"/>
-          <w:sz w:val="28"/>
-          <w:szCs w:val="28"/>
-        </w:rPr>
-        <w:t xml:space="preserve"> de </w:t>
-      </w:r>
-      <w:proofErr w:type="spellStart"/>
-      <w:r>
-        <w:rPr>
-          <w:rFonts w:ascii="Arial" w:hAnsi="Arial" w:cs="Arial"/>
-          <w:sz w:val="28"/>
-          <w:szCs w:val="28"/>
-        </w:rPr>
-        <w:t>conținut</w:t>
-      </w:r>
-      <w:proofErr w:type="spellEnd"/>
-      <w:r>
-        <w:rPr>
-          <w:rFonts w:ascii="Arial" w:hAnsi="Arial" w:cs="Arial"/>
-          <w:sz w:val="28"/>
-          <w:szCs w:val="28"/>
-        </w:rPr>
-        <w:t xml:space="preserve"> (</w:t>
-      </w:r>
-      <w:proofErr w:type="spellStart"/>
-      <w:r>
-        <w:rPr>
-          <w:rFonts w:ascii="Arial" w:hAnsi="Arial" w:cs="Arial"/>
-          <w:sz w:val="28"/>
-          <w:szCs w:val="28"/>
-        </w:rPr>
-        <w:t>innerHTML</w:t>
-      </w:r>
-      <w:proofErr w:type="spellEnd"/>
-      <w:r>
-        <w:rPr>
-          <w:rFonts w:ascii="Arial" w:hAnsi="Arial" w:cs="Arial"/>
-          <w:sz w:val="28"/>
-          <w:szCs w:val="28"/>
-        </w:rPr>
-        <w:t>)</w:t>
+        <w:t xml:space="preserve"> Manipularea DOM-ului, Event Listeners, funcții de sortare array-uri (.sort(), .filter(), .map()), și injectare dinamică de conținut (innerHTML)</w:t>
       </w:r>
       <w:r>
         <w:rPr>
@@ -5860,95 +1266,7 @@
           <w:sz w:val="28"/>
           <w:szCs w:val="28"/>
         </w:rPr>
-        <w:t>4.2. Tehnologii Backend &amp; Baze de Date (</w:t>
-      </w:r>
-      <w:proofErr w:type="spellStart"/>
-      <w:r>
-        <w:rPr>
-          <w:rFonts w:ascii="Arial" w:hAnsi="Arial" w:cs="Arial"/>
-          <w:b/>
-          <w:bCs/>
-          <w:sz w:val="28"/>
-          <w:szCs w:val="28"/>
-        </w:rPr>
-        <w:t>Propuse</w:t>
-      </w:r>
-      <w:proofErr w:type="spellEnd"/>
-      <w:r>
-        <w:rPr>
-          <w:rFonts w:ascii="Arial" w:hAnsi="Arial" w:cs="Arial"/>
-          <w:b/>
-          <w:bCs/>
-          <w:sz w:val="28"/>
-          <w:szCs w:val="28"/>
-        </w:rPr>
-        <w:t xml:space="preserve"> </w:t>
-      </w:r>
-      <w:proofErr w:type="spellStart"/>
-      <w:r>
-        <w:rPr>
-          <w:rFonts w:ascii="Arial" w:hAnsi="Arial" w:cs="Arial"/>
-          <w:b/>
-          <w:bCs/>
-          <w:sz w:val="28"/>
-          <w:szCs w:val="28"/>
-        </w:rPr>
-        <w:t>pentru</w:t>
-      </w:r>
-      <w:proofErr w:type="spellEnd"/>
-      <w:r>
-        <w:rPr>
-          <w:rFonts w:ascii="Arial" w:hAnsi="Arial" w:cs="Arial"/>
-          <w:b/>
-          <w:bCs/>
-          <w:sz w:val="28"/>
-          <w:szCs w:val="28"/>
-        </w:rPr>
-        <w:t xml:space="preserve"> </w:t>
-      </w:r>
-      <w:proofErr w:type="spellStart"/>
-      <w:r>
-        <w:rPr>
-          <w:rFonts w:ascii="Arial" w:hAnsi="Arial" w:cs="Arial"/>
-          <w:b/>
-          <w:bCs/>
-          <w:sz w:val="28"/>
-          <w:szCs w:val="28"/>
-        </w:rPr>
-        <w:t>faza</w:t>
-      </w:r>
-      <w:proofErr w:type="spellEnd"/>
-      <w:r>
-        <w:rPr>
-          <w:rFonts w:ascii="Arial" w:hAnsi="Arial" w:cs="Arial"/>
-          <w:b/>
-          <w:bCs/>
-          <w:sz w:val="28"/>
-          <w:szCs w:val="28"/>
-        </w:rPr>
-        <w:t xml:space="preserve"> </w:t>
-      </w:r>
-      <w:proofErr w:type="spellStart"/>
-      <w:r>
-        <w:rPr>
-          <w:rFonts w:ascii="Arial" w:hAnsi="Arial" w:cs="Arial"/>
-          <w:b/>
-          <w:bCs/>
-          <w:sz w:val="28"/>
-          <w:szCs w:val="28"/>
-        </w:rPr>
-        <w:t>următoare</w:t>
-      </w:r>
-      <w:proofErr w:type="spellEnd"/>
-      <w:r>
-        <w:rPr>
-          <w:rFonts w:ascii="Arial" w:hAnsi="Arial" w:cs="Arial"/>
-          <w:b/>
-          <w:bCs/>
-          <w:sz w:val="28"/>
-          <w:szCs w:val="28"/>
-        </w:rPr>
-        <w:t>)</w:t>
+        <w:t>4.2. Tehnologii Backend &amp; Baze de Date (Propuse pentru faza următoare)</w:t>
       </w:r>
     </w:p>
     <w:p>
@@ -5964,7 +1282,6 @@
           <w:szCs w:val="28"/>
         </w:rPr>
       </w:pPr>
-      <w:proofErr w:type="spellStart"/>
       <w:r>
         <w:rPr>
           <w:rFonts w:ascii="Arial" w:hAnsi="Arial" w:cs="Arial"/>
@@ -5973,18 +1290,7 @@
           <w:sz w:val="28"/>
           <w:szCs w:val="28"/>
         </w:rPr>
-        <w:t>Limbaj</w:t>
-      </w:r>
-      <w:proofErr w:type="spellEnd"/>
-      <w:r>
-        <w:rPr>
-          <w:rFonts w:ascii="Arial" w:hAnsi="Arial" w:cs="Arial"/>
-          <w:b/>
-          <w:bCs/>
-          <w:sz w:val="28"/>
-          <w:szCs w:val="28"/>
-        </w:rPr>
-        <w:t xml:space="preserve"> / Framework:</w:t>
+        <w:t>Limbaj / Framework:</w:t>
       </w:r>
       <w:r>
         <w:rPr>
@@ -6000,25 +1306,7 @@
           <w:sz w:val="28"/>
           <w:szCs w:val="28"/>
         </w:rPr>
-        <w:t xml:space="preserve">C# </w:t>
-      </w:r>
-      <w:proofErr w:type="spellStart"/>
-      <w:r>
-        <w:rPr>
-          <w:rFonts w:ascii="Arial" w:hAnsi="Arial" w:cs="Arial"/>
-          <w:sz w:val="28"/>
-          <w:szCs w:val="28"/>
-        </w:rPr>
-        <w:t>folosind</w:t>
-      </w:r>
-      <w:proofErr w:type="spellEnd"/>
-      <w:r>
-        <w:rPr>
-          <w:rFonts w:ascii="Arial" w:hAnsi="Arial" w:cs="Arial"/>
-          <w:sz w:val="28"/>
-          <w:szCs w:val="28"/>
-        </w:rPr>
-        <w:t xml:space="preserve"> ASP.NET Core MVC</w:t>
+        <w:t>C# folosind ASP.NET Core MVC</w:t>
       </w:r>
       <w:r>
         <w:rPr>
@@ -6066,25 +1354,7 @@
           <w:sz w:val="28"/>
           <w:szCs w:val="28"/>
         </w:rPr>
-        <w:t xml:space="preserve">Microsoft SQL Server </w:t>
-      </w:r>
-      <w:proofErr w:type="spellStart"/>
-      <w:r>
-        <w:rPr>
-          <w:rFonts w:ascii="Arial" w:hAnsi="Arial" w:cs="Arial"/>
-          <w:sz w:val="28"/>
-          <w:szCs w:val="28"/>
-        </w:rPr>
-        <w:t>folosind</w:t>
-      </w:r>
-      <w:proofErr w:type="spellEnd"/>
-      <w:r>
-        <w:rPr>
-          <w:rFonts w:ascii="Arial" w:hAnsi="Arial" w:cs="Arial"/>
-          <w:sz w:val="28"/>
-          <w:szCs w:val="28"/>
-        </w:rPr>
-        <w:t xml:space="preserve"> Entity Framework Core</w:t>
+        <w:t>Microsoft SQL Server folosind Entity Framework Core</w:t>
       </w:r>
       <w:r>
         <w:rPr>
@@ -6108,7 +1378,6 @@
           <w:szCs w:val="28"/>
         </w:rPr>
       </w:pPr>
-      <w:proofErr w:type="spellStart"/>
       <w:r>
         <w:rPr>
           <w:rFonts w:ascii="Arial" w:hAnsi="Arial" w:cs="Arial"/>
@@ -6117,10 +1386,36 @@
           <w:sz w:val="28"/>
           <w:szCs w:val="28"/>
         </w:rPr>
-        <w:t>Autentificare</w:t>
-      </w:r>
-      <w:proofErr w:type="spellEnd"/>
-      <w:r>
+        <w:t>Autentificare:</w:t>
+      </w:r>
+      <w:r>
+        <w:rPr>
+          <w:rFonts w:ascii="Arial" w:hAnsi="Arial" w:cs="Arial"/>
+          <w:sz w:val="28"/>
+          <w:szCs w:val="28"/>
+        </w:rPr>
+        <w:t xml:space="preserve"> </w:t>
+      </w:r>
+      <w:r>
+        <w:rPr>
+          <w:rFonts w:ascii="Arial" w:hAnsi="Arial" w:cs="Arial"/>
+          <w:sz w:val="28"/>
+          <w:szCs w:val="28"/>
+        </w:rPr>
+        <w:t>Integrarea sistemului ASP.NET Core Identity pentru gestionarea securizată a conturilor de utilizator, a parolelor și a sesiunilor de login</w:t>
+      </w:r>
+      <w:r>
+        <w:rPr>
+          <w:rFonts w:ascii="Arial" w:hAnsi="Arial" w:cs="Arial"/>
+          <w:sz w:val="28"/>
+          <w:szCs w:val="28"/>
+        </w:rPr>
+        <w:t>;</w:t>
+      </w:r>
+    </w:p>
+    <w:p>
+      <w:pPr>
+        <w:jc w:val="both"/>
         <w:rPr>
           <w:rFonts w:ascii="Arial" w:hAnsi="Arial" w:cs="Arial"/>
           <w:b/>
@@ -6128,208 +1423,8 @@
           <w:sz w:val="28"/>
           <w:szCs w:val="28"/>
         </w:rPr>
-        <w:t>:</w:t>
-      </w:r>
-      <w:r>
-        <w:rPr>
-          <w:rFonts w:ascii="Arial" w:hAnsi="Arial" w:cs="Arial"/>
-          <w:sz w:val="28"/>
-          <w:szCs w:val="28"/>
-        </w:rPr>
-        <w:t xml:space="preserve"> </w:t>
-      </w:r>
-      <w:proofErr w:type="spellStart"/>
-      <w:r>
-        <w:rPr>
-          <w:rFonts w:ascii="Arial" w:hAnsi="Arial" w:cs="Arial"/>
-          <w:sz w:val="28"/>
-          <w:szCs w:val="28"/>
-        </w:rPr>
-        <w:t>Integrarea</w:t>
-      </w:r>
-      <w:proofErr w:type="spellEnd"/>
-      <w:r>
-        <w:rPr>
-          <w:rFonts w:ascii="Arial" w:hAnsi="Arial" w:cs="Arial"/>
-          <w:sz w:val="28"/>
-          <w:szCs w:val="28"/>
-        </w:rPr>
-        <w:t xml:space="preserve"> </w:t>
-      </w:r>
-      <w:proofErr w:type="spellStart"/>
-      <w:r>
-        <w:rPr>
-          <w:rFonts w:ascii="Arial" w:hAnsi="Arial" w:cs="Arial"/>
-          <w:sz w:val="28"/>
-          <w:szCs w:val="28"/>
-        </w:rPr>
-        <w:t>sistemului</w:t>
-      </w:r>
-      <w:proofErr w:type="spellEnd"/>
-      <w:r>
-        <w:rPr>
-          <w:rFonts w:ascii="Arial" w:hAnsi="Arial" w:cs="Arial"/>
-          <w:sz w:val="28"/>
-          <w:szCs w:val="28"/>
-        </w:rPr>
-        <w:t xml:space="preserve"> ASP.NET Core Identity </w:t>
-      </w:r>
-      <w:proofErr w:type="spellStart"/>
-      <w:r>
-        <w:rPr>
-          <w:rFonts w:ascii="Arial" w:hAnsi="Arial" w:cs="Arial"/>
-          <w:sz w:val="28"/>
-          <w:szCs w:val="28"/>
-        </w:rPr>
-        <w:t>pentru</w:t>
-      </w:r>
-      <w:proofErr w:type="spellEnd"/>
-      <w:r>
-        <w:rPr>
-          <w:rFonts w:ascii="Arial" w:hAnsi="Arial" w:cs="Arial"/>
-          <w:sz w:val="28"/>
-          <w:szCs w:val="28"/>
-        </w:rPr>
-        <w:t xml:space="preserve"> </w:t>
-      </w:r>
-      <w:proofErr w:type="spellStart"/>
-      <w:r>
-        <w:rPr>
-          <w:rFonts w:ascii="Arial" w:hAnsi="Arial" w:cs="Arial"/>
-          <w:sz w:val="28"/>
-          <w:szCs w:val="28"/>
-        </w:rPr>
-        <w:t>gestionarea</w:t>
-      </w:r>
-      <w:proofErr w:type="spellEnd"/>
-      <w:r>
-        <w:rPr>
-          <w:rFonts w:ascii="Arial" w:hAnsi="Arial" w:cs="Arial"/>
-          <w:sz w:val="28"/>
-          <w:szCs w:val="28"/>
-        </w:rPr>
-        <w:t xml:space="preserve"> </w:t>
-      </w:r>
-      <w:proofErr w:type="spellStart"/>
-      <w:r>
-        <w:rPr>
-          <w:rFonts w:ascii="Arial" w:hAnsi="Arial" w:cs="Arial"/>
-          <w:sz w:val="28"/>
-          <w:szCs w:val="28"/>
-        </w:rPr>
-        <w:t>securizată</w:t>
-      </w:r>
-      <w:proofErr w:type="spellEnd"/>
-      <w:r>
-        <w:rPr>
-          <w:rFonts w:ascii="Arial" w:hAnsi="Arial" w:cs="Arial"/>
-          <w:sz w:val="28"/>
-          <w:szCs w:val="28"/>
-        </w:rPr>
-        <w:t xml:space="preserve"> a </w:t>
-      </w:r>
-      <w:proofErr w:type="spellStart"/>
-      <w:r>
-        <w:rPr>
-          <w:rFonts w:ascii="Arial" w:hAnsi="Arial" w:cs="Arial"/>
-          <w:sz w:val="28"/>
-          <w:szCs w:val="28"/>
-        </w:rPr>
-        <w:t>conturilor</w:t>
-      </w:r>
-      <w:proofErr w:type="spellEnd"/>
-      <w:r>
-        <w:rPr>
-          <w:rFonts w:ascii="Arial" w:hAnsi="Arial" w:cs="Arial"/>
-          <w:sz w:val="28"/>
-          <w:szCs w:val="28"/>
-        </w:rPr>
-        <w:t xml:space="preserve"> de </w:t>
-      </w:r>
-      <w:proofErr w:type="spellStart"/>
-      <w:r>
-        <w:rPr>
-          <w:rFonts w:ascii="Arial" w:hAnsi="Arial" w:cs="Arial"/>
-          <w:sz w:val="28"/>
-          <w:szCs w:val="28"/>
-        </w:rPr>
-        <w:t>utilizator</w:t>
-      </w:r>
-      <w:proofErr w:type="spellEnd"/>
-      <w:r>
-        <w:rPr>
-          <w:rFonts w:ascii="Arial" w:hAnsi="Arial" w:cs="Arial"/>
-          <w:sz w:val="28"/>
-          <w:szCs w:val="28"/>
-        </w:rPr>
-        <w:t xml:space="preserve">, a </w:t>
-      </w:r>
-      <w:proofErr w:type="spellStart"/>
-      <w:r>
-        <w:rPr>
-          <w:rFonts w:ascii="Arial" w:hAnsi="Arial" w:cs="Arial"/>
-          <w:sz w:val="28"/>
-          <w:szCs w:val="28"/>
-        </w:rPr>
-        <w:t>parolelor</w:t>
-      </w:r>
-      <w:proofErr w:type="spellEnd"/>
-      <w:r>
-        <w:rPr>
-          <w:rFonts w:ascii="Arial" w:hAnsi="Arial" w:cs="Arial"/>
-          <w:sz w:val="28"/>
-          <w:szCs w:val="28"/>
-        </w:rPr>
-        <w:t xml:space="preserve"> </w:t>
-      </w:r>
-      <w:proofErr w:type="spellStart"/>
-      <w:r>
-        <w:rPr>
-          <w:rFonts w:ascii="Arial" w:hAnsi="Arial" w:cs="Arial"/>
-          <w:sz w:val="28"/>
-          <w:szCs w:val="28"/>
-        </w:rPr>
-        <w:t>și</w:t>
-      </w:r>
-      <w:proofErr w:type="spellEnd"/>
-      <w:r>
-        <w:rPr>
-          <w:rFonts w:ascii="Arial" w:hAnsi="Arial" w:cs="Arial"/>
-          <w:sz w:val="28"/>
-          <w:szCs w:val="28"/>
-        </w:rPr>
-        <w:t xml:space="preserve"> a </w:t>
-      </w:r>
-      <w:proofErr w:type="spellStart"/>
-      <w:r>
-        <w:rPr>
-          <w:rFonts w:ascii="Arial" w:hAnsi="Arial" w:cs="Arial"/>
-          <w:sz w:val="28"/>
-          <w:szCs w:val="28"/>
-        </w:rPr>
-        <w:t>sesiunilor</w:t>
-      </w:r>
-      <w:proofErr w:type="spellEnd"/>
-      <w:r>
-        <w:rPr>
-          <w:rFonts w:ascii="Arial" w:hAnsi="Arial" w:cs="Arial"/>
-          <w:sz w:val="28"/>
-          <w:szCs w:val="28"/>
-        </w:rPr>
-        <w:t xml:space="preserve"> de login</w:t>
-      </w:r>
-      <w:r>
-        <w:rPr>
-          <w:rFonts w:ascii="Arial" w:hAnsi="Arial" w:cs="Arial"/>
-          <w:sz w:val="28"/>
-          <w:szCs w:val="28"/>
-        </w:rPr>
-        <w:t>;</w:t>
-      </w:r>
-    </w:p>
-    <w:p>
-      <w:pPr>
-        <w:jc w:val="both"/>
+      </w:pPr>
+      <w:r>
         <w:rPr>
           <w:rFonts w:ascii="Arial" w:hAnsi="Arial" w:cs="Arial"/>
           <w:b/>
@@ -6337,536 +1432,7 @@
           <w:sz w:val="28"/>
           <w:szCs w:val="28"/>
         </w:rPr>
-      </w:pPr>
-      <w:r>
-        <w:rPr>
-          <w:rFonts w:ascii="Arial" w:hAnsi="Arial" w:cs="Arial"/>
-          <w:b/>
-          <w:bCs/>
-          <w:sz w:val="28"/>
-          <w:szCs w:val="28"/>
-        </w:rPr>
-        <w:t xml:space="preserve">4.3. </w:t>
-      </w:r>
-      <w:proofErr w:type="spellStart"/>
-      <w:r>
-        <w:rPr>
-          <w:rFonts w:ascii="Arial" w:hAnsi="Arial" w:cs="Arial"/>
-          <w:b/>
-          <w:bCs/>
-          <w:sz w:val="28"/>
-          <w:szCs w:val="28"/>
-        </w:rPr>
-        <w:t>Surse</w:t>
-      </w:r>
-      <w:proofErr w:type="spellEnd"/>
-      <w:r>
-        <w:rPr>
-          <w:rFonts w:ascii="Arial" w:hAnsi="Arial" w:cs="Arial"/>
-          <w:b/>
-          <w:bCs/>
-          <w:sz w:val="28"/>
-          <w:szCs w:val="28"/>
-        </w:rPr>
-        <w:t xml:space="preserve"> de Date (API-</w:t>
-      </w:r>
-      <w:proofErr w:type="spellStart"/>
-      <w:r>
-        <w:rPr>
-          <w:rFonts w:ascii="Arial" w:hAnsi="Arial" w:cs="Arial"/>
-          <w:b/>
-          <w:bCs/>
-          <w:sz w:val="28"/>
-          <w:szCs w:val="28"/>
-        </w:rPr>
-        <w:t>uri</w:t>
-      </w:r>
-      <w:proofErr w:type="spellEnd"/>
-      <w:r>
-        <w:rPr>
-          <w:rFonts w:ascii="Arial" w:hAnsi="Arial" w:cs="Arial"/>
-          <w:b/>
-          <w:bCs/>
-          <w:sz w:val="28"/>
-          <w:szCs w:val="28"/>
-        </w:rPr>
-        <w:t xml:space="preserve"> Externe </w:t>
-      </w:r>
-      <w:proofErr w:type="spellStart"/>
-      <w:r>
-        <w:rPr>
-          <w:rFonts w:ascii="Arial" w:hAnsi="Arial" w:cs="Arial"/>
-          <w:b/>
-          <w:bCs/>
-          <w:sz w:val="28"/>
-          <w:szCs w:val="28"/>
-        </w:rPr>
-        <w:t>Propuse</w:t>
-      </w:r>
-      <w:proofErr w:type="spellEnd"/>
-      <w:r>
-        <w:rPr>
-          <w:rFonts w:ascii="Arial" w:hAnsi="Arial" w:cs="Arial"/>
-          <w:b/>
-          <w:bCs/>
-          <w:sz w:val="28"/>
-          <w:szCs w:val="28"/>
-        </w:rPr>
-        <w:t>)</w:t>
-      </w:r>
-    </w:p>
-    <w:p>
-      <w:pPr>
-        <w:jc w:val="both"/>
-        <w:rPr>
-          <w:rFonts w:ascii="Arial" w:hAnsi="Arial" w:cs="Arial"/>
-          <w:sz w:val="28"/>
-          <w:szCs w:val="28"/>
-        </w:rPr>
-      </w:pPr>
-      <w:proofErr w:type="spellStart"/>
-      <w:r>
-        <w:rPr>
-          <w:rFonts w:ascii="Arial" w:hAnsi="Arial" w:cs="Arial"/>
-          <w:sz w:val="28"/>
-          <w:szCs w:val="28"/>
-        </w:rPr>
-        <w:t>Pentru</w:t>
-      </w:r>
-      <w:proofErr w:type="spellEnd"/>
-      <w:r>
-        <w:rPr>
-          <w:rFonts w:ascii="Arial" w:hAnsi="Arial" w:cs="Arial"/>
-          <w:sz w:val="28"/>
-          <w:szCs w:val="28"/>
-        </w:rPr>
-        <w:t xml:space="preserve"> a </w:t>
-      </w:r>
-      <w:proofErr w:type="spellStart"/>
-      <w:r>
-        <w:rPr>
-          <w:rFonts w:ascii="Arial" w:hAnsi="Arial" w:cs="Arial"/>
-          <w:sz w:val="28"/>
-          <w:szCs w:val="28"/>
-        </w:rPr>
-        <w:t>înlocui</w:t>
-      </w:r>
-      <w:proofErr w:type="spellEnd"/>
-      <w:r>
-        <w:rPr>
-          <w:rFonts w:ascii="Arial" w:hAnsi="Arial" w:cs="Arial"/>
-          <w:sz w:val="28"/>
-          <w:szCs w:val="28"/>
-        </w:rPr>
-        <w:t xml:space="preserve"> „Mock Database-ul” actual cu date </w:t>
-      </w:r>
-      <w:proofErr w:type="spellStart"/>
-      <w:r>
-        <w:rPr>
-          <w:rFonts w:ascii="Arial" w:hAnsi="Arial" w:cs="Arial"/>
-          <w:sz w:val="28"/>
-          <w:szCs w:val="28"/>
-        </w:rPr>
-        <w:t>reale</w:t>
-      </w:r>
-      <w:proofErr w:type="spellEnd"/>
-      <w:r>
-        <w:rPr>
-          <w:rFonts w:ascii="Arial" w:hAnsi="Arial" w:cs="Arial"/>
-          <w:sz w:val="28"/>
-          <w:szCs w:val="28"/>
-        </w:rPr>
-        <w:t xml:space="preserve">, </w:t>
-      </w:r>
-      <w:proofErr w:type="spellStart"/>
-      <w:r>
-        <w:rPr>
-          <w:rFonts w:ascii="Arial" w:hAnsi="Arial" w:cs="Arial"/>
-          <w:sz w:val="28"/>
-          <w:szCs w:val="28"/>
-        </w:rPr>
-        <w:t>aplicația</w:t>
-      </w:r>
-      <w:proofErr w:type="spellEnd"/>
-      <w:r>
-        <w:rPr>
-          <w:rFonts w:ascii="Arial" w:hAnsi="Arial" w:cs="Arial"/>
-          <w:sz w:val="28"/>
-          <w:szCs w:val="28"/>
-        </w:rPr>
-        <w:t xml:space="preserve"> </w:t>
-      </w:r>
-      <w:proofErr w:type="spellStart"/>
-      <w:r>
-        <w:rPr>
-          <w:rFonts w:ascii="Arial" w:hAnsi="Arial" w:cs="Arial"/>
-          <w:sz w:val="28"/>
-          <w:szCs w:val="28"/>
-        </w:rPr>
-        <w:t>va</w:t>
-      </w:r>
-      <w:proofErr w:type="spellEnd"/>
-      <w:r>
-        <w:rPr>
-          <w:rFonts w:ascii="Arial" w:hAnsi="Arial" w:cs="Arial"/>
-          <w:sz w:val="28"/>
-          <w:szCs w:val="28"/>
-        </w:rPr>
-        <w:t xml:space="preserve"> </w:t>
-      </w:r>
-      <w:proofErr w:type="spellStart"/>
-      <w:r>
-        <w:rPr>
-          <w:rFonts w:ascii="Arial" w:hAnsi="Arial" w:cs="Arial"/>
-          <w:sz w:val="28"/>
-          <w:szCs w:val="28"/>
-        </w:rPr>
-        <w:t>consuma</w:t>
-      </w:r>
-      <w:proofErr w:type="spellEnd"/>
-      <w:r>
-        <w:rPr>
-          <w:rFonts w:ascii="Arial" w:hAnsi="Arial" w:cs="Arial"/>
-          <w:sz w:val="28"/>
-          <w:szCs w:val="28"/>
-        </w:rPr>
-        <w:t xml:space="preserve"> </w:t>
-      </w:r>
-      <w:proofErr w:type="spellStart"/>
-      <w:r>
-        <w:rPr>
-          <w:rFonts w:ascii="Arial" w:hAnsi="Arial" w:cs="Arial"/>
-          <w:sz w:val="28"/>
-          <w:szCs w:val="28"/>
-        </w:rPr>
-        <w:t>următoarele</w:t>
-      </w:r>
-      <w:proofErr w:type="spellEnd"/>
-      <w:r>
-        <w:rPr>
-          <w:rFonts w:ascii="Arial" w:hAnsi="Arial" w:cs="Arial"/>
-          <w:sz w:val="28"/>
-          <w:szCs w:val="28"/>
-        </w:rPr>
-        <w:t xml:space="preserve"> API-</w:t>
-      </w:r>
-      <w:proofErr w:type="spellStart"/>
-      <w:r>
-        <w:rPr>
-          <w:rFonts w:ascii="Arial" w:hAnsi="Arial" w:cs="Arial"/>
-          <w:sz w:val="28"/>
-          <w:szCs w:val="28"/>
-        </w:rPr>
-        <w:t>uri</w:t>
-      </w:r>
-      <w:proofErr w:type="spellEnd"/>
-      <w:r>
-        <w:rPr>
-          <w:rFonts w:ascii="Arial" w:hAnsi="Arial" w:cs="Arial"/>
-          <w:sz w:val="28"/>
-          <w:szCs w:val="28"/>
-        </w:rPr>
-        <w:t xml:space="preserve"> externe RESTful:</w:t>
-      </w:r>
-    </w:p>
-    <w:p>
-      <w:pPr>
-        <w:numPr>
-          <w:ilvl w:val="0"/>
-          <w:numId w:val="37"/>
-        </w:numPr>
-        <w:jc w:val="both"/>
-        <w:rPr>
-          <w:rFonts w:ascii="Arial" w:hAnsi="Arial" w:cs="Arial"/>
-          <w:sz w:val="28"/>
-          <w:szCs w:val="28"/>
-        </w:rPr>
-      </w:pPr>
-      <w:r>
-        <w:rPr>
-          <w:rFonts w:ascii="Arial" w:hAnsi="Arial" w:cs="Arial"/>
-          <w:b/>
-          <w:bCs/>
-          <w:sz w:val="28"/>
-          <w:szCs w:val="28"/>
-        </w:rPr>
-        <w:t xml:space="preserve">Filme &amp; </w:t>
-      </w:r>
-      <w:proofErr w:type="spellStart"/>
-      <w:r>
-        <w:rPr>
-          <w:rFonts w:ascii="Arial" w:hAnsi="Arial" w:cs="Arial"/>
-          <w:b/>
-          <w:bCs/>
-          <w:sz w:val="28"/>
-          <w:szCs w:val="28"/>
-        </w:rPr>
-        <w:t>Seriale</w:t>
-      </w:r>
-      <w:proofErr w:type="spellEnd"/>
-      <w:r>
-        <w:rPr>
-          <w:rFonts w:ascii="Arial" w:hAnsi="Arial" w:cs="Arial"/>
-          <w:b/>
-          <w:bCs/>
-          <w:sz w:val="28"/>
-          <w:szCs w:val="28"/>
-        </w:rPr>
-        <w:t>:</w:t>
-      </w:r>
-      <w:r>
-        <w:rPr>
-          <w:rFonts w:ascii="Arial" w:hAnsi="Arial" w:cs="Arial"/>
-          <w:sz w:val="28"/>
-          <w:szCs w:val="28"/>
-        </w:rPr>
-        <w:t xml:space="preserve"> TMDB API (The Movie Database)</w:t>
-      </w:r>
-      <w:r>
-        <w:rPr>
-          <w:rFonts w:ascii="Arial" w:hAnsi="Arial" w:cs="Arial"/>
-          <w:sz w:val="28"/>
-          <w:szCs w:val="28"/>
-        </w:rPr>
-        <w:t>;</w:t>
-      </w:r>
-    </w:p>
-    <w:p>
-      <w:pPr>
-        <w:numPr>
-          <w:ilvl w:val="0"/>
-          <w:numId w:val="37"/>
-        </w:numPr>
-        <w:jc w:val="both"/>
-        <w:rPr>
-          <w:rFonts w:ascii="Arial" w:hAnsi="Arial" w:cs="Arial"/>
-          <w:sz w:val="28"/>
-          <w:szCs w:val="28"/>
-        </w:rPr>
-      </w:pPr>
-      <w:proofErr w:type="spellStart"/>
-      <w:r>
-        <w:rPr>
-          <w:rFonts w:ascii="Arial" w:hAnsi="Arial" w:cs="Arial"/>
-          <w:b/>
-          <w:bCs/>
-          <w:sz w:val="28"/>
-          <w:szCs w:val="28"/>
-        </w:rPr>
-        <w:t>Jocuri</w:t>
-      </w:r>
-      <w:proofErr w:type="spellEnd"/>
-      <w:r>
-        <w:rPr>
-          <w:rFonts w:ascii="Arial" w:hAnsi="Arial" w:cs="Arial"/>
-          <w:b/>
-          <w:bCs/>
-          <w:sz w:val="28"/>
-          <w:szCs w:val="28"/>
-        </w:rPr>
-        <w:t xml:space="preserve"> Video:</w:t>
-      </w:r>
-      <w:r>
-        <w:rPr>
-          <w:rFonts w:ascii="Arial" w:hAnsi="Arial" w:cs="Arial"/>
-          <w:sz w:val="28"/>
-          <w:szCs w:val="28"/>
-        </w:rPr>
-        <w:t xml:space="preserve"> </w:t>
-      </w:r>
-      <w:r>
-        <w:rPr>
-          <w:rFonts w:ascii="Arial" w:hAnsi="Arial" w:cs="Arial"/>
-          <w:sz w:val="28"/>
-          <w:szCs w:val="28"/>
-        </w:rPr>
-        <w:t>IGDB API</w:t>
-      </w:r>
-      <w:r>
-        <w:rPr>
-          <w:rFonts w:ascii="Arial" w:hAnsi="Arial" w:cs="Arial"/>
-          <w:sz w:val="28"/>
-          <w:szCs w:val="28"/>
-        </w:rPr>
-        <w:t>;</w:t>
-      </w:r>
-    </w:p>
-    <w:p>
-      <w:pPr>
-        <w:numPr>
-          <w:ilvl w:val="0"/>
-          <w:numId w:val="37"/>
-        </w:numPr>
-        <w:jc w:val="both"/>
-        <w:rPr>
-          <w:rFonts w:ascii="Arial" w:hAnsi="Arial" w:cs="Arial"/>
-          <w:sz w:val="28"/>
-          <w:szCs w:val="28"/>
-        </w:rPr>
-      </w:pPr>
-      <w:proofErr w:type="spellStart"/>
-      <w:r>
-        <w:rPr>
-          <w:rFonts w:ascii="Arial" w:hAnsi="Arial" w:cs="Arial"/>
-          <w:b/>
-          <w:bCs/>
-          <w:sz w:val="28"/>
-          <w:szCs w:val="28"/>
-        </w:rPr>
-        <w:t>Muzică</w:t>
-      </w:r>
-      <w:proofErr w:type="spellEnd"/>
-      <w:r>
-        <w:rPr>
-          <w:rFonts w:ascii="Arial" w:hAnsi="Arial" w:cs="Arial"/>
-          <w:b/>
-          <w:bCs/>
-          <w:sz w:val="28"/>
-          <w:szCs w:val="28"/>
-        </w:rPr>
-        <w:t>:</w:t>
-      </w:r>
-      <w:r>
-        <w:rPr>
-          <w:rFonts w:ascii="Arial" w:hAnsi="Arial" w:cs="Arial"/>
-          <w:sz w:val="28"/>
-          <w:szCs w:val="28"/>
-        </w:rPr>
-        <w:t xml:space="preserve"> Spotify Web API</w:t>
-      </w:r>
-      <w:r>
-        <w:rPr>
-          <w:rFonts w:ascii="Arial" w:hAnsi="Arial" w:cs="Arial"/>
-          <w:sz w:val="28"/>
-          <w:szCs w:val="28"/>
-        </w:rPr>
-        <w:t>;</w:t>
-      </w:r>
-    </w:p>
-    <w:p>
-      <w:pPr>
-        <w:numPr>
-          <w:ilvl w:val="0"/>
-          <w:numId w:val="37"/>
-        </w:numPr>
-        <w:jc w:val="both"/>
-        <w:rPr>
-          <w:rFonts w:ascii="Arial" w:hAnsi="Arial" w:cs="Arial"/>
-          <w:sz w:val="28"/>
-          <w:szCs w:val="28"/>
-        </w:rPr>
-      </w:pPr>
-      <w:proofErr w:type="spellStart"/>
-      <w:r>
-        <w:rPr>
-          <w:rFonts w:ascii="Arial" w:hAnsi="Arial" w:cs="Arial"/>
-          <w:b/>
-          <w:bCs/>
-          <w:sz w:val="28"/>
-          <w:szCs w:val="28"/>
-        </w:rPr>
-        <w:t>Cărți</w:t>
-      </w:r>
-      <w:proofErr w:type="spellEnd"/>
-      <w:r>
-        <w:rPr>
-          <w:rFonts w:ascii="Arial" w:hAnsi="Arial" w:cs="Arial"/>
-          <w:b/>
-          <w:bCs/>
-          <w:sz w:val="28"/>
-          <w:szCs w:val="28"/>
-        </w:rPr>
-        <w:t>:</w:t>
-      </w:r>
-      <w:r>
-        <w:rPr>
-          <w:rFonts w:ascii="Arial" w:hAnsi="Arial" w:cs="Arial"/>
-          <w:sz w:val="28"/>
-          <w:szCs w:val="28"/>
-        </w:rPr>
-        <w:t xml:space="preserve"> Google Books AP</w:t>
-      </w:r>
-      <w:r>
-        <w:rPr>
-          <w:rFonts w:ascii="Arial" w:hAnsi="Arial" w:cs="Arial"/>
-          <w:sz w:val="28"/>
-          <w:szCs w:val="28"/>
-        </w:rPr>
-        <w:t>I</w:t>
-      </w:r>
-      <w:r>
-        <w:rPr>
-          <w:rFonts w:ascii="Arial" w:hAnsi="Arial" w:cs="Arial"/>
-          <w:sz w:val="28"/>
-          <w:szCs w:val="28"/>
-        </w:rPr>
-        <w:t>;</w:t>
-      </w:r>
-    </w:p>
-    <w:p>
-      <w:pPr>
-        <w:jc w:val="both"/>
-        <w:rPr>
-          <w:rFonts w:ascii="Arial" w:hAnsi="Arial" w:cs="Arial"/>
-          <w:b/>
-          <w:bCs/>
-          <w:sz w:val="28"/>
-          <w:szCs w:val="28"/>
-        </w:rPr>
-      </w:pPr>
-      <w:r>
-        <w:rPr>
-          <w:rFonts w:ascii="Arial" w:hAnsi="Arial" w:cs="Arial"/>
-          <w:b/>
-          <w:bCs/>
-          <w:sz w:val="28"/>
-          <w:szCs w:val="28"/>
-        </w:rPr>
-        <w:t xml:space="preserve">5. </w:t>
-      </w:r>
-      <w:proofErr w:type="spellStart"/>
-      <w:r>
-        <w:rPr>
-          <w:rFonts w:ascii="Arial" w:hAnsi="Arial" w:cs="Arial"/>
-          <w:b/>
-          <w:bCs/>
-          <w:sz w:val="28"/>
-          <w:szCs w:val="28"/>
-        </w:rPr>
-        <w:t>Cerințe</w:t>
-      </w:r>
-      <w:proofErr w:type="spellEnd"/>
-      <w:r>
-        <w:rPr>
-          <w:rFonts w:ascii="Arial" w:hAnsi="Arial" w:cs="Arial"/>
-          <w:b/>
-          <w:bCs/>
-          <w:sz w:val="28"/>
-          <w:szCs w:val="28"/>
-        </w:rPr>
-        <w:t xml:space="preserve"> de </w:t>
-      </w:r>
-      <w:proofErr w:type="spellStart"/>
-      <w:r>
-        <w:rPr>
-          <w:rFonts w:ascii="Arial" w:hAnsi="Arial" w:cs="Arial"/>
-          <w:b/>
-          <w:bCs/>
-          <w:sz w:val="28"/>
-          <w:szCs w:val="28"/>
-        </w:rPr>
-        <w:t>Interfață</w:t>
-      </w:r>
-      <w:proofErr w:type="spellEnd"/>
-      <w:r>
-        <w:rPr>
-          <w:rFonts w:ascii="Arial" w:hAnsi="Arial" w:cs="Arial"/>
-          <w:b/>
-          <w:bCs/>
-          <w:sz w:val="28"/>
-          <w:szCs w:val="28"/>
-        </w:rPr>
-        <w:t xml:space="preserve"> (UI/UX)</w:t>
+        <w:t>5. Cerințe de Interfață (UI/UX)</w:t>
       </w:r>
     </w:p>
     <w:p>
@@ -6882,7 +1448,6 @@
           <w:szCs w:val="28"/>
         </w:rPr>
       </w:pPr>
-      <w:proofErr w:type="spellStart"/>
       <w:r>
         <w:rPr>
           <w:rFonts w:ascii="Arial" w:hAnsi="Arial" w:cs="Arial"/>
@@ -6891,18 +1456,15 @@
           <w:sz w:val="28"/>
           <w:szCs w:val="28"/>
         </w:rPr>
-        <w:t>Cromatică</w:t>
-      </w:r>
-      <w:proofErr w:type="spellEnd"/>
-      <w:r>
-        <w:rPr>
-          <w:rFonts w:ascii="Arial" w:hAnsi="Arial" w:cs="Arial"/>
-          <w:b/>
-          <w:bCs/>
-          <w:sz w:val="28"/>
-          <w:szCs w:val="28"/>
-        </w:rPr>
-        <w:t>:</w:t>
+        <w:t>Cromatică:</w:t>
+      </w:r>
+      <w:r>
+        <w:rPr>
+          <w:rFonts w:ascii="Arial" w:hAnsi="Arial" w:cs="Arial"/>
+          <w:sz w:val="28"/>
+          <w:szCs w:val="28"/>
+        </w:rPr>
+        <w:t xml:space="preserve"> Temă Dark Mode profundă</w:t>
       </w:r>
       <w:r>
         <w:rPr>
@@ -6912,34 +1474,14 @@
         </w:rPr>
         <w:t xml:space="preserve"> </w:t>
       </w:r>
-      <w:proofErr w:type="spellStart"/>
-      <w:r>
-        <w:rPr>
-          <w:rFonts w:ascii="Arial" w:hAnsi="Arial" w:cs="Arial"/>
-          <w:sz w:val="28"/>
-          <w:szCs w:val="28"/>
-        </w:rPr>
-        <w:t>Temă</w:t>
-      </w:r>
-      <w:proofErr w:type="spellEnd"/>
-      <w:r>
-        <w:rPr>
-          <w:rFonts w:ascii="Arial" w:hAnsi="Arial" w:cs="Arial"/>
-          <w:sz w:val="28"/>
-          <w:szCs w:val="28"/>
-        </w:rPr>
-        <w:t xml:space="preserve"> Dark Mode </w:t>
-      </w:r>
-      <w:proofErr w:type="spellStart"/>
-      <w:r>
-        <w:rPr>
-          <w:rFonts w:ascii="Arial" w:hAnsi="Arial" w:cs="Arial"/>
-          <w:sz w:val="28"/>
-          <w:szCs w:val="28"/>
-        </w:rPr>
-        <w:t>profundă</w:t>
-      </w:r>
-      <w:proofErr w:type="spellEnd"/>
+      <w:r>
+        <w:rPr>
+          <w:rFonts w:ascii="Arial" w:hAnsi="Arial" w:cs="Arial"/>
+          <w:sz w:val="28"/>
+          <w:szCs w:val="28"/>
+        </w:rPr>
+        <w:t>accesorizată cu accente aurii/galbene vibrante</w:t>
+      </w:r>
       <w:r>
         <w:rPr>
           <w:rFonts w:ascii="Arial" w:hAnsi="Arial" w:cs="Arial"/>
@@ -6948,167 +1490,13 @@
         </w:rPr>
         <w:t xml:space="preserve"> </w:t>
       </w:r>
-      <w:proofErr w:type="spellStart"/>
-      <w:r>
-        <w:rPr>
-          <w:rFonts w:ascii="Arial" w:hAnsi="Arial" w:cs="Arial"/>
-          <w:sz w:val="28"/>
-          <w:szCs w:val="28"/>
-        </w:rPr>
-        <w:t>accesorizată</w:t>
-      </w:r>
-      <w:proofErr w:type="spellEnd"/>
-      <w:r>
-        <w:rPr>
-          <w:rFonts w:ascii="Arial" w:hAnsi="Arial" w:cs="Arial"/>
-          <w:sz w:val="28"/>
-          <w:szCs w:val="28"/>
-        </w:rPr>
-        <w:t xml:space="preserve"> cu </w:t>
-      </w:r>
-      <w:proofErr w:type="spellStart"/>
-      <w:r>
-        <w:rPr>
-          <w:rFonts w:ascii="Arial" w:hAnsi="Arial" w:cs="Arial"/>
-          <w:sz w:val="28"/>
-          <w:szCs w:val="28"/>
-        </w:rPr>
-        <w:t>accente</w:t>
-      </w:r>
-      <w:proofErr w:type="spellEnd"/>
-      <w:r>
-        <w:rPr>
-          <w:rFonts w:ascii="Arial" w:hAnsi="Arial" w:cs="Arial"/>
-          <w:sz w:val="28"/>
-          <w:szCs w:val="28"/>
-        </w:rPr>
-        <w:t xml:space="preserve"> </w:t>
-      </w:r>
-      <w:proofErr w:type="spellStart"/>
-      <w:r>
-        <w:rPr>
-          <w:rFonts w:ascii="Arial" w:hAnsi="Arial" w:cs="Arial"/>
-          <w:sz w:val="28"/>
-          <w:szCs w:val="28"/>
-        </w:rPr>
-        <w:t>aurii</w:t>
-      </w:r>
-      <w:proofErr w:type="spellEnd"/>
-      <w:r>
-        <w:rPr>
-          <w:rFonts w:ascii="Arial" w:hAnsi="Arial" w:cs="Arial"/>
-          <w:sz w:val="28"/>
-          <w:szCs w:val="28"/>
-        </w:rPr>
-        <w:t>/</w:t>
-      </w:r>
-      <w:proofErr w:type="spellStart"/>
-      <w:r>
-        <w:rPr>
-          <w:rFonts w:ascii="Arial" w:hAnsi="Arial" w:cs="Arial"/>
-          <w:sz w:val="28"/>
-          <w:szCs w:val="28"/>
-        </w:rPr>
-        <w:t>galbene</w:t>
-      </w:r>
-      <w:proofErr w:type="spellEnd"/>
-      <w:r>
-        <w:rPr>
-          <w:rFonts w:ascii="Arial" w:hAnsi="Arial" w:cs="Arial"/>
-          <w:sz w:val="28"/>
-          <w:szCs w:val="28"/>
-        </w:rPr>
-        <w:t xml:space="preserve"> </w:t>
-      </w:r>
-      <w:proofErr w:type="spellStart"/>
-      <w:r>
-        <w:rPr>
-          <w:rFonts w:ascii="Arial" w:hAnsi="Arial" w:cs="Arial"/>
-          <w:sz w:val="28"/>
-          <w:szCs w:val="28"/>
-        </w:rPr>
-        <w:t>vibrante</w:t>
-      </w:r>
-      <w:proofErr w:type="spellEnd"/>
-      <w:r>
-        <w:rPr>
-          <w:rFonts w:ascii="Arial" w:hAnsi="Arial" w:cs="Arial"/>
-          <w:sz w:val="28"/>
-          <w:szCs w:val="28"/>
-        </w:rPr>
-        <w:t xml:space="preserve"> </w:t>
-      </w:r>
-      <w:proofErr w:type="spellStart"/>
-      <w:r>
-        <w:rPr>
-          <w:rFonts w:ascii="Arial" w:hAnsi="Arial" w:cs="Arial"/>
-          <w:sz w:val="28"/>
-          <w:szCs w:val="28"/>
-        </w:rPr>
-        <w:t>pentru</w:t>
-      </w:r>
-      <w:proofErr w:type="spellEnd"/>
-      <w:r>
-        <w:rPr>
-          <w:rFonts w:ascii="Arial" w:hAnsi="Arial" w:cs="Arial"/>
-          <w:sz w:val="28"/>
-          <w:szCs w:val="28"/>
-        </w:rPr>
-        <w:t xml:space="preserve"> </w:t>
-      </w:r>
-      <w:proofErr w:type="spellStart"/>
-      <w:r>
-        <w:rPr>
-          <w:rFonts w:ascii="Arial" w:hAnsi="Arial" w:cs="Arial"/>
-          <w:sz w:val="28"/>
-          <w:szCs w:val="28"/>
-        </w:rPr>
-        <w:t>butoane</w:t>
-      </w:r>
-      <w:proofErr w:type="spellEnd"/>
-      <w:r>
-        <w:rPr>
-          <w:rFonts w:ascii="Arial" w:hAnsi="Arial" w:cs="Arial"/>
-          <w:sz w:val="28"/>
-          <w:szCs w:val="28"/>
-        </w:rPr>
-        <w:t xml:space="preserve">, </w:t>
-      </w:r>
-      <w:proofErr w:type="spellStart"/>
-      <w:r>
-        <w:rPr>
-          <w:rFonts w:ascii="Arial" w:hAnsi="Arial" w:cs="Arial"/>
-          <w:sz w:val="28"/>
-          <w:szCs w:val="28"/>
-        </w:rPr>
-        <w:t>steluțe</w:t>
-      </w:r>
-      <w:proofErr w:type="spellEnd"/>
-      <w:r>
-        <w:rPr>
-          <w:rFonts w:ascii="Arial" w:hAnsi="Arial" w:cs="Arial"/>
-          <w:sz w:val="28"/>
-          <w:szCs w:val="28"/>
-        </w:rPr>
-        <w:t xml:space="preserve"> de rating </w:t>
-      </w:r>
-      <w:proofErr w:type="spellStart"/>
-      <w:r>
-        <w:rPr>
-          <w:rFonts w:ascii="Arial" w:hAnsi="Arial" w:cs="Arial"/>
-          <w:sz w:val="28"/>
-          <w:szCs w:val="28"/>
-        </w:rPr>
-        <w:t>și</w:t>
-      </w:r>
-      <w:proofErr w:type="spellEnd"/>
-      <w:r>
-        <w:rPr>
-          <w:rFonts w:ascii="Arial" w:hAnsi="Arial" w:cs="Arial"/>
-          <w:sz w:val="28"/>
-          <w:szCs w:val="28"/>
-        </w:rPr>
-        <w:t xml:space="preserve"> focus</w:t>
+      <w:r>
+        <w:rPr>
+          <w:rFonts w:ascii="Arial" w:hAnsi="Arial" w:cs="Arial"/>
+          <w:sz w:val="28"/>
+          <w:szCs w:val="28"/>
+        </w:rPr>
+        <w:t>pentru butoane, steluțe de rating și focus</w:t>
       </w:r>
       <w:r>
         <w:rPr>
@@ -7132,7 +1520,6 @@
           <w:szCs w:val="28"/>
         </w:rPr>
       </w:pPr>
-      <w:proofErr w:type="spellStart"/>
       <w:r>
         <w:rPr>
           <w:rFonts w:ascii="Arial" w:hAnsi="Arial" w:cs="Arial"/>
@@ -7141,109 +1528,16 @@
           <w:sz w:val="28"/>
           <w:szCs w:val="28"/>
         </w:rPr>
-        <w:t>Tipografie</w:t>
-      </w:r>
-      <w:proofErr w:type="spellEnd"/>
-      <w:r>
-        <w:rPr>
-          <w:rFonts w:ascii="Arial" w:hAnsi="Arial" w:cs="Arial"/>
-          <w:b/>
-          <w:bCs/>
-          <w:sz w:val="28"/>
-          <w:szCs w:val="28"/>
-        </w:rPr>
-        <w:t>:</w:t>
-      </w:r>
-      <w:r>
-        <w:rPr>
-          <w:rFonts w:ascii="Arial" w:hAnsi="Arial" w:cs="Arial"/>
-          <w:sz w:val="28"/>
-          <w:szCs w:val="28"/>
-        </w:rPr>
-        <w:t xml:space="preserve"> </w:t>
-      </w:r>
-      <w:proofErr w:type="spellStart"/>
-      <w:r>
-        <w:rPr>
-          <w:rFonts w:ascii="Arial" w:hAnsi="Arial" w:cs="Arial"/>
-          <w:sz w:val="28"/>
-          <w:szCs w:val="28"/>
-        </w:rPr>
-        <w:t>Fontul</w:t>
-      </w:r>
-      <w:proofErr w:type="spellEnd"/>
-      <w:r>
-        <w:rPr>
-          <w:rFonts w:ascii="Arial" w:hAnsi="Arial" w:cs="Arial"/>
-          <w:sz w:val="28"/>
-          <w:szCs w:val="28"/>
-        </w:rPr>
-        <w:t xml:space="preserve"> Google Outfit </w:t>
-      </w:r>
-      <w:proofErr w:type="spellStart"/>
-      <w:r>
-        <w:rPr>
-          <w:rFonts w:ascii="Arial" w:hAnsi="Arial" w:cs="Arial"/>
-          <w:sz w:val="28"/>
-          <w:szCs w:val="28"/>
-        </w:rPr>
-        <w:t>pentru</w:t>
-      </w:r>
-      <w:proofErr w:type="spellEnd"/>
-      <w:r>
-        <w:rPr>
-          <w:rFonts w:ascii="Arial" w:hAnsi="Arial" w:cs="Arial"/>
-          <w:sz w:val="28"/>
-          <w:szCs w:val="28"/>
-        </w:rPr>
-        <w:t xml:space="preserve"> un aspect </w:t>
-      </w:r>
-      <w:proofErr w:type="spellStart"/>
-      <w:r>
-        <w:rPr>
-          <w:rFonts w:ascii="Arial" w:hAnsi="Arial" w:cs="Arial"/>
-          <w:sz w:val="28"/>
-          <w:szCs w:val="28"/>
-        </w:rPr>
-        <w:t>curat</w:t>
-      </w:r>
-      <w:proofErr w:type="spellEnd"/>
-      <w:r>
-        <w:rPr>
-          <w:rFonts w:ascii="Arial" w:hAnsi="Arial" w:cs="Arial"/>
-          <w:sz w:val="28"/>
-          <w:szCs w:val="28"/>
-        </w:rPr>
-        <w:t xml:space="preserve">, geometric </w:t>
-      </w:r>
-      <w:proofErr w:type="spellStart"/>
-      <w:r>
-        <w:rPr>
-          <w:rFonts w:ascii="Arial" w:hAnsi="Arial" w:cs="Arial"/>
-          <w:sz w:val="28"/>
-          <w:szCs w:val="28"/>
-        </w:rPr>
-        <w:t>și</w:t>
-      </w:r>
-      <w:proofErr w:type="spellEnd"/>
-      <w:r>
-        <w:rPr>
-          <w:rFonts w:ascii="Arial" w:hAnsi="Arial" w:cs="Arial"/>
-          <w:sz w:val="28"/>
-          <w:szCs w:val="28"/>
-        </w:rPr>
-        <w:t xml:space="preserve"> </w:t>
-      </w:r>
-      <w:proofErr w:type="spellStart"/>
-      <w:r>
-        <w:rPr>
-          <w:rFonts w:ascii="Arial" w:hAnsi="Arial" w:cs="Arial"/>
-          <w:sz w:val="28"/>
-          <w:szCs w:val="28"/>
-        </w:rPr>
-        <w:t>lizibil</w:t>
-      </w:r>
-      <w:proofErr w:type="spellEnd"/>
+        <w:t>Tipografie:</w:t>
+      </w:r>
+      <w:r>
+        <w:rPr>
+          <w:rFonts w:ascii="Arial" w:hAnsi="Arial" w:cs="Arial"/>
+          <w:sz w:val="28"/>
+          <w:szCs w:val="28"/>
+        </w:rPr>
+        <w:t xml:space="preserve"> Fontul Google Outfit pentru un aspect curat, geometric și lizibil</w:t>
+      </w:r>
       <w:r>
         <w:rPr>
           <w:rFonts w:ascii="Arial" w:hAnsi="Arial" w:cs="Arial"/>
@@ -7266,7 +1560,6 @@
           <w:szCs w:val="28"/>
         </w:rPr>
       </w:pPr>
-      <w:proofErr w:type="spellStart"/>
       <w:r>
         <w:rPr>
           <w:rFonts w:ascii="Arial" w:hAnsi="Arial" w:cs="Arial"/>
@@ -7275,260 +1568,31 @@
           <w:sz w:val="28"/>
           <w:szCs w:val="28"/>
         </w:rPr>
-        <w:t>Responsivitate</w:t>
-      </w:r>
-      <w:proofErr w:type="spellEnd"/>
-      <w:r>
-        <w:rPr>
-          <w:rFonts w:ascii="Arial" w:hAnsi="Arial" w:cs="Arial"/>
-          <w:b/>
-          <w:bCs/>
-          <w:sz w:val="28"/>
-          <w:szCs w:val="28"/>
-        </w:rPr>
-        <w:t>:</w:t>
-      </w:r>
-      <w:r>
-        <w:rPr>
-          <w:rFonts w:ascii="Arial" w:hAnsi="Arial" w:cs="Arial"/>
-          <w:sz w:val="28"/>
-          <w:szCs w:val="28"/>
-        </w:rPr>
-        <w:t xml:space="preserve"> </w:t>
-      </w:r>
-      <w:proofErr w:type="spellStart"/>
-      <w:r>
-        <w:rPr>
-          <w:rFonts w:ascii="Arial" w:hAnsi="Arial" w:cs="Arial"/>
-          <w:sz w:val="28"/>
-          <w:szCs w:val="28"/>
-        </w:rPr>
-        <w:t>Structura</w:t>
-      </w:r>
-      <w:proofErr w:type="spellEnd"/>
-      <w:r>
-        <w:rPr>
-          <w:rFonts w:ascii="Arial" w:hAnsi="Arial" w:cs="Arial"/>
-          <w:sz w:val="28"/>
-          <w:szCs w:val="28"/>
-        </w:rPr>
-        <w:t xml:space="preserve"> CSS Grid se </w:t>
-      </w:r>
-      <w:proofErr w:type="spellStart"/>
-      <w:r>
-        <w:rPr>
-          <w:rFonts w:ascii="Arial" w:hAnsi="Arial" w:cs="Arial"/>
-          <w:sz w:val="28"/>
-          <w:szCs w:val="28"/>
-        </w:rPr>
-        <w:t>adaptează</w:t>
-      </w:r>
-      <w:proofErr w:type="spellEnd"/>
-      <w:r>
-        <w:rPr>
-          <w:rFonts w:ascii="Arial" w:hAnsi="Arial" w:cs="Arial"/>
-          <w:sz w:val="28"/>
-          <w:szCs w:val="28"/>
-        </w:rPr>
-        <w:t xml:space="preserve"> automat. </w:t>
-      </w:r>
-      <w:proofErr w:type="spellStart"/>
-      <w:r>
-        <w:rPr>
-          <w:rFonts w:ascii="Arial" w:hAnsi="Arial" w:cs="Arial"/>
-          <w:sz w:val="28"/>
-          <w:szCs w:val="28"/>
-        </w:rPr>
-        <w:t>Pagina</w:t>
-      </w:r>
-      <w:proofErr w:type="spellEnd"/>
-      <w:r>
-        <w:rPr>
-          <w:rFonts w:ascii="Arial" w:hAnsi="Arial" w:cs="Arial"/>
-          <w:sz w:val="28"/>
-          <w:szCs w:val="28"/>
-        </w:rPr>
-        <w:t xml:space="preserve"> </w:t>
-      </w:r>
-      <w:proofErr w:type="spellStart"/>
-      <w:r>
-        <w:rPr>
-          <w:rFonts w:ascii="Arial" w:hAnsi="Arial" w:cs="Arial"/>
-          <w:sz w:val="28"/>
-          <w:szCs w:val="28"/>
-        </w:rPr>
-        <w:t>trebuie</w:t>
-      </w:r>
-      <w:proofErr w:type="spellEnd"/>
-      <w:r>
-        <w:rPr>
-          <w:rFonts w:ascii="Arial" w:hAnsi="Arial" w:cs="Arial"/>
-          <w:sz w:val="28"/>
-          <w:szCs w:val="28"/>
-        </w:rPr>
-        <w:t xml:space="preserve"> </w:t>
-      </w:r>
-      <w:proofErr w:type="spellStart"/>
-      <w:r>
-        <w:rPr>
-          <w:rFonts w:ascii="Arial" w:hAnsi="Arial" w:cs="Arial"/>
-          <w:sz w:val="28"/>
-          <w:szCs w:val="28"/>
-        </w:rPr>
-        <w:t>să</w:t>
-      </w:r>
-      <w:proofErr w:type="spellEnd"/>
-      <w:r>
-        <w:rPr>
-          <w:rFonts w:ascii="Arial" w:hAnsi="Arial" w:cs="Arial"/>
-          <w:sz w:val="28"/>
-          <w:szCs w:val="28"/>
-        </w:rPr>
-        <w:t xml:space="preserve"> </w:t>
-      </w:r>
-      <w:proofErr w:type="spellStart"/>
-      <w:r>
-        <w:rPr>
-          <w:rFonts w:ascii="Arial" w:hAnsi="Arial" w:cs="Arial"/>
-          <w:sz w:val="28"/>
-          <w:szCs w:val="28"/>
-        </w:rPr>
-        <w:t>funcționeze</w:t>
-      </w:r>
-      <w:proofErr w:type="spellEnd"/>
-      <w:r>
-        <w:rPr>
-          <w:rFonts w:ascii="Arial" w:hAnsi="Arial" w:cs="Arial"/>
-          <w:sz w:val="28"/>
-          <w:szCs w:val="28"/>
-        </w:rPr>
-        <w:t xml:space="preserve"> perfect de la </w:t>
-      </w:r>
-      <w:proofErr w:type="spellStart"/>
-      <w:r>
-        <w:rPr>
-          <w:rFonts w:ascii="Arial" w:hAnsi="Arial" w:cs="Arial"/>
-          <w:sz w:val="28"/>
-          <w:szCs w:val="28"/>
-        </w:rPr>
-        <w:t>ecrane</w:t>
-      </w:r>
-      <w:proofErr w:type="spellEnd"/>
-      <w:r>
-        <w:rPr>
-          <w:rFonts w:ascii="Arial" w:hAnsi="Arial" w:cs="Arial"/>
-          <w:sz w:val="28"/>
-          <w:szCs w:val="28"/>
-        </w:rPr>
-        <w:t xml:space="preserve"> desktop ultrawide </w:t>
-      </w:r>
-      <w:proofErr w:type="spellStart"/>
-      <w:r>
-        <w:rPr>
-          <w:rFonts w:ascii="Arial" w:hAnsi="Arial" w:cs="Arial"/>
-          <w:sz w:val="28"/>
-          <w:szCs w:val="28"/>
-        </w:rPr>
-        <w:t>până</w:t>
-      </w:r>
-      <w:proofErr w:type="spellEnd"/>
-      <w:r>
-        <w:rPr>
-          <w:rFonts w:ascii="Arial" w:hAnsi="Arial" w:cs="Arial"/>
-          <w:sz w:val="28"/>
-          <w:szCs w:val="28"/>
-        </w:rPr>
-        <w:t xml:space="preserve"> la </w:t>
-      </w:r>
-      <w:proofErr w:type="spellStart"/>
-      <w:r>
-        <w:rPr>
-          <w:rFonts w:ascii="Arial" w:hAnsi="Arial" w:cs="Arial"/>
-          <w:sz w:val="28"/>
-          <w:szCs w:val="28"/>
-        </w:rPr>
-        <w:t>ecrane</w:t>
-      </w:r>
-      <w:proofErr w:type="spellEnd"/>
-      <w:r>
-        <w:rPr>
-          <w:rFonts w:ascii="Arial" w:hAnsi="Arial" w:cs="Arial"/>
-          <w:sz w:val="28"/>
-          <w:szCs w:val="28"/>
-        </w:rPr>
-        <w:t xml:space="preserve"> </w:t>
-      </w:r>
-      <w:proofErr w:type="spellStart"/>
-      <w:r>
-        <w:rPr>
-          <w:rFonts w:ascii="Arial" w:hAnsi="Arial" w:cs="Arial"/>
-          <w:sz w:val="28"/>
-          <w:szCs w:val="28"/>
-        </w:rPr>
-        <w:t>mici</w:t>
-      </w:r>
-      <w:proofErr w:type="spellEnd"/>
-      <w:r>
-        <w:rPr>
-          <w:rFonts w:ascii="Arial" w:hAnsi="Arial" w:cs="Arial"/>
-          <w:sz w:val="28"/>
-          <w:szCs w:val="28"/>
-        </w:rPr>
-        <w:t xml:space="preserve"> (cu trec</w:t>
-      </w:r>
-      <w:proofErr w:type="spellStart"/>
-      <w:r>
-        <w:rPr>
-          <w:rFonts w:ascii="Arial" w:hAnsi="Arial" w:cs="Arial"/>
-          <w:sz w:val="28"/>
-          <w:szCs w:val="28"/>
-        </w:rPr>
-        <w:t>ere</w:t>
-      </w:r>
-      <w:proofErr w:type="spellEnd"/>
-      <w:r>
-        <w:rPr>
-          <w:rFonts w:ascii="Arial" w:hAnsi="Arial" w:cs="Arial"/>
-          <w:sz w:val="28"/>
-          <w:szCs w:val="28"/>
-        </w:rPr>
-        <w:t xml:space="preserve"> la format pe o </w:t>
-      </w:r>
-      <w:proofErr w:type="spellStart"/>
-      <w:r>
-        <w:rPr>
-          <w:rFonts w:ascii="Arial" w:hAnsi="Arial" w:cs="Arial"/>
-          <w:sz w:val="28"/>
-          <w:szCs w:val="28"/>
-        </w:rPr>
-        <w:t>singură</w:t>
-      </w:r>
-      <w:proofErr w:type="spellEnd"/>
-      <w:r>
-        <w:rPr>
-          <w:rFonts w:ascii="Arial" w:hAnsi="Arial" w:cs="Arial"/>
-          <w:sz w:val="28"/>
-          <w:szCs w:val="28"/>
-        </w:rPr>
-        <w:t xml:space="preserve"> </w:t>
-      </w:r>
-      <w:proofErr w:type="spellStart"/>
-      <w:r>
-        <w:rPr>
-          <w:rFonts w:ascii="Arial" w:hAnsi="Arial" w:cs="Arial"/>
-          <w:sz w:val="28"/>
-          <w:szCs w:val="28"/>
-        </w:rPr>
-        <w:t>coloană</w:t>
-      </w:r>
-      <w:proofErr w:type="spellEnd"/>
-      <w:r>
-        <w:rPr>
-          <w:rFonts w:ascii="Arial" w:hAnsi="Arial" w:cs="Arial"/>
-          <w:sz w:val="28"/>
-          <w:szCs w:val="28"/>
-        </w:rPr>
-        <w:t>)</w:t>
+        <w:t>Responsivitate:</w:t>
+      </w:r>
+      <w:r>
+        <w:rPr>
+          <w:rFonts w:ascii="Arial" w:hAnsi="Arial" w:cs="Arial"/>
+          <w:sz w:val="28"/>
+          <w:szCs w:val="28"/>
+        </w:rPr>
+        <w:t xml:space="preserve"> Structura CSS Grid se adaptează automat. Pagina trebuie să funcționeze perfect de la ecrane desktop ultrawide până la </w:t>
+      </w:r>
+      <w:r>
+        <w:rPr>
+          <w:rFonts w:ascii="Arial" w:hAnsi="Arial" w:cs="Arial"/>
+          <w:sz w:val="28"/>
+          <w:szCs w:val="28"/>
+        </w:rPr>
+        <w:t>ecrane mici</w:t>
+      </w:r>
+      <w:r>
+        <w:rPr>
+          <w:rFonts w:ascii="Arial" w:hAnsi="Arial" w:cs="Arial"/>
+          <w:sz w:val="28"/>
+          <w:szCs w:val="28"/>
+        </w:rPr>
+        <w:t xml:space="preserve"> (cu trecere la format pe o singură coloană)</w:t>
       </w:r>
       <w:r>
         <w:rPr>
@@ -13849,6 +7913,7 @@
   <w:style w:type="character" w:default="1" w:styleId="DefaultParagraphFont">
     <w:name w:val="Default Paragraph Font"/>
     <w:uiPriority w:val="1"/>
+    <w:semiHidden/>
     <w:unhideWhenUsed/>
   </w:style>
   <w:style w:type="table" w:default="1" w:styleId="TableNormal">
